--- a/Report_Temp.docx
+++ b/Report_Temp.docx
@@ -58,7 +58,7 @@
     <w:p/>
     <w:p>
       <w:pPr>
-        <w:spacing w:after="160" w:line="259" w:lineRule="auto"/>
+        <w:spacing w:after="0" w:line="259" w:lineRule="auto"/>
         <w:ind w:firstLine="720"/>
         <w:jc w:val="both"/>
         <w:rPr>
@@ -495,27 +495,7 @@
           <w:sz w:val="28"/>
           <w:szCs w:val="28"/>
         </w:rPr>
-        <w:t>«</w:t>
-      </w:r>
-      <w:proofErr w:type="spellStart"/>
-      <w:r>
-        <w:rPr>
-          <w:rFonts w:cstheme="minorHAnsi"/>
-          <w:noProof/>
-          <w:sz w:val="28"/>
-          <w:szCs w:val="28"/>
-        </w:rPr>
-        <w:t>Guardian_name</w:t>
-      </w:r>
-      <w:proofErr w:type="spellEnd"/>
-      <w:r>
-        <w:rPr>
-          <w:rFonts w:cstheme="minorHAnsi"/>
-          <w:noProof/>
-          <w:sz w:val="28"/>
-          <w:szCs w:val="28"/>
-        </w:rPr>
-        <w:t>»</w:t>
+        <w:t>«Guardian_name»</w:t>
       </w:r>
       <w:r>
         <w:rPr>
@@ -961,7 +941,7 @@
       <w:r>
         <w:fldChar w:fldCharType="separate"/>
       </w:r>
-      <w:hyperlink w:anchor="_Toc188993256" w:history="1">
+      <w:hyperlink w:anchor="_Toc232711695" w:history="1">
         <w:r>
           <w:rPr>
             <w:rStyle w:val="Hyperlink"/>
@@ -1011,7 +991,7 @@
           <w14:ligatures w14:val="standardContextual"/>
         </w:rPr>
       </w:pPr>
-      <w:hyperlink w:anchor="_Toc188993257" w:history="1">
+      <w:hyperlink w:anchor="_Toc232711696" w:history="1">
         <w:r>
           <w:rPr>
             <w:rStyle w:val="Hyperlink"/>
@@ -1061,7 +1041,7 @@
           <w14:ligatures w14:val="standardContextual"/>
         </w:rPr>
       </w:pPr>
-      <w:hyperlink w:anchor="_Toc188993258" w:history="1">
+      <w:hyperlink w:anchor="_Toc232711697" w:history="1">
         <w:r>
           <w:rPr>
             <w:rStyle w:val="Hyperlink"/>
@@ -1111,7 +1091,7 @@
           <w14:ligatures w14:val="standardContextual"/>
         </w:rPr>
       </w:pPr>
-      <w:hyperlink w:anchor="_Toc188993259" w:history="1">
+      <w:hyperlink w:anchor="_Toc232711698" w:history="1">
         <w:r>
           <w:rPr>
             <w:rStyle w:val="Hyperlink"/>
@@ -1161,7 +1141,7 @@
           <w14:ligatures w14:val="standardContextual"/>
         </w:rPr>
       </w:pPr>
-      <w:hyperlink w:anchor="_Toc188993260" w:history="1">
+      <w:hyperlink w:anchor="_Toc232711699" w:history="1">
         <w:r>
           <w:rPr>
             <w:rStyle w:val="Hyperlink"/>
@@ -1211,7 +1191,7 @@
           <w14:ligatures w14:val="standardContextual"/>
         </w:rPr>
       </w:pPr>
-      <w:hyperlink w:anchor="_Toc188993261" w:history="1">
+      <w:hyperlink w:anchor="_Toc232711700" w:history="1">
         <w:r>
           <w:rPr>
             <w:rStyle w:val="Hyperlink"/>
@@ -1238,7 +1218,7 @@
             <w:rStyle w:val="Hyperlink"/>
             <w:noProof/>
           </w:rPr>
-          <w:t>Pre-accident functioning as reported by «Forename» and «Pronoun3» «Guardian_attend1_rel»/«Guardian_attend2_rel» :</w:t>
+          <w:t>Pre-accident functioning as reported by «Forename»’s «Guardian_attend1_rel»:</w:t>
         </w:r>
       </w:hyperlink>
     </w:p>
@@ -1261,7 +1241,7 @@
           <w14:ligatures w14:val="standardContextual"/>
         </w:rPr>
       </w:pPr>
-      <w:hyperlink w:anchor="_Toc188993262" w:history="1">
+      <w:hyperlink w:anchor="_Toc232711701" w:history="1">
         <w:r>
           <w:rPr>
             <w:rStyle w:val="Hyperlink"/>
@@ -1288,7 +1268,7 @@
             <w:rStyle w:val="Hyperlink"/>
             <w:noProof/>
           </w:rPr>
-          <w:t>Immediate-short term period following the accident as reported by «Forename» and  «Pronoun3» «Guardian_attend1_rel»/«Guardian_attend2_rel»:</w:t>
+          <w:t>Immediate-short term period following the accident as reported by «Forename» and  «Pronoun3» «Guardian_attend1_rel»:</w:t>
         </w:r>
       </w:hyperlink>
     </w:p>
@@ -1311,7 +1291,7 @@
           <w14:ligatures w14:val="standardContextual"/>
         </w:rPr>
       </w:pPr>
-      <w:hyperlink w:anchor="_Toc188993263" w:history="1">
+      <w:hyperlink w:anchor="_Toc232711702" w:history="1">
         <w:r>
           <w:rPr>
             <w:rStyle w:val="Hyperlink"/>
@@ -1338,7 +1318,7 @@
             <w:rStyle w:val="Hyperlink"/>
             <w:noProof/>
           </w:rPr>
-          <w:t>Progress over the following XXX months as reported by «Forename»  and «Pronoun3» «Guardian_attend1_rel»/«Guardian_attend2_rel»:</w:t>
+          <w:t>Progress since the accident as reported by «Forename»  and «Pronoun3» «Guardian_attend1_rel»</w:t>
         </w:r>
       </w:hyperlink>
     </w:p>
@@ -1361,7 +1341,7 @@
           <w14:ligatures w14:val="standardContextual"/>
         </w:rPr>
       </w:pPr>
-      <w:hyperlink w:anchor="_Toc188993264" w:history="1">
+      <w:hyperlink w:anchor="_Toc232711703" w:history="1">
         <w:r>
           <w:rPr>
             <w:rStyle w:val="Hyperlink"/>
@@ -1411,7 +1391,7 @@
           <w14:ligatures w14:val="standardContextual"/>
         </w:rPr>
       </w:pPr>
-      <w:hyperlink w:anchor="_Toc188993265" w:history="1">
+      <w:hyperlink w:anchor="_Toc232711704" w:history="1">
         <w:r>
           <w:rPr>
             <w:rStyle w:val="Hyperlink"/>
@@ -1463,7 +1443,7 @@
           <w14:ligatures w14:val="standardContextual"/>
         </w:rPr>
       </w:pPr>
-      <w:hyperlink w:anchor="_Toc188993266" w:history="1">
+      <w:hyperlink w:anchor="_Toc232711705" w:history="1">
         <w:r>
           <w:rPr>
             <w:rStyle w:val="Hyperlink"/>
@@ -1514,7 +1494,7 @@
           <w14:ligatures w14:val="standardContextual"/>
         </w:rPr>
       </w:pPr>
-      <w:hyperlink w:anchor="_Toc188993267" w:history="1">
+      <w:hyperlink w:anchor="_Toc232711706" w:history="1">
         <w:r>
           <w:rPr>
             <w:rStyle w:val="Hyperlink"/>
@@ -1564,7 +1544,7 @@
           <w14:ligatures w14:val="standardContextual"/>
         </w:rPr>
       </w:pPr>
-      <w:hyperlink w:anchor="_Toc188993268" w:history="1">
+      <w:hyperlink w:anchor="_Toc232711707" w:history="1">
         <w:r>
           <w:rPr>
             <w:rStyle w:val="Hyperlink"/>
@@ -1614,7 +1594,7 @@
           <w14:ligatures w14:val="standardContextual"/>
         </w:rPr>
       </w:pPr>
-      <w:hyperlink w:anchor="_Toc188993269" w:history="1">
+      <w:hyperlink w:anchor="_Toc232711708" w:history="1">
         <w:r>
           <w:rPr>
             <w:rStyle w:val="Hyperlink"/>
@@ -1664,7 +1644,7 @@
           <w14:ligatures w14:val="standardContextual"/>
         </w:rPr>
       </w:pPr>
-      <w:hyperlink w:anchor="_Toc188993270" w:history="1">
+      <w:hyperlink w:anchor="_Toc232711709" w:history="1">
         <w:r>
           <w:rPr>
             <w:rStyle w:val="Hyperlink"/>
@@ -1716,7 +1696,7 @@
           <w14:ligatures w14:val="standardContextual"/>
         </w:rPr>
       </w:pPr>
-      <w:hyperlink w:anchor="_Toc188993271" w:history="1">
+      <w:hyperlink w:anchor="_Toc232711710" w:history="1">
         <w:r>
           <w:rPr>
             <w:rStyle w:val="Hyperlink"/>
@@ -1766,7 +1746,7 @@
           <w14:ligatures w14:val="standardContextual"/>
         </w:rPr>
       </w:pPr>
-      <w:hyperlink w:anchor="_Toc188993272" w:history="1">
+      <w:hyperlink w:anchor="_Toc232711711" w:history="1">
         <w:r>
           <w:rPr>
             <w:rStyle w:val="Hyperlink"/>
@@ -1816,7 +1796,7 @@
           <w14:ligatures w14:val="standardContextual"/>
         </w:rPr>
       </w:pPr>
-      <w:hyperlink w:anchor="_Toc188993273" w:history="1">
+      <w:hyperlink w:anchor="_Toc232711712" w:history="1">
         <w:r>
           <w:rPr>
             <w:rStyle w:val="Hyperlink"/>
@@ -1866,7 +1846,7 @@
           <w14:ligatures w14:val="standardContextual"/>
         </w:rPr>
       </w:pPr>
-      <w:hyperlink w:anchor="_Toc188993274" w:history="1">
+      <w:hyperlink w:anchor="_Toc232711713" w:history="1">
         <w:r>
           <w:rPr>
             <w:rStyle w:val="Hyperlink"/>
@@ -1916,7 +1896,7 @@
           <w14:ligatures w14:val="standardContextual"/>
         </w:rPr>
       </w:pPr>
-      <w:hyperlink w:anchor="_Toc188993275" w:history="1">
+      <w:hyperlink w:anchor="_Toc232711714" w:history="1">
         <w:r>
           <w:rPr>
             <w:rStyle w:val="Hyperlink"/>
@@ -1987,7 +1967,7 @@
       <w:pPr>
         <w:pStyle w:val="Heading1"/>
       </w:pPr>
-      <w:bookmarkStart w:id="0" w:name="_Toc188993256"/>
+      <w:bookmarkStart w:id="0" w:name="_Toc232711695"/>
       <w:r>
         <w:t>Basic details</w:t>
       </w:r>
@@ -3697,7 +3677,7 @@
       <w:pPr>
         <w:pStyle w:val="Heading1"/>
       </w:pPr>
-      <w:bookmarkStart w:id="1" w:name="_Toc188993257"/>
+      <w:bookmarkStart w:id="1" w:name="_Toc232711696"/>
       <w:r>
         <w:lastRenderedPageBreak/>
         <w:t>Assessment and reports reviewed</w:t>
@@ -4049,139 +4029,71 @@
       </w:r>
       <w:r>
         <w:rPr>
-          <w:highlight w:val="yellow"/>
-        </w:rPr>
-        <w:t>in-person/virtually.</w:t>
-      </w:r>
-      <w:r>
-        <w:t xml:space="preserve"> </w:t>
+          <w:noProof/>
+        </w:rPr>
+        <w:t>«</w:t>
+      </w:r>
+      <w:r>
+        <w:t>in-person/virtually</w:t>
+      </w:r>
+      <w:r>
+        <w:rPr>
+          <w:noProof/>
+        </w:rPr>
+        <w:t>»</w:t>
+      </w:r>
+      <w:r>
+        <w:t xml:space="preserve">. </w:t>
       </w:r>
     </w:p>
     <w:p>
       <w:pPr>
         <w:pStyle w:val="Heading4"/>
-        <w:rPr>
-          <w:highlight w:val="yellow"/>
-        </w:rPr>
-      </w:pPr>
-      <w:r>
-        <w:rPr>
-          <w:highlight w:val="yellow"/>
-        </w:rPr>
-        <w:t>The assessment was conducted via a secure virtual telehealth platform. Both parties had a stable internet connection throughout the session, and communication was clear and effective. There were no technical difficulties that interfered with the assessment process</w:t>
-      </w:r>
-      <w:r>
-        <w:rPr>
-          <w:highlight w:val="yellow"/>
-        </w:rPr>
-        <w:t xml:space="preserve">. </w:t>
+      </w:pPr>
+      <w:r>
+        <w:t xml:space="preserve">The assessment was conducted via a secure virtual telehealth platform. Both parties had a stable internet connection throughout the session, and communication was clear and effective. There were no technical difficulties that interfered with the assessment process. </w:t>
       </w:r>
     </w:p>
     <w:p>
       <w:pPr>
         <w:pStyle w:val="Heading4"/>
-        <w:rPr>
-          <w:highlight w:val="yellow"/>
-        </w:rPr>
-      </w:pPr>
-      <w:r>
-        <w:rPr>
-          <w:highlight w:val="yellow"/>
-        </w:rPr>
+      </w:pPr>
+      <w:r>
         <w:t xml:space="preserve">A translator </w:t>
       </w:r>
       <w:r>
         <w:rPr>
           <w:b/>
           <w:bCs/>
-          <w:highlight w:val="yellow"/>
         </w:rPr>
         <w:t>was or was not</w:t>
       </w:r>
       <w:r>
-        <w:rPr>
-          <w:highlight w:val="yellow"/>
-        </w:rPr>
         <w:t xml:space="preserve"> used during the assessment. The translator’s name was </w:t>
       </w:r>
-      <w:r>
-        <w:rPr>
-          <w:highlight w:val="yellow"/>
-        </w:rPr>
-        <w:fldChar w:fldCharType="begin"/>
-      </w:r>
-      <w:r>
-        <w:rPr>
-          <w:highlight w:val="yellow"/>
-        </w:rPr>
-        <w:instrText xml:space="preserve"> MERGEFIELD Translator_name </w:instrText>
-      </w:r>
-      <w:r>
-        <w:rPr>
-          <w:highlight w:val="yellow"/>
-        </w:rPr>
-        <w:fldChar w:fldCharType="separate"/>
-      </w:r>
-      <w:r>
-        <w:rPr>
-          <w:noProof/>
-          <w:highlight w:val="yellow"/>
-        </w:rPr>
-        <w:t>«Translator_name»</w:t>
-      </w:r>
-      <w:r>
-        <w:rPr>
-          <w:highlight w:val="yellow"/>
-        </w:rPr>
-        <w:fldChar w:fldCharType="end"/>
-      </w:r>
-      <w:r>
-        <w:rPr>
-          <w:highlight w:val="yellow"/>
-        </w:rPr>
+      <w:fldSimple w:instr=" MERGEFIELD Translator_name ">
+        <w:r>
+          <w:rPr>
+            <w:noProof/>
+          </w:rPr>
+          <w:t>«Translator_name»</w:t>
+        </w:r>
+      </w:fldSimple>
+      <w:r>
         <w:t xml:space="preserve"> (language:</w:t>
       </w:r>
       <w:r>
-        <w:rPr>
-          <w:highlight w:val="yellow"/>
-        </w:rPr>
         <w:t xml:space="preserve"> </w:t>
       </w:r>
-      <w:r>
-        <w:rPr>
-          <w:highlight w:val="yellow"/>
-        </w:rPr>
-        <w:fldChar w:fldCharType="begin"/>
-      </w:r>
-      <w:r>
-        <w:rPr>
-          <w:highlight w:val="yellow"/>
-        </w:rPr>
-        <w:instrText xml:space="preserve"> MERGEFIELD Language </w:instrText>
-      </w:r>
-      <w:r>
-        <w:rPr>
-          <w:highlight w:val="yellow"/>
-        </w:rPr>
-        <w:fldChar w:fldCharType="separate"/>
-      </w:r>
-      <w:r>
-        <w:rPr>
-          <w:noProof/>
-          <w:highlight w:val="yellow"/>
-        </w:rPr>
-        <w:t>«Language»</w:t>
-      </w:r>
-      <w:r>
-        <w:rPr>
-          <w:highlight w:val="yellow"/>
-        </w:rPr>
-        <w:fldChar w:fldCharType="end"/>
-      </w:r>
-      <w:r>
-        <w:rPr>
-          <w:highlight w:val="yellow"/>
-        </w:rPr>
+      <w:fldSimple w:instr=" MERGEFIELD Language ">
+        <w:r>
+          <w:rPr>
+            <w:noProof/>
+          </w:rPr>
+          <w:t>«Language»</w:t>
+        </w:r>
+      </w:fldSimple>
+      <w:r>
         <w:t xml:space="preserve">). </w:t>
       </w:r>
     </w:p>
@@ -4204,7 +4116,7 @@
       <w:pPr>
         <w:pStyle w:val="Heading1"/>
       </w:pPr>
-      <w:bookmarkStart w:id="2" w:name="_Toc188993258"/>
+      <w:bookmarkStart w:id="2" w:name="_Toc232711697"/>
       <w:r>
         <w:lastRenderedPageBreak/>
         <w:t>Basic information about claimant:</w:t>
@@ -4227,7 +4139,1673 @@
         <w:t xml:space="preserve"> lives with</w:t>
       </w:r>
       <w:r>
-        <w:t xml:space="preserve"> XX  (</w:t>
+        <w:t xml:space="preserve"> </w:t>
+      </w:r>
+    </w:p>
+    <w:p>
+      <w:pPr>
+        <w:pStyle w:val="Heading4"/>
+      </w:pPr>
+      <w:fldSimple w:instr=" MERGEFIELD Forename ">
+        <w:r>
+          <w:rPr>
+            <w:noProof/>
+          </w:rPr>
+          <w:t>«Forename»</w:t>
+        </w:r>
+      </w:fldSimple>
+      <w:r>
+        <w:t xml:space="preserve"> attends a main/special stream primary/secondary school (</w:t>
+      </w:r>
+      <w:r>
+        <w:t>school year</w:t>
+      </w:r>
+      <w:r>
+        <w:t xml:space="preserve">). </w:t>
+      </w:r>
+    </w:p>
+    <w:p>
+      <w:pPr>
+        <w:pStyle w:val="Heading3"/>
+      </w:pPr>
+      <w:r>
+        <w:rPr>
+          <w:rStyle w:val="Heading4Char"/>
+        </w:rPr>
+        <w:t xml:space="preserve">As reported by </w:t>
+      </w:r>
+      <w:r>
+        <w:rPr>
+          <w:rStyle w:val="Heading4Char"/>
+        </w:rPr>
+        <w:fldChar w:fldCharType="begin"/>
+      </w:r>
+      <w:r>
+        <w:rPr>
+          <w:rStyle w:val="Heading4Char"/>
+        </w:rPr>
+        <w:instrText xml:space="preserve"> MERGEFIELD Forename </w:instrText>
+      </w:r>
+      <w:r>
+        <w:rPr>
+          <w:rStyle w:val="Heading4Char"/>
+        </w:rPr>
+        <w:fldChar w:fldCharType="separate"/>
+      </w:r>
+      <w:r>
+        <w:rPr>
+          <w:rStyle w:val="Heading4Char"/>
+          <w:noProof/>
+        </w:rPr>
+        <w:t>«</w:t>
+      </w:r>
+      <w:proofErr w:type="spellStart"/>
+      <w:r>
+        <w:rPr>
+          <w:rStyle w:val="Heading4Char"/>
+          <w:noProof/>
+        </w:rPr>
+        <w:t>Forename»</w:t>
+      </w:r>
+      <w:r>
+        <w:rPr>
+          <w:rStyle w:val="Heading4Char"/>
+        </w:rPr>
+        <w:fldChar w:fldCharType="end"/>
+      </w:r>
+      <w:r>
+        <w:rPr>
+          <w:rStyle w:val="Heading4Char"/>
+        </w:rPr>
+        <w:t>’s</w:t>
+      </w:r>
+      <w:proofErr w:type="spellEnd"/>
+      <w:r>
+        <w:rPr>
+          <w:rStyle w:val="Heading4Char"/>
+        </w:rPr>
+        <w:t xml:space="preserve"> </w:t>
+      </w:r>
+      <w:r>
+        <w:rPr>
+          <w:rStyle w:val="Heading4Char"/>
+        </w:rPr>
+        <w:fldChar w:fldCharType="begin"/>
+      </w:r>
+      <w:r>
+        <w:rPr>
+          <w:rStyle w:val="Heading4Char"/>
+        </w:rPr>
+        <w:instrText xml:space="preserve"> MERGEFIELD Guardian_attend1_rel </w:instrText>
+      </w:r>
+      <w:r>
+        <w:rPr>
+          <w:rStyle w:val="Heading4Char"/>
+        </w:rPr>
+        <w:fldChar w:fldCharType="separate"/>
+      </w:r>
+      <w:r>
+        <w:rPr>
+          <w:rStyle w:val="Heading4Char"/>
+          <w:noProof/>
+        </w:rPr>
+        <w:t>«Guardian_attend1_rel»</w:t>
+      </w:r>
+      <w:r>
+        <w:rPr>
+          <w:rStyle w:val="Heading4Char"/>
+        </w:rPr>
+        <w:fldChar w:fldCharType="end"/>
+      </w:r>
+      <w:r>
+        <w:rPr>
+          <w:rStyle w:val="Heading4Char"/>
+        </w:rPr>
+        <w:t xml:space="preserve">, </w:t>
+      </w:r>
+      <w:r>
+        <w:rPr>
+          <w:rStyle w:val="Heading4Char"/>
+        </w:rPr>
+        <w:fldChar w:fldCharType="begin"/>
+      </w:r>
+      <w:r>
+        <w:rPr>
+          <w:rStyle w:val="Heading4Char"/>
+        </w:rPr>
+        <w:instrText xml:space="preserve"> MERGEFIELD Forename </w:instrText>
+      </w:r>
+      <w:r>
+        <w:rPr>
+          <w:rStyle w:val="Heading4Char"/>
+        </w:rPr>
+        <w:fldChar w:fldCharType="separate"/>
+      </w:r>
+      <w:r>
+        <w:rPr>
+          <w:rStyle w:val="Heading4Char"/>
+          <w:noProof/>
+        </w:rPr>
+        <w:t>«Forename»</w:t>
+      </w:r>
+      <w:r>
+        <w:rPr>
+          <w:rStyle w:val="Heading4Char"/>
+        </w:rPr>
+        <w:fldChar w:fldCharType="end"/>
+      </w:r>
+      <w:r>
+        <w:rPr>
+          <w:rStyle w:val="Heading4Char"/>
+        </w:rPr>
+        <w:t xml:space="preserve"> has the following past history</w:t>
+      </w:r>
+      <w:r>
+        <w:t xml:space="preserve">: </w:t>
+      </w:r>
+      <w:r>
+        <w:t xml:space="preserve"> </w:t>
+      </w:r>
+    </w:p>
+    <w:p>
+      <w:pPr>
+        <w:pStyle w:val="Heading4"/>
+      </w:pPr>
+      <w:r>
+        <w:t xml:space="preserve">Prior medical conditions: </w:t>
+      </w:r>
+    </w:p>
+    <w:p>
+      <w:pPr>
+        <w:pStyle w:val="Heading4"/>
+      </w:pPr>
+      <w:r>
+        <w:t>Prior surgical procedures:</w:t>
+      </w:r>
+    </w:p>
+    <w:p>
+      <w:pPr>
+        <w:pStyle w:val="Heading4"/>
+      </w:pPr>
+      <w:r>
+        <w:t>Drug allergies or sensitivities:</w:t>
+      </w:r>
+    </w:p>
+    <w:p>
+      <w:pPr>
+        <w:pStyle w:val="Heading4"/>
+      </w:pPr>
+      <w:r>
+        <w:t xml:space="preserve">Regular medication: </w:t>
+      </w:r>
+    </w:p>
+    <w:p>
+      <w:pPr>
+        <w:pStyle w:val="Heading4"/>
+      </w:pPr>
+      <w:fldSimple w:instr=" MERGEFIELD Forename ">
+        <w:r>
+          <w:rPr>
+            <w:noProof/>
+          </w:rPr>
+          <w:t>«Forename»</w:t>
+        </w:r>
+      </w:fldSimple>
+      <w:r>
+        <w:t xml:space="preserve"> has </w:t>
+      </w:r>
+      <w:r>
+        <w:t xml:space="preserve">no </w:t>
+      </w:r>
+      <w:r>
+        <w:t xml:space="preserve">prior engagement with psychology or related therapy, speech and language therapy, occupational therapy, autism services, or a </w:t>
+      </w:r>
+      <w:r>
+        <w:t xml:space="preserve">children’s </w:t>
+      </w:r>
+      <w:r>
+        <w:t xml:space="preserve">disability network team. </w:t>
+      </w:r>
+    </w:p>
+    <w:p>
+      <w:pPr>
+        <w:pStyle w:val="Heading4"/>
+      </w:pPr>
+      <w:fldSimple w:instr=" MERGEFIELD Forename ">
+        <w:r>
+          <w:rPr>
+            <w:noProof/>
+          </w:rPr>
+          <w:t>«Forename»</w:t>
+        </w:r>
+      </w:fldSimple>
+      <w:r>
+        <w:t xml:space="preserve"> has </w:t>
+      </w:r>
+      <w:r>
+        <w:t xml:space="preserve">not been </w:t>
+      </w:r>
+      <w:r>
+        <w:t xml:space="preserve">referred </w:t>
+      </w:r>
+      <w:r>
+        <w:t>n</w:t>
+      </w:r>
+      <w:r>
+        <w:t xml:space="preserve">or attended a local child and adolescent mental health service. </w:t>
+      </w:r>
+    </w:p>
+    <w:p>
+      <w:pPr>
+        <w:pStyle w:val="Heading4"/>
+      </w:pPr>
+      <w:fldSimple w:instr=" MERGEFIELD Forename ">
+        <w:r>
+          <w:rPr>
+            <w:noProof/>
+          </w:rPr>
+          <w:t>«Forename»</w:t>
+        </w:r>
+      </w:fldSimple>
+      <w:r>
+        <w:rPr>
+          <w:noProof/>
+        </w:rPr>
+        <w:t xml:space="preserve"> reported they had a </w:t>
+      </w:r>
+      <w:r>
+        <w:t>variety of interests which include:</w:t>
+      </w:r>
+    </w:p>
+    <w:p/>
+    <w:p>
+      <w:pPr>
+        <w:spacing w:after="160" w:line="259" w:lineRule="auto"/>
+        <w:rPr>
+          <w:rFonts w:cs="Helv"/>
+          <w:b/>
+          <w:bCs/>
+          <w:sz w:val="28"/>
+          <w:szCs w:val="28"/>
+        </w:rPr>
+      </w:pPr>
+      <w:r>
+        <w:br w:type="page"/>
+      </w:r>
+    </w:p>
+    <w:p>
+      <w:pPr>
+        <w:pStyle w:val="Heading1"/>
+      </w:pPr>
+      <w:bookmarkStart w:id="3" w:name="_Toc232711698"/>
+      <w:r>
+        <w:lastRenderedPageBreak/>
+        <w:t>Brief accident details</w:t>
+      </w:r>
+      <w:bookmarkEnd w:id="3"/>
+    </w:p>
+    <w:p>
+      <w:pPr>
+        <w:ind w:right="281"/>
+        <w:jc w:val="both"/>
+        <w:rPr>
+          <w:rFonts w:cstheme="minorHAnsi"/>
+          <w:b/>
+          <w:bCs/>
+        </w:rPr>
+      </w:pPr>
+      <w:r>
+        <w:rPr>
+          <w:rFonts w:cstheme="minorHAnsi"/>
+          <w:b/>
+          <w:bCs/>
+        </w:rPr>
+        <w:t xml:space="preserve">Brief accident details, as reported by </w:t>
+      </w:r>
+      <w:r>
+        <w:rPr>
+          <w:rFonts w:cstheme="minorHAnsi"/>
+          <w:b/>
+          <w:bCs/>
+        </w:rPr>
+        <w:fldChar w:fldCharType="begin"/>
+      </w:r>
+      <w:r>
+        <w:rPr>
+          <w:rFonts w:cstheme="minorHAnsi"/>
+          <w:b/>
+          <w:bCs/>
+        </w:rPr>
+        <w:instrText xml:space="preserve"> MERGEFIELD Forename </w:instrText>
+      </w:r>
+      <w:r>
+        <w:rPr>
+          <w:rFonts w:cstheme="minorHAnsi"/>
+          <w:b/>
+          <w:bCs/>
+        </w:rPr>
+        <w:fldChar w:fldCharType="separate"/>
+      </w:r>
+      <w:r>
+        <w:rPr>
+          <w:rFonts w:cstheme="minorHAnsi"/>
+          <w:b/>
+          <w:bCs/>
+          <w:noProof/>
+        </w:rPr>
+        <w:t>«Forename»</w:t>
+      </w:r>
+      <w:r>
+        <w:rPr>
+          <w:rFonts w:cstheme="minorHAnsi"/>
+          <w:b/>
+          <w:bCs/>
+        </w:rPr>
+        <w:fldChar w:fldCharType="end"/>
+      </w:r>
+      <w:r>
+        <w:rPr>
+          <w:rFonts w:cstheme="minorHAnsi"/>
+          <w:b/>
+          <w:bCs/>
+        </w:rPr>
+        <w:t xml:space="preserve"> and </w:t>
+      </w:r>
+      <w:r>
+        <w:rPr>
+          <w:rFonts w:cstheme="minorHAnsi"/>
+          <w:b/>
+          <w:bCs/>
+        </w:rPr>
+        <w:fldChar w:fldCharType="begin"/>
+      </w:r>
+      <w:r>
+        <w:rPr>
+          <w:rFonts w:cstheme="minorHAnsi"/>
+          <w:b/>
+          <w:bCs/>
+        </w:rPr>
+        <w:instrText xml:space="preserve"> MERGEFIELD Pronoun3 </w:instrText>
+      </w:r>
+      <w:r>
+        <w:rPr>
+          <w:rFonts w:cstheme="minorHAnsi"/>
+          <w:b/>
+          <w:bCs/>
+        </w:rPr>
+        <w:fldChar w:fldCharType="separate"/>
+      </w:r>
+      <w:r>
+        <w:rPr>
+          <w:rFonts w:cstheme="minorHAnsi"/>
+          <w:b/>
+          <w:bCs/>
+          <w:noProof/>
+        </w:rPr>
+        <w:t>«Pronoun3»</w:t>
+      </w:r>
+      <w:r>
+        <w:rPr>
+          <w:rFonts w:cstheme="minorHAnsi"/>
+          <w:b/>
+          <w:bCs/>
+        </w:rPr>
+        <w:fldChar w:fldCharType="end"/>
+      </w:r>
+      <w:r>
+        <w:rPr>
+          <w:rFonts w:cstheme="minorHAnsi"/>
+          <w:b/>
+          <w:bCs/>
+        </w:rPr>
+        <w:t xml:space="preserve"> </w:t>
+      </w:r>
+      <w:r>
+        <w:rPr>
+          <w:rFonts w:cstheme="minorHAnsi"/>
+          <w:b/>
+          <w:bCs/>
+        </w:rPr>
+        <w:fldChar w:fldCharType="begin"/>
+      </w:r>
+      <w:r>
+        <w:rPr>
+          <w:rFonts w:cstheme="minorHAnsi"/>
+          <w:b/>
+          <w:bCs/>
+        </w:rPr>
+        <w:instrText xml:space="preserve"> MERGEFIELD Guardian_attend1_rel </w:instrText>
+      </w:r>
+      <w:r>
+        <w:rPr>
+          <w:rFonts w:cstheme="minorHAnsi"/>
+          <w:b/>
+          <w:bCs/>
+        </w:rPr>
+        <w:fldChar w:fldCharType="separate"/>
+      </w:r>
+      <w:r>
+        <w:rPr>
+          <w:rFonts w:cstheme="minorHAnsi"/>
+          <w:b/>
+          <w:bCs/>
+          <w:noProof/>
+        </w:rPr>
+        <w:t>«Guardian_attend1_rel»</w:t>
+      </w:r>
+      <w:r>
+        <w:rPr>
+          <w:rFonts w:cstheme="minorHAnsi"/>
+          <w:b/>
+          <w:bCs/>
+        </w:rPr>
+        <w:fldChar w:fldCharType="end"/>
+      </w:r>
+    </w:p>
+    <w:p>
+      <w:pPr>
+        <w:pStyle w:val="Heading4"/>
+      </w:pPr>
+      <w:r>
+        <w:t xml:space="preserve">On the  </w:t>
+      </w:r>
+      <w:r>
+        <w:fldChar w:fldCharType="begin"/>
+      </w:r>
+      <w:r>
+        <w:instrText xml:space="preserve"> MERGEFIELD Date_accident </w:instrText>
+      </w:r>
+      <w:r>
+        <w:instrText>\@ "DD/MM/YYYY"</w:instrText>
+      </w:r>
+      <w:r>
+        <w:fldChar w:fldCharType="separate"/>
+      </w:r>
+      <w:r>
+        <w:rPr>
+          <w:noProof/>
+        </w:rPr>
+        <w:t>«Date_accident»</w:t>
+      </w:r>
+      <w:r>
+        <w:rPr>
+          <w:noProof/>
+        </w:rPr>
+        <w:fldChar w:fldCharType="end"/>
+      </w:r>
+      <w:r>
+        <w:rPr>
+          <w:noProof/>
+        </w:rPr>
+        <w:t xml:space="preserve">, </w:t>
+      </w:r>
+      <w:r>
+        <w:t xml:space="preserve"> at approximately (</w:t>
+      </w:r>
+      <w:r>
+        <w:rPr>
+          <w:b/>
+          <w:bCs/>
+        </w:rPr>
+        <w:t>XX</w:t>
+      </w:r>
+      <w:r>
+        <w:t>:</w:t>
+      </w:r>
+      <w:r>
+        <w:rPr>
+          <w:b/>
+          <w:bCs/>
+        </w:rPr>
+        <w:t>XX</w:t>
+      </w:r>
+      <w:r>
+        <w:t xml:space="preserve">), </w:t>
+      </w:r>
+    </w:p>
+    <w:p/>
+    <w:p>
+      <w:pPr>
+        <w:rPr>
+          <w:b/>
+          <w:sz w:val="26"/>
+          <w:szCs w:val="26"/>
+        </w:rPr>
+      </w:pPr>
+    </w:p>
+    <w:p>
+      <w:pPr>
+        <w:spacing w:after="160" w:line="259" w:lineRule="auto"/>
+        <w:rPr>
+          <w:b/>
+          <w:sz w:val="26"/>
+          <w:szCs w:val="26"/>
+        </w:rPr>
+      </w:pPr>
+      <w:r>
+        <w:rPr>
+          <w:b/>
+          <w:sz w:val="26"/>
+          <w:szCs w:val="26"/>
+        </w:rPr>
+        <w:br w:type="page"/>
+      </w:r>
+    </w:p>
+    <w:p>
+      <w:pPr>
+        <w:pStyle w:val="Heading1"/>
+      </w:pPr>
+      <w:bookmarkStart w:id="4" w:name="_Toc232711699"/>
+      <w:r>
+        <w:lastRenderedPageBreak/>
+        <w:t xml:space="preserve">Details of </w:t>
+      </w:r>
+      <w:r>
+        <w:t>d</w:t>
+      </w:r>
+      <w:r>
+        <w:t>ominant</w:t>
+      </w:r>
+      <w:r>
+        <w:t>/most significant</w:t>
+      </w:r>
+      <w:r>
+        <w:t xml:space="preserve"> </w:t>
+      </w:r>
+      <w:r>
+        <w:t>i</w:t>
+      </w:r>
+      <w:r>
+        <w:t xml:space="preserve">njury </w:t>
+      </w:r>
+      <w:r>
+        <w:t>s</w:t>
+      </w:r>
+      <w:r>
+        <w:t>ustained</w:t>
+      </w:r>
+      <w:r>
+        <w:t xml:space="preserve"> (within </w:t>
+      </w:r>
+      <w:r>
+        <w:t xml:space="preserve">my </w:t>
+      </w:r>
+      <w:r>
+        <w:t>expertise)</w:t>
+      </w:r>
+      <w:bookmarkEnd w:id="4"/>
+    </w:p>
+    <w:p>
+      <w:pPr>
+        <w:pStyle w:val="Heading2"/>
+      </w:pPr>
+      <w:bookmarkStart w:id="5" w:name="_Toc232711700"/>
+      <w:r>
+        <w:t>Pre-</w:t>
+      </w:r>
+      <w:r>
+        <w:t>a</w:t>
+      </w:r>
+      <w:r>
+        <w:t>ccident</w:t>
+      </w:r>
+      <w:r>
+        <w:t xml:space="preserve"> </w:t>
+      </w:r>
+      <w:r>
+        <w:t>f</w:t>
+      </w:r>
+      <w:r>
+        <w:t>unctioning</w:t>
+      </w:r>
+      <w:r>
+        <w:t xml:space="preserve"> as reported by</w:t>
+      </w:r>
+      <w:r>
+        <w:t xml:space="preserve"> </w:t>
+      </w:r>
+      <w:fldSimple w:instr=" MERGEFIELD Forename ">
+        <w:r>
+          <w:rPr>
+            <w:noProof/>
+          </w:rPr>
+          <w:t>«Forename»</w:t>
+        </w:r>
+      </w:fldSimple>
+      <w:r>
+        <w:t xml:space="preserve">’s </w:t>
+      </w:r>
+      <w:fldSimple w:instr=" MERGEFIELD Guardian_attend1_rel ">
+        <w:r>
+          <w:rPr>
+            <w:noProof/>
+          </w:rPr>
+          <w:t>«Guardian_attend1_rel»</w:t>
+        </w:r>
+      </w:fldSimple>
+      <w:r>
+        <w:t>:</w:t>
+      </w:r>
+      <w:bookmarkEnd w:id="5"/>
+    </w:p>
+    <w:p>
+      <w:pPr>
+        <w:pStyle w:val="Heading4"/>
+        <w:rPr>
+          <w:lang w:eastAsia="en-GB"/>
+        </w:rPr>
+      </w:pPr>
+      <w:r>
+        <w:rPr>
+          <w:b/>
+          <w:bCs/>
+          <w:lang w:eastAsia="en-GB"/>
+        </w:rPr>
+        <w:t xml:space="preserve">Prior to the </w:t>
+      </w:r>
+      <w:r>
+        <w:rPr>
+          <w:b/>
+          <w:bCs/>
+          <w:lang w:eastAsia="en-GB"/>
+        </w:rPr>
+        <w:t xml:space="preserve">accident, </w:t>
+      </w:r>
+      <w:r>
+        <w:rPr>
+          <w:lang w:eastAsia="en-GB"/>
+        </w:rPr>
+        <w:fldChar w:fldCharType="begin"/>
+      </w:r>
+      <w:r>
+        <w:rPr>
+          <w:lang w:eastAsia="en-GB"/>
+        </w:rPr>
+        <w:instrText xml:space="preserve"> MERGEFIELD Forename </w:instrText>
+      </w:r>
+      <w:r>
+        <w:rPr>
+          <w:lang w:eastAsia="en-GB"/>
+        </w:rPr>
+        <w:fldChar w:fldCharType="separate"/>
+      </w:r>
+      <w:r>
+        <w:rPr>
+          <w:noProof/>
+          <w:lang w:eastAsia="en-GB"/>
+        </w:rPr>
+        <w:t>«Forename»</w:t>
+      </w:r>
+      <w:r>
+        <w:rPr>
+          <w:lang w:eastAsia="en-GB"/>
+        </w:rPr>
+        <w:fldChar w:fldCharType="end"/>
+      </w:r>
+      <w:r>
+        <w:rPr>
+          <w:lang w:eastAsia="en-GB"/>
+        </w:rPr>
+        <w:t xml:space="preserve"> </w:t>
+      </w:r>
+      <w:r>
+        <w:rPr>
+          <w:lang w:eastAsia="en-GB"/>
+        </w:rPr>
+        <w:t>did not</w:t>
+      </w:r>
+      <w:r>
+        <w:rPr>
+          <w:lang w:eastAsia="en-GB"/>
+        </w:rPr>
+        <w:t xml:space="preserve"> have a known pre-existing emotional or behavioural condition. </w:t>
+      </w:r>
+    </w:p>
+    <w:p>
+      <w:pPr>
+        <w:pStyle w:val="Heading3"/>
+        <w:rPr>
+          <w:b w:val="0"/>
+          <w:lang w:eastAsia="en-GB"/>
+        </w:rPr>
+      </w:pPr>
+      <w:r>
+        <w:rPr>
+          <w:lang w:eastAsia="en-GB"/>
+        </w:rPr>
+        <w:t xml:space="preserve">Pre-accident behavioural and emotional functioning: </w:t>
+      </w:r>
+    </w:p>
+    <w:p>
+      <w:pPr>
+        <w:pStyle w:val="Heading4"/>
+      </w:pPr>
+      <w:fldSimple w:instr=" MERGEFIELD Forename ">
+        <w:r>
+          <w:rPr>
+            <w:noProof/>
+          </w:rPr>
+          <w:t>«Forename»</w:t>
+        </w:r>
+      </w:fldSimple>
+      <w:r>
+        <w:t xml:space="preserve">’s </w:t>
+      </w:r>
+      <w:fldSimple w:instr=" MERGEFIELD Guardian_attend1_rel ">
+        <w:r>
+          <w:rPr>
+            <w:noProof/>
+          </w:rPr>
+          <w:t>«Guardian_attend1_rel»</w:t>
+        </w:r>
+      </w:fldSimple>
+      <w:r>
+        <w:t xml:space="preserve"> reported that </w:t>
+      </w:r>
+      <w:fldSimple w:instr=" MERGEFIELD Forename ">
+        <w:r>
+          <w:rPr>
+            <w:noProof/>
+          </w:rPr>
+          <w:t>«Forename»</w:t>
+        </w:r>
+      </w:fldSimple>
+      <w:r>
+        <w:t xml:space="preserve"> </w:t>
+      </w:r>
+      <w:r>
+        <w:t xml:space="preserve">was not experiencing any anxiety, depressive or behavioural concerns prior to the accident. </w:t>
+      </w:r>
+    </w:p>
+    <w:p>
+      <w:pPr>
+        <w:pStyle w:val="Heading4"/>
+      </w:pPr>
+      <w:fldSimple w:instr=" MERGEFIELD Forename ">
+        <w:r>
+          <w:rPr>
+            <w:noProof/>
+          </w:rPr>
+          <w:t>«Forename»</w:t>
+        </w:r>
+      </w:fldSimple>
+      <w:r>
+        <w:t xml:space="preserve">’s </w:t>
+      </w:r>
+      <w:fldSimple w:instr=" MERGEFIELD Guardian_attend1_rel ">
+        <w:r>
+          <w:rPr>
+            <w:noProof/>
+          </w:rPr>
+          <w:t>«Guardian_attend1_rel»</w:t>
+        </w:r>
+      </w:fldSimple>
+      <w:r>
+        <w:t xml:space="preserve"> reported that </w:t>
+      </w:r>
+      <w:fldSimple w:instr=" MERGEFIELD Forename ">
+        <w:r>
+          <w:rPr>
+            <w:noProof/>
+          </w:rPr>
+          <w:t>«Forename»</w:t>
+        </w:r>
+      </w:fldSimple>
+      <w:r>
+        <w:t xml:space="preserve"> </w:t>
+      </w:r>
+      <w:r>
+        <w:t xml:space="preserve">did not have difficulties in a car as a passenger prior to the accident.  </w:t>
+      </w:r>
+    </w:p>
+    <w:p>
+      <w:pPr>
+        <w:pStyle w:val="Heading3"/>
+      </w:pPr>
+      <w:r>
+        <w:t xml:space="preserve">Pre-accident social and adaptive functioning: </w:t>
+      </w:r>
+    </w:p>
+    <w:p>
+      <w:pPr>
+        <w:pStyle w:val="Heading4"/>
+      </w:pPr>
+      <w:r>
+        <w:fldChar w:fldCharType="begin"/>
+      </w:r>
+      <w:r>
+        <w:instrText xml:space="preserve"> MERGEFIELD Forename </w:instrText>
+      </w:r>
+      <w:r>
+        <w:fldChar w:fldCharType="separate"/>
+      </w:r>
+      <w:r>
+        <w:t>«</w:t>
+      </w:r>
+      <w:proofErr w:type="spellStart"/>
+      <w:r>
+        <w:t>Forename»</w:t>
+      </w:r>
+      <w:r>
+        <w:fldChar w:fldCharType="end"/>
+      </w:r>
+      <w:r>
+        <w:t>’s</w:t>
+      </w:r>
+      <w:proofErr w:type="spellEnd"/>
+      <w:r>
+        <w:t xml:space="preserve"> </w:t>
+      </w:r>
+      <w:fldSimple w:instr=" MERGEFIELD Guardian_attend1_rel ">
+        <w:r>
+          <w:t>«Guardian_attend1_rel»</w:t>
+        </w:r>
+      </w:fldSimple>
+      <w:r>
+        <w:t xml:space="preserve"> reported that </w:t>
+      </w:r>
+      <w:fldSimple w:instr=" MERGEFIELD Forename ">
+        <w:r>
+          <w:t>«Forename»</w:t>
+        </w:r>
+      </w:fldSimple>
+      <w:r>
+        <w:t xml:space="preserve"> did</w:t>
+      </w:r>
+      <w:r>
+        <w:t xml:space="preserve"> have a reasonable amount and quality of sleep</w:t>
+      </w:r>
+      <w:r>
+        <w:t xml:space="preserve">, </w:t>
+      </w:r>
+      <w:r>
+        <w:t>with no night terrors or frequent nightmares</w:t>
+      </w:r>
+      <w:r>
+        <w:t xml:space="preserve"> prior to the accident. </w:t>
+      </w:r>
+      <w:r>
+        <w:fldChar w:fldCharType="begin"/>
+      </w:r>
+      <w:r>
+        <w:instrText xml:space="preserve"> MERGEFIELD Forename </w:instrText>
+      </w:r>
+      <w:r>
+        <w:fldChar w:fldCharType="separate"/>
+      </w:r>
+      <w:r>
+        <w:t>«</w:t>
+      </w:r>
+      <w:proofErr w:type="spellStart"/>
+      <w:r>
+        <w:t>Forename»</w:t>
+      </w:r>
+      <w:r>
+        <w:fldChar w:fldCharType="end"/>
+      </w:r>
+      <w:r>
+        <w:t>’s</w:t>
+      </w:r>
+      <w:proofErr w:type="spellEnd"/>
+      <w:r>
+        <w:t xml:space="preserve"> </w:t>
+      </w:r>
+      <w:fldSimple w:instr=" MERGEFIELD Guardian_attend1_rel ">
+        <w:r>
+          <w:t>«Guardian_attend1_rel»</w:t>
+        </w:r>
+      </w:fldSimple>
+      <w:r>
+        <w:t xml:space="preserve"> reported that </w:t>
+      </w:r>
+      <w:fldSimple w:instr=" MERGEFIELD Forename ">
+        <w:r>
+          <w:t>«Forename»</w:t>
+        </w:r>
+      </w:fldSimple>
+      <w:r>
+        <w:t xml:space="preserve"> slept in their own bed and no active enuresis prior to the accident. </w:t>
+      </w:r>
+    </w:p>
+    <w:p>
+      <w:pPr>
+        <w:pStyle w:val="Heading4"/>
+      </w:pPr>
+      <w:r>
+        <w:fldChar w:fldCharType="begin"/>
+      </w:r>
+      <w:r>
+        <w:instrText xml:space="preserve"> MERGEFIELD Forename </w:instrText>
+      </w:r>
+      <w:r>
+        <w:fldChar w:fldCharType="separate"/>
+      </w:r>
+      <w:r>
+        <w:t>«</w:t>
+      </w:r>
+      <w:proofErr w:type="spellStart"/>
+      <w:r>
+        <w:t>Forename»</w:t>
+      </w:r>
+      <w:r>
+        <w:fldChar w:fldCharType="end"/>
+      </w:r>
+      <w:r>
+        <w:t>’s</w:t>
+      </w:r>
+      <w:proofErr w:type="spellEnd"/>
+      <w:r>
+        <w:t xml:space="preserve"> </w:t>
+      </w:r>
+      <w:fldSimple w:instr=" MERGEFIELD Guardian_attend1_rel ">
+        <w:r>
+          <w:t>«Guardian_attend1_rel»</w:t>
+        </w:r>
+      </w:fldSimple>
+      <w:r>
+        <w:t xml:space="preserve"> reported that </w:t>
+      </w:r>
+      <w:fldSimple w:instr=" MERGEFIELD Forename ">
+        <w:r>
+          <w:t>«Forename»</w:t>
+        </w:r>
+      </w:fldSimple>
+      <w:r>
+        <w:t xml:space="preserve"> </w:t>
+      </w:r>
+      <w:r>
+        <w:t>had a good appetite with a reasonable variety of food</w:t>
+      </w:r>
+      <w:r>
+        <w:t xml:space="preserve"> prior to the accident. </w:t>
+      </w:r>
+    </w:p>
+    <w:p>
+      <w:pPr>
+        <w:pStyle w:val="Heading4"/>
+      </w:pPr>
+      <w:r>
+        <w:fldChar w:fldCharType="begin"/>
+      </w:r>
+      <w:r>
+        <w:instrText xml:space="preserve"> MERGEFIELD Forename </w:instrText>
+      </w:r>
+      <w:r>
+        <w:fldChar w:fldCharType="separate"/>
+      </w:r>
+      <w:r>
+        <w:t>«</w:t>
+      </w:r>
+      <w:proofErr w:type="spellStart"/>
+      <w:r>
+        <w:t>Forename»</w:t>
+      </w:r>
+      <w:r>
+        <w:fldChar w:fldCharType="end"/>
+      </w:r>
+      <w:r>
+        <w:t>’s</w:t>
+      </w:r>
+      <w:proofErr w:type="spellEnd"/>
+      <w:r>
+        <w:t xml:space="preserve"> </w:t>
+      </w:r>
+      <w:fldSimple w:instr=" MERGEFIELD Guardian_attend1_rel ">
+        <w:r>
+          <w:t>«Guardian_attend1_rel»</w:t>
+        </w:r>
+      </w:fldSimple>
+      <w:r>
+        <w:t xml:space="preserve"> reported that </w:t>
+      </w:r>
+      <w:fldSimple w:instr=" MERGEFIELD Forename ">
+        <w:r>
+          <w:t>«Forename»</w:t>
+        </w:r>
+      </w:fldSimple>
+      <w:r>
+        <w:t xml:space="preserve"> </w:t>
+      </w:r>
+      <w:r>
+        <w:t>had have good energy levels</w:t>
+      </w:r>
+      <w:r>
+        <w:t xml:space="preserve"> prior to the accident. </w:t>
+      </w:r>
+    </w:p>
+    <w:p>
+      <w:pPr>
+        <w:pStyle w:val="Heading4"/>
+      </w:pPr>
+      <w:r>
+        <w:fldChar w:fldCharType="begin"/>
+      </w:r>
+      <w:r>
+        <w:instrText xml:space="preserve"> MERGEFIELD Forename </w:instrText>
+      </w:r>
+      <w:r>
+        <w:fldChar w:fldCharType="separate"/>
+      </w:r>
+      <w:r>
+        <w:t>«</w:t>
+      </w:r>
+      <w:proofErr w:type="spellStart"/>
+      <w:r>
+        <w:t>Forename»</w:t>
+      </w:r>
+      <w:r>
+        <w:fldChar w:fldCharType="end"/>
+      </w:r>
+      <w:r>
+        <w:t>’s</w:t>
+      </w:r>
+      <w:proofErr w:type="spellEnd"/>
+      <w:r>
+        <w:t xml:space="preserve"> </w:t>
+      </w:r>
+      <w:fldSimple w:instr=" MERGEFIELD Guardian_attend1_rel ">
+        <w:r>
+          <w:t>«Guardian_attend1_rel»</w:t>
+        </w:r>
+      </w:fldSimple>
+      <w:r>
+        <w:t xml:space="preserve"> reported that </w:t>
+      </w:r>
+      <w:fldSimple w:instr=" MERGEFIELD Forename ">
+        <w:r>
+          <w:t>«Forename»</w:t>
+        </w:r>
+      </w:fldSimple>
+      <w:r>
+        <w:t xml:space="preserve"> was toilet trained by day and night at age XX year</w:t>
+      </w:r>
+      <w:r>
+        <w:t xml:space="preserve">s prior to the accident. </w:t>
+      </w:r>
+    </w:p>
+    <w:p>
+      <w:pPr>
+        <w:pStyle w:val="Heading4"/>
+      </w:pPr>
+      <w:r>
+        <w:fldChar w:fldCharType="begin"/>
+      </w:r>
+      <w:r>
+        <w:instrText xml:space="preserve"> MERGEFIELD Forename </w:instrText>
+      </w:r>
+      <w:r>
+        <w:fldChar w:fldCharType="separate"/>
+      </w:r>
+      <w:r>
+        <w:t>«</w:t>
+      </w:r>
+      <w:proofErr w:type="spellStart"/>
+      <w:r>
+        <w:t>Forename»</w:t>
+      </w:r>
+      <w:r>
+        <w:fldChar w:fldCharType="end"/>
+      </w:r>
+      <w:r>
+        <w:t>’s</w:t>
+      </w:r>
+      <w:proofErr w:type="spellEnd"/>
+      <w:r>
+        <w:t xml:space="preserve"> </w:t>
+      </w:r>
+      <w:fldSimple w:instr=" MERGEFIELD Guardian_attend1_rel ">
+        <w:r>
+          <w:t>«Guardian_attend1_rel»</w:t>
+        </w:r>
+      </w:fldSimple>
+      <w:r>
+        <w:t xml:space="preserve"> reported that </w:t>
+      </w:r>
+      <w:fldSimple w:instr=" MERGEFIELD Forename ">
+        <w:r>
+          <w:t>«Forename»</w:t>
+        </w:r>
+      </w:fldSimple>
+      <w:r>
+        <w:t xml:space="preserve"> </w:t>
+      </w:r>
+      <w:r>
+        <w:t>had interests (i.e., hobbies)</w:t>
+      </w:r>
+      <w:r>
+        <w:t xml:space="preserve"> and enjoyed same prior to the accident. </w:t>
+      </w:r>
+    </w:p>
+    <w:p>
+      <w:pPr>
+        <w:pStyle w:val="Heading4"/>
+      </w:pPr>
+      <w:r>
+        <w:fldChar w:fldCharType="begin"/>
+      </w:r>
+      <w:r>
+        <w:instrText xml:space="preserve"> MERGEFIELD Forename </w:instrText>
+      </w:r>
+      <w:r>
+        <w:fldChar w:fldCharType="separate"/>
+      </w:r>
+      <w:r>
+        <w:t>«</w:t>
+      </w:r>
+      <w:proofErr w:type="spellStart"/>
+      <w:r>
+        <w:t>Forename»</w:t>
+      </w:r>
+      <w:r>
+        <w:fldChar w:fldCharType="end"/>
+      </w:r>
+      <w:r>
+        <w:t>’s</w:t>
+      </w:r>
+      <w:proofErr w:type="spellEnd"/>
+      <w:r>
+        <w:t xml:space="preserve"> </w:t>
+      </w:r>
+      <w:fldSimple w:instr=" MERGEFIELD Guardian_attend1_rel ">
+        <w:r>
+          <w:t>«Guardian_attend1_rel»</w:t>
+        </w:r>
+      </w:fldSimple>
+      <w:r>
+        <w:t xml:space="preserve"> reported that </w:t>
+      </w:r>
+      <w:fldSimple w:instr=" MERGEFIELD Forename ">
+        <w:r>
+          <w:t>«Forename»</w:t>
+        </w:r>
+      </w:fldSimple>
+      <w:r>
+        <w:t xml:space="preserve"> had no difficulties in school prior to the accident. </w:t>
+      </w:r>
+    </w:p>
+    <w:p>
+      <w:pPr>
+        <w:spacing w:before="100" w:beforeAutospacing="1" w:after="100" w:afterAutospacing="1" w:line="240" w:lineRule="auto"/>
+        <w:jc w:val="both"/>
+        <w:rPr>
+          <w:rFonts w:eastAsia="Times New Roman" w:cstheme="minorHAnsi"/>
+          <w:b/>
+          <w:bCs/>
+          <w:lang w:eastAsia="en-GB"/>
+        </w:rPr>
+      </w:pPr>
+      <w:r>
+        <w:rPr>
+          <w:rFonts w:eastAsia="Times New Roman" w:cstheme="minorHAnsi"/>
+          <w:b/>
+          <w:bCs/>
+          <w:lang w:eastAsia="en-GB"/>
+        </w:rPr>
+        <w:t xml:space="preserve">Developmental milestones: </w:t>
+      </w:r>
+    </w:p>
+    <w:p>
+      <w:pPr>
+        <w:pStyle w:val="Heading4"/>
+        <w:rPr>
+          <w:lang w:eastAsia="en-GB"/>
+        </w:rPr>
+      </w:pPr>
+      <w:r>
+        <w:rPr>
+          <w:lang w:eastAsia="en-GB"/>
+        </w:rPr>
+        <w:t xml:space="preserve">According to </w:t>
+      </w:r>
+      <w:r>
+        <w:rPr>
+          <w:lang w:eastAsia="en-GB"/>
+        </w:rPr>
+        <w:fldChar w:fldCharType="begin"/>
+      </w:r>
+      <w:r>
+        <w:rPr>
+          <w:lang w:eastAsia="en-GB"/>
+        </w:rPr>
+        <w:instrText xml:space="preserve"> MERGEFIELD Forename </w:instrText>
+      </w:r>
+      <w:r>
+        <w:rPr>
+          <w:lang w:eastAsia="en-GB"/>
+        </w:rPr>
+        <w:fldChar w:fldCharType="separate"/>
+      </w:r>
+      <w:r>
+        <w:rPr>
+          <w:noProof/>
+          <w:lang w:eastAsia="en-GB"/>
+        </w:rPr>
+        <w:t>«</w:t>
+      </w:r>
+      <w:proofErr w:type="spellStart"/>
+      <w:r>
+        <w:rPr>
+          <w:noProof/>
+          <w:lang w:eastAsia="en-GB"/>
+        </w:rPr>
+        <w:t>Forename»</w:t>
+      </w:r>
+      <w:r>
+        <w:rPr>
+          <w:lang w:eastAsia="en-GB"/>
+        </w:rPr>
+        <w:fldChar w:fldCharType="end"/>
+      </w:r>
+      <w:r>
+        <w:rPr>
+          <w:lang w:eastAsia="en-GB"/>
+        </w:rPr>
+        <w:t>’s</w:t>
+      </w:r>
+      <w:proofErr w:type="spellEnd"/>
+      <w:r>
+        <w:rPr>
+          <w:lang w:eastAsia="en-GB"/>
+        </w:rPr>
+        <w:t xml:space="preserve"> </w:t>
+      </w:r>
+      <w:r>
+        <w:rPr>
+          <w:lang w:eastAsia="en-GB"/>
+        </w:rPr>
+        <w:fldChar w:fldCharType="begin"/>
+      </w:r>
+      <w:r>
+        <w:rPr>
+          <w:lang w:eastAsia="en-GB"/>
+        </w:rPr>
+        <w:instrText xml:space="preserve"> MERGEFIELD Guardian_attend1_rel </w:instrText>
+      </w:r>
+      <w:r>
+        <w:rPr>
+          <w:lang w:eastAsia="en-GB"/>
+        </w:rPr>
+        <w:fldChar w:fldCharType="separate"/>
+      </w:r>
+      <w:r>
+        <w:rPr>
+          <w:noProof/>
+          <w:lang w:eastAsia="en-GB"/>
+        </w:rPr>
+        <w:t>«Guardian_attend1_rel»</w:t>
+      </w:r>
+      <w:r>
+        <w:rPr>
+          <w:lang w:eastAsia="en-GB"/>
+        </w:rPr>
+        <w:fldChar w:fldCharType="end"/>
+      </w:r>
+      <w:r>
+        <w:rPr>
+          <w:lang w:eastAsia="en-GB"/>
+        </w:rPr>
+        <w:t xml:space="preserve">, </w:t>
+      </w:r>
+      <w:r>
+        <w:rPr>
+          <w:lang w:eastAsia="en-GB"/>
+        </w:rPr>
+        <w:fldChar w:fldCharType="begin"/>
+      </w:r>
+      <w:r>
+        <w:rPr>
+          <w:lang w:eastAsia="en-GB"/>
+        </w:rPr>
+        <w:instrText xml:space="preserve"> MERGEFIELD Forename </w:instrText>
+      </w:r>
+      <w:r>
+        <w:rPr>
+          <w:lang w:eastAsia="en-GB"/>
+        </w:rPr>
+        <w:fldChar w:fldCharType="separate"/>
+      </w:r>
+      <w:r>
+        <w:rPr>
+          <w:noProof/>
+          <w:lang w:eastAsia="en-GB"/>
+        </w:rPr>
+        <w:t>«Forename»</w:t>
+      </w:r>
+      <w:r>
+        <w:rPr>
+          <w:lang w:eastAsia="en-GB"/>
+        </w:rPr>
+        <w:fldChar w:fldCharType="end"/>
+      </w:r>
+      <w:r>
+        <w:rPr>
+          <w:lang w:eastAsia="en-GB"/>
+        </w:rPr>
+        <w:t xml:space="preserve"> </w:t>
+      </w:r>
+      <w:r>
+        <w:rPr>
+          <w:b/>
+          <w:bCs/>
+          <w:lang w:eastAsia="en-GB"/>
+        </w:rPr>
+        <w:t>met</w:t>
+      </w:r>
+      <w:r>
+        <w:rPr>
+          <w:lang w:eastAsia="en-GB"/>
+        </w:rPr>
+        <w:t xml:space="preserve"> </w:t>
+      </w:r>
+      <w:r>
+        <w:rPr>
+          <w:lang w:eastAsia="en-GB"/>
+        </w:rPr>
+        <w:fldChar w:fldCharType="begin"/>
+      </w:r>
+      <w:r>
+        <w:rPr>
+          <w:lang w:eastAsia="en-GB"/>
+        </w:rPr>
+        <w:instrText xml:space="preserve"> MERGEFIELD Pronoun3 </w:instrText>
+      </w:r>
+      <w:r>
+        <w:rPr>
+          <w:lang w:eastAsia="en-GB"/>
+        </w:rPr>
+        <w:fldChar w:fldCharType="separate"/>
+      </w:r>
+      <w:r>
+        <w:rPr>
+          <w:noProof/>
+          <w:lang w:eastAsia="en-GB"/>
+        </w:rPr>
+        <w:t>«Pronoun3»</w:t>
+      </w:r>
+      <w:r>
+        <w:rPr>
+          <w:lang w:eastAsia="en-GB"/>
+        </w:rPr>
+        <w:fldChar w:fldCharType="end"/>
+      </w:r>
+      <w:r>
+        <w:rPr>
+          <w:lang w:eastAsia="en-GB"/>
+        </w:rPr>
+        <w:t xml:space="preserve"> developmental milestones. There was </w:t>
+      </w:r>
+      <w:r>
+        <w:rPr>
+          <w:b/>
+          <w:bCs/>
+          <w:lang w:eastAsia="en-GB"/>
+        </w:rPr>
+        <w:t xml:space="preserve">no </w:t>
+      </w:r>
+      <w:r>
+        <w:rPr>
+          <w:lang w:eastAsia="en-GB"/>
+        </w:rPr>
+        <w:t>reported developmental regression</w:t>
+      </w:r>
+      <w:r>
+        <w:rPr>
+          <w:lang w:eastAsia="en-GB"/>
+        </w:rPr>
+        <w:t xml:space="preserve">. </w:t>
+      </w:r>
+    </w:p>
+    <w:p>
+      <w:pPr>
+        <w:pStyle w:val="Heading4"/>
+        <w:rPr>
+          <w:noProof/>
+        </w:rPr>
+      </w:pPr>
+      <w:fldSimple w:instr=" MERGEFIELD Forename ">
+        <w:r>
+          <w:rPr>
+            <w:noProof/>
+          </w:rPr>
+          <w:t>«Forename»</w:t>
+        </w:r>
+      </w:fldSimple>
+      <w:r>
+        <w:t xml:space="preserve">’s </w:t>
+      </w:r>
+      <w:fldSimple w:instr=" MERGEFIELD Guardian_attend1_rel ">
+        <w:r>
+          <w:rPr>
+            <w:noProof/>
+          </w:rPr>
+          <w:t>«Guardian_attend1_rel»</w:t>
+        </w:r>
+      </w:fldSimple>
+      <w:r>
+        <w:t xml:space="preserve"> reported that </w:t>
+      </w:r>
+      <w:fldSimple w:instr=" MERGEFIELD Forename ">
+        <w:r>
+          <w:rPr>
+            <w:noProof/>
+          </w:rPr>
+          <w:t>«Forename»</w:t>
+        </w:r>
+      </w:fldSimple>
+      <w:r>
+        <w:rPr>
+          <w:noProof/>
+        </w:rPr>
+        <w:t xml:space="preserve"> was born by vaginal or ceasrean section. </w:t>
+      </w:r>
+      <w:fldSimple w:instr=" MERGEFIELD Forename ">
+        <w:r>
+          <w:rPr>
+            <w:noProof/>
+          </w:rPr>
+          <w:t>«Forename»</w:t>
+        </w:r>
+      </w:fldSimple>
+      <w:r>
+        <w:t xml:space="preserve">’s </w:t>
+      </w:r>
+      <w:fldSimple w:instr=" MERGEFIELD Guardian_attend1_rel ">
+        <w:r>
+          <w:rPr>
+            <w:noProof/>
+          </w:rPr>
+          <w:t>«Guardian_attend1_rel»</w:t>
+        </w:r>
+      </w:fldSimple>
+      <w:r>
+        <w:t xml:space="preserve"> reported that the pregnancy with </w:t>
+      </w:r>
+      <w:fldSimple w:instr=" MERGEFIELD Forename ">
+        <w:r>
+          <w:rPr>
+            <w:noProof/>
+          </w:rPr>
+          <w:t>«Forename»</w:t>
+        </w:r>
+      </w:fldSimple>
+      <w:r>
+        <w:rPr>
+          <w:noProof/>
+        </w:rPr>
+        <w:t xml:space="preserve"> was XX weeks, and </w:t>
+      </w:r>
+      <w:fldSimple w:instr=" MERGEFIELD Forename ">
+        <w:r>
+          <w:rPr>
+            <w:noProof/>
+          </w:rPr>
+          <w:t>«Forename»</w:t>
+        </w:r>
+      </w:fldSimple>
+      <w:r>
+        <w:rPr>
+          <w:noProof/>
+        </w:rPr>
+        <w:t xml:space="preserve"> was born with a birth weight of XX. </w:t>
+      </w:r>
+    </w:p>
+    <w:p>
+      <w:pPr>
+        <w:pStyle w:val="Heading4"/>
+        <w:rPr>
+          <w:noProof/>
+        </w:rPr>
+      </w:pPr>
+      <w:fldSimple w:instr=" MERGEFIELD Forename ">
+        <w:r>
+          <w:rPr>
+            <w:noProof/>
+          </w:rPr>
+          <w:t>«Forename»</w:t>
+        </w:r>
+      </w:fldSimple>
+      <w:r>
+        <w:t xml:space="preserve">’s </w:t>
+      </w:r>
+      <w:fldSimple w:instr=" MERGEFIELD Guardian_attend1_rel ">
+        <w:r>
+          <w:rPr>
+            <w:noProof/>
+          </w:rPr>
+          <w:t>«Guardian_attend1_rel»</w:t>
+        </w:r>
+      </w:fldSimple>
+      <w:r>
+        <w:t xml:space="preserve"> reported that </w:t>
+      </w:r>
+      <w:fldSimple w:instr=" MERGEFIELD Forename ">
+        <w:r>
+          <w:rPr>
+            <w:noProof/>
+          </w:rPr>
+          <w:t>«Forename»</w:t>
+        </w:r>
+      </w:fldSimple>
+      <w:r>
+        <w:rPr>
+          <w:noProof/>
+        </w:rPr>
+        <w:t xml:space="preserve"> was not admitted to the neontal intensive care unit following birth. </w:t>
+      </w:r>
+    </w:p>
+    <w:p>
+      <w:pPr>
+        <w:pStyle w:val="Heading4"/>
+      </w:pPr>
+      <w:fldSimple w:instr=" MERGEFIELD Forename ">
+        <w:r>
+          <w:rPr>
+            <w:noProof/>
+          </w:rPr>
+          <w:t>«Forename»</w:t>
+        </w:r>
+      </w:fldSimple>
+      <w:r>
+        <w:t xml:space="preserve">’s </w:t>
+      </w:r>
+      <w:fldSimple w:instr=" MERGEFIELD Guardian_attend1_rel ">
+        <w:r>
+          <w:rPr>
+            <w:noProof/>
+          </w:rPr>
+          <w:t>«Guardian_attend1_rel»</w:t>
+        </w:r>
+      </w:fldSimple>
+      <w:r>
+        <w:t xml:space="preserve"> reported that </w:t>
+      </w:r>
+      <w:fldSimple w:instr=" MERGEFIELD Forename ">
+        <w:r>
+          <w:rPr>
+            <w:noProof/>
+          </w:rPr>
+          <w:t>«Forename»</w:t>
+        </w:r>
+      </w:fldSimple>
+      <w:r>
+        <w:rPr>
+          <w:noProof/>
+        </w:rPr>
+        <w:t xml:space="preserve"> was not </w:t>
+      </w:r>
+      <w:r>
+        <w:t xml:space="preserve">frequently hospitalised in the first few years of life. </w:t>
+      </w:r>
+    </w:p>
+    <w:p>
+      <w:pPr>
+        <w:pStyle w:val="Heading4"/>
+      </w:pPr>
+      <w:r>
+        <w:fldChar w:fldCharType="begin"/>
+      </w:r>
+      <w:r>
+        <w:instrText xml:space="preserve"> MERGEFIELD Forename </w:instrText>
+      </w:r>
+      <w:r>
+        <w:fldChar w:fldCharType="separate"/>
+      </w:r>
+      <w:r>
+        <w:t>«</w:t>
+      </w:r>
+      <w:proofErr w:type="spellStart"/>
+      <w:r>
+        <w:t>Forename»</w:t>
+      </w:r>
+      <w:r>
+        <w:fldChar w:fldCharType="end"/>
+      </w:r>
+      <w:r>
+        <w:t>’s</w:t>
+      </w:r>
+      <w:proofErr w:type="spellEnd"/>
+      <w:r>
+        <w:t xml:space="preserve"> </w:t>
+      </w:r>
+      <w:fldSimple w:instr=" MERGEFIELD Guardian_attend1_rel ">
+        <w:r>
+          <w:t>«Guardian_attend1_rel»</w:t>
+        </w:r>
+      </w:fldSimple>
+      <w:r>
+        <w:t xml:space="preserve"> reported that </w:t>
+      </w:r>
+      <w:fldSimple w:instr=" MERGEFIELD Forename ">
+        <w:r>
+          <w:t>«Forename»</w:t>
+        </w:r>
+      </w:fldSimple>
+      <w:r>
+        <w:t xml:space="preserve"> had good eye contact and sociable with no major sensory issues in early life. </w:t>
+      </w:r>
+      <w:r>
+        <w:br w:type="page"/>
+      </w:r>
+    </w:p>
+    <w:p>
+      <w:pPr>
+        <w:pStyle w:val="Heading2"/>
+      </w:pPr>
+      <w:bookmarkStart w:id="6" w:name="_Toc232711701"/>
+      <w:r>
+        <w:lastRenderedPageBreak/>
+        <w:t xml:space="preserve">Immediate-short term period following the accident as reported by </w:t>
+      </w:r>
+      <w:fldSimple w:instr=" MERGEFIELD Forename ">
+        <w:r>
+          <w:rPr>
+            <w:noProof/>
+          </w:rPr>
+          <w:t>«Forename»</w:t>
+        </w:r>
+      </w:fldSimple>
+      <w:r>
+        <w:t xml:space="preserve"> and  </w:t>
       </w:r>
       <w:fldSimple w:instr=" MERGEFIELD Pronoun3 ">
         <w:r>
@@ -4240,8 +5818,718 @@
       <w:r>
         <w:t xml:space="preserve"> </w:t>
       </w:r>
-      <w:r>
-        <w:t>XX ) (XX years of age), XX (</w:t>
+      <w:fldSimple w:instr=" MERGEFIELD Guardian_attend1_rel ">
+        <w:r>
+          <w:rPr>
+            <w:noProof/>
+          </w:rPr>
+          <w:t>«Guardian_attend1_rel»</w:t>
+        </w:r>
+      </w:fldSimple>
+      <w:r>
+        <w:t>:</w:t>
+      </w:r>
+      <w:bookmarkEnd w:id="6"/>
+      <w:r>
+        <w:t xml:space="preserve"> </w:t>
+      </w:r>
+    </w:p>
+    <w:p>
+      <w:pPr>
+        <w:pStyle w:val="Heading4"/>
+      </w:pPr>
+      <w:r>
+        <w:t>It was reported that f</w:t>
+      </w:r>
+      <w:r>
+        <w:t xml:space="preserve">ollowing the accident, </w:t>
+      </w:r>
+      <w:fldSimple w:instr=" MERGEFIELD Forename ">
+        <w:r>
+          <w:rPr>
+            <w:noProof/>
+          </w:rPr>
+          <w:t>«Forename»</w:t>
+        </w:r>
+      </w:fldSimple>
+      <w:r>
+        <w:t xml:space="preserve"> sustained psychological consequences</w:t>
+      </w:r>
+      <w:r>
+        <w:t xml:space="preserve">. </w:t>
+      </w:r>
+    </w:p>
+    <w:p>
+      <w:pPr>
+        <w:pStyle w:val="Heading3"/>
+        <w:rPr>
+          <w:lang w:eastAsia="en-GB"/>
+        </w:rPr>
+      </w:pPr>
+      <w:r>
+        <w:rPr>
+          <w:lang w:eastAsia="en-GB"/>
+        </w:rPr>
+        <w:t xml:space="preserve">Behavioural and emotional impact: </w:t>
+      </w:r>
+    </w:p>
+    <w:p>
+      <w:pPr>
+        <w:pStyle w:val="Heading4"/>
+        <w:rPr>
+          <w:lang w:eastAsia="en-GB"/>
+        </w:rPr>
+      </w:pPr>
+      <w:r>
+        <w:rPr>
+          <w:lang w:eastAsia="en-GB"/>
+        </w:rPr>
+        <w:t xml:space="preserve">Immediately at and following the accident, </w:t>
+      </w:r>
+      <w:r>
+        <w:rPr>
+          <w:lang w:eastAsia="en-GB"/>
+        </w:rPr>
+        <w:fldChar w:fldCharType="begin"/>
+      </w:r>
+      <w:r>
+        <w:rPr>
+          <w:lang w:eastAsia="en-GB"/>
+        </w:rPr>
+        <w:instrText xml:space="preserve"> MERGEFIELD Forename </w:instrText>
+      </w:r>
+      <w:r>
+        <w:rPr>
+          <w:lang w:eastAsia="en-GB"/>
+        </w:rPr>
+        <w:fldChar w:fldCharType="separate"/>
+      </w:r>
+      <w:r>
+        <w:rPr>
+          <w:noProof/>
+          <w:lang w:eastAsia="en-GB"/>
+        </w:rPr>
+        <w:t>«Forename»</w:t>
+      </w:r>
+      <w:r>
+        <w:rPr>
+          <w:lang w:eastAsia="en-GB"/>
+        </w:rPr>
+        <w:fldChar w:fldCharType="end"/>
+      </w:r>
+      <w:r>
+        <w:rPr>
+          <w:lang w:eastAsia="en-GB"/>
+        </w:rPr>
+        <w:t xml:space="preserve"> exhibited marked distress</w:t>
+      </w:r>
+      <w:r>
+        <w:rPr>
+          <w:lang w:eastAsia="en-GB"/>
+        </w:rPr>
+        <w:t xml:space="preserve">. </w:t>
+      </w:r>
+      <w:r>
+        <w:rPr>
+          <w:lang w:eastAsia="en-GB"/>
+        </w:rPr>
+        <w:t xml:space="preserve">This was uncharacteristic of </w:t>
+      </w:r>
+      <w:r>
+        <w:rPr>
+          <w:lang w:eastAsia="en-GB"/>
+        </w:rPr>
+        <w:fldChar w:fldCharType="begin"/>
+      </w:r>
+      <w:r>
+        <w:rPr>
+          <w:lang w:eastAsia="en-GB"/>
+        </w:rPr>
+        <w:instrText xml:space="preserve"> MERGEFIELD Forename </w:instrText>
+      </w:r>
+      <w:r>
+        <w:rPr>
+          <w:lang w:eastAsia="en-GB"/>
+        </w:rPr>
+        <w:fldChar w:fldCharType="separate"/>
+      </w:r>
+      <w:r>
+        <w:rPr>
+          <w:noProof/>
+          <w:lang w:eastAsia="en-GB"/>
+        </w:rPr>
+        <w:t>«</w:t>
+      </w:r>
+      <w:proofErr w:type="spellStart"/>
+      <w:r>
+        <w:rPr>
+          <w:noProof/>
+          <w:lang w:eastAsia="en-GB"/>
+        </w:rPr>
+        <w:t>Forename»</w:t>
+      </w:r>
+      <w:r>
+        <w:rPr>
+          <w:lang w:eastAsia="en-GB"/>
+        </w:rPr>
+        <w:fldChar w:fldCharType="end"/>
+      </w:r>
+      <w:r>
+        <w:rPr>
+          <w:lang w:eastAsia="en-GB"/>
+        </w:rPr>
+        <w:t>’s</w:t>
+      </w:r>
+      <w:proofErr w:type="spellEnd"/>
+      <w:r>
+        <w:rPr>
+          <w:lang w:eastAsia="en-GB"/>
+        </w:rPr>
+        <w:t xml:space="preserve"> pre-accident behaviour. </w:t>
+      </w:r>
+      <w:r>
+        <w:rPr>
+          <w:lang w:eastAsia="en-GB"/>
+        </w:rPr>
+        <w:fldChar w:fldCharType="begin"/>
+      </w:r>
+      <w:r>
+        <w:rPr>
+          <w:lang w:eastAsia="en-GB"/>
+        </w:rPr>
+        <w:instrText xml:space="preserve"> MERGEFIELD Forename </w:instrText>
+      </w:r>
+      <w:r>
+        <w:rPr>
+          <w:lang w:eastAsia="en-GB"/>
+        </w:rPr>
+        <w:fldChar w:fldCharType="separate"/>
+      </w:r>
+      <w:r>
+        <w:rPr>
+          <w:noProof/>
+          <w:lang w:eastAsia="en-GB"/>
+        </w:rPr>
+        <w:t>«Forename»</w:t>
+      </w:r>
+      <w:r>
+        <w:rPr>
+          <w:lang w:eastAsia="en-GB"/>
+        </w:rPr>
+        <w:fldChar w:fldCharType="end"/>
+      </w:r>
+      <w:r>
+        <w:rPr>
+          <w:lang w:eastAsia="en-GB"/>
+        </w:rPr>
+        <w:t xml:space="preserve"> sought comfort from </w:t>
+      </w:r>
+      <w:r>
+        <w:rPr>
+          <w:lang w:eastAsia="en-GB"/>
+        </w:rPr>
+        <w:fldChar w:fldCharType="begin"/>
+      </w:r>
+      <w:r>
+        <w:rPr>
+          <w:lang w:eastAsia="en-GB"/>
+        </w:rPr>
+        <w:instrText xml:space="preserve"> MERGEFIELD Pronoun3 </w:instrText>
+      </w:r>
+      <w:r>
+        <w:rPr>
+          <w:lang w:eastAsia="en-GB"/>
+        </w:rPr>
+        <w:fldChar w:fldCharType="separate"/>
+      </w:r>
+      <w:r>
+        <w:rPr>
+          <w:noProof/>
+          <w:lang w:eastAsia="en-GB"/>
+        </w:rPr>
+        <w:t>«Pronoun3»</w:t>
+      </w:r>
+      <w:r>
+        <w:rPr>
+          <w:lang w:eastAsia="en-GB"/>
+        </w:rPr>
+        <w:fldChar w:fldCharType="end"/>
+      </w:r>
+      <w:r>
+        <w:rPr>
+          <w:lang w:eastAsia="en-GB"/>
+        </w:rPr>
+        <w:t xml:space="preserve"> </w:t>
+      </w:r>
+      <w:r>
+        <w:rPr>
+          <w:lang w:eastAsia="en-GB"/>
+        </w:rPr>
+        <w:t xml:space="preserve"> </w:t>
+      </w:r>
+      <w:r>
+        <w:rPr>
+          <w:lang w:eastAsia="en-GB"/>
+        </w:rPr>
+        <w:t>family</w:t>
+      </w:r>
+      <w:r>
+        <w:rPr>
+          <w:lang w:eastAsia="en-GB"/>
+        </w:rPr>
+        <w:t>.</w:t>
+      </w:r>
+    </w:p>
+    <w:p>
+      <w:pPr>
+        <w:pStyle w:val="Heading4"/>
+        <w:rPr>
+          <w:lang w:eastAsia="en-GB"/>
+        </w:rPr>
+      </w:pPr>
+      <w:r>
+        <w:rPr>
+          <w:lang w:eastAsia="en-GB"/>
+        </w:rPr>
+        <w:t xml:space="preserve">Anxiety: </w:t>
+      </w:r>
+    </w:p>
+    <w:p>
+      <w:pPr>
+        <w:pStyle w:val="Heading4"/>
+        <w:rPr>
+          <w:lang w:eastAsia="en-GB"/>
+        </w:rPr>
+      </w:pPr>
+      <w:r>
+        <w:rPr>
+          <w:lang w:eastAsia="en-GB"/>
+        </w:rPr>
+        <w:t>Free-floating</w:t>
+      </w:r>
+    </w:p>
+    <w:p>
+      <w:pPr>
+        <w:pStyle w:val="Heading4"/>
+        <w:rPr>
+          <w:lang w:eastAsia="en-GB"/>
+        </w:rPr>
+      </w:pPr>
+      <w:r>
+        <w:rPr>
+          <w:lang w:eastAsia="en-GB"/>
+        </w:rPr>
+        <w:t>Specific:</w:t>
+      </w:r>
+    </w:p>
+    <w:p>
+      <w:pPr>
+        <w:pStyle w:val="Heading4"/>
+        <w:rPr>
+          <w:lang w:eastAsia="en-GB"/>
+        </w:rPr>
+      </w:pPr>
+      <w:r>
+        <w:rPr>
+          <w:lang w:eastAsia="en-GB"/>
+        </w:rPr>
+        <w:t>Phobias:</w:t>
+      </w:r>
+    </w:p>
+    <w:p>
+      <w:pPr>
+        <w:pStyle w:val="Heading4"/>
+        <w:rPr>
+          <w:lang w:eastAsia="en-GB"/>
+        </w:rPr>
+      </w:pPr>
+      <w:r>
+        <w:rPr>
+          <w:lang w:eastAsia="en-GB"/>
+        </w:rPr>
+        <w:t>Anticipatory anxiety:</w:t>
+      </w:r>
+    </w:p>
+    <w:p>
+      <w:pPr>
+        <w:pStyle w:val="Heading4"/>
+        <w:rPr>
+          <w:lang w:eastAsia="en-GB"/>
+        </w:rPr>
+      </w:pPr>
+      <w:r>
+        <w:rPr>
+          <w:lang w:eastAsia="en-GB"/>
+        </w:rPr>
+        <w:t>Panic attacks:</w:t>
+      </w:r>
+    </w:p>
+    <w:p>
+      <w:pPr>
+        <w:pStyle w:val="Heading4"/>
+        <w:rPr>
+          <w:lang w:eastAsia="en-GB"/>
+        </w:rPr>
+      </w:pPr>
+      <w:r>
+        <w:rPr>
+          <w:lang w:eastAsia="en-GB"/>
+        </w:rPr>
+        <w:t>Social anxiety:</w:t>
+      </w:r>
+    </w:p>
+    <w:p>
+      <w:pPr>
+        <w:pStyle w:val="Heading4"/>
+        <w:rPr>
+          <w:lang w:eastAsia="en-GB"/>
+        </w:rPr>
+      </w:pPr>
+      <w:r>
+        <w:rPr>
+          <w:lang w:eastAsia="en-GB"/>
+        </w:rPr>
+        <w:t>Mood:</w:t>
+      </w:r>
+    </w:p>
+    <w:p>
+      <w:pPr>
+        <w:pStyle w:val="Heading4"/>
+        <w:rPr>
+          <w:lang w:eastAsia="en-GB"/>
+        </w:rPr>
+      </w:pPr>
+      <w:r>
+        <w:rPr>
+          <w:lang w:eastAsia="en-GB"/>
+        </w:rPr>
+        <w:t>Sleep:</w:t>
+      </w:r>
+    </w:p>
+    <w:p>
+      <w:pPr>
+        <w:pStyle w:val="Heading4"/>
+        <w:rPr>
+          <w:lang w:eastAsia="en-GB"/>
+        </w:rPr>
+      </w:pPr>
+      <w:r>
+        <w:rPr>
+          <w:lang w:eastAsia="en-GB"/>
+        </w:rPr>
+        <w:t>Nightmares:</w:t>
+      </w:r>
+    </w:p>
+    <w:p>
+      <w:pPr>
+        <w:pStyle w:val="Heading4"/>
+        <w:rPr>
+          <w:lang w:eastAsia="en-GB"/>
+        </w:rPr>
+      </w:pPr>
+      <w:r>
+        <w:rPr>
+          <w:lang w:eastAsia="en-GB"/>
+        </w:rPr>
+        <w:t>Enuresis:</w:t>
+      </w:r>
+    </w:p>
+    <w:p>
+      <w:pPr>
+        <w:pStyle w:val="Heading4"/>
+        <w:rPr>
+          <w:lang w:eastAsia="en-GB"/>
+        </w:rPr>
+      </w:pPr>
+      <w:r>
+        <w:rPr>
+          <w:lang w:eastAsia="en-GB"/>
+        </w:rPr>
+        <w:t>Relived experience:</w:t>
+      </w:r>
+    </w:p>
+    <w:p>
+      <w:pPr>
+        <w:pStyle w:val="Heading4"/>
+        <w:rPr>
+          <w:lang w:eastAsia="en-GB"/>
+        </w:rPr>
+      </w:pPr>
+      <w:r>
+        <w:rPr>
+          <w:lang w:eastAsia="en-GB"/>
+        </w:rPr>
+        <w:t>Hypervigilance:</w:t>
+      </w:r>
+    </w:p>
+    <w:p>
+      <w:pPr>
+        <w:pStyle w:val="Heading4"/>
+        <w:rPr>
+          <w:lang w:eastAsia="en-GB"/>
+        </w:rPr>
+      </w:pPr>
+      <w:r>
+        <w:rPr>
+          <w:lang w:eastAsia="en-GB"/>
+        </w:rPr>
+        <w:t>Startle response:</w:t>
+      </w:r>
+    </w:p>
+    <w:p>
+      <w:pPr>
+        <w:pStyle w:val="Heading4"/>
+        <w:rPr>
+          <w:lang w:eastAsia="en-GB"/>
+        </w:rPr>
+      </w:pPr>
+      <w:r>
+        <w:rPr>
+          <w:lang w:eastAsia="en-GB"/>
+        </w:rPr>
+        <w:t>Irritability:</w:t>
+      </w:r>
+    </w:p>
+    <w:p>
+      <w:pPr>
+        <w:pStyle w:val="Heading4"/>
+        <w:rPr>
+          <w:lang w:eastAsia="en-GB"/>
+        </w:rPr>
+      </w:pPr>
+      <w:r>
+        <w:rPr>
+          <w:lang w:eastAsia="en-GB"/>
+        </w:rPr>
+        <w:t>Triggers:</w:t>
+      </w:r>
+    </w:p>
+    <w:p>
+      <w:pPr>
+        <w:pStyle w:val="Heading4"/>
+        <w:rPr>
+          <w:lang w:eastAsia="en-GB"/>
+        </w:rPr>
+      </w:pPr>
+      <w:r>
+        <w:rPr>
+          <w:lang w:eastAsia="en-GB"/>
+        </w:rPr>
+        <w:t>Catastrophising thinking:</w:t>
+      </w:r>
+    </w:p>
+    <w:p>
+      <w:pPr>
+        <w:pStyle w:val="Heading4"/>
+        <w:rPr>
+          <w:lang w:eastAsia="en-GB"/>
+        </w:rPr>
+      </w:pPr>
+      <w:r>
+        <w:rPr>
+          <w:lang w:eastAsia="en-GB"/>
+        </w:rPr>
+        <w:t xml:space="preserve">OCD: </w:t>
+      </w:r>
+    </w:p>
+    <w:p>
+      <w:pPr>
+        <w:pStyle w:val="Heading4"/>
+        <w:rPr>
+          <w:lang w:eastAsia="en-GB"/>
+        </w:rPr>
+      </w:pPr>
+      <w:r>
+        <w:rPr>
+          <w:lang w:eastAsia="en-GB"/>
+        </w:rPr>
+        <w:t xml:space="preserve">Psychosis: </w:t>
+      </w:r>
+    </w:p>
+    <w:p>
+      <w:pPr>
+        <w:pStyle w:val="Heading4"/>
+        <w:rPr>
+          <w:lang w:eastAsia="en-GB"/>
+        </w:rPr>
+      </w:pPr>
+      <w:r>
+        <w:rPr>
+          <w:lang w:eastAsia="en-GB"/>
+        </w:rPr>
+        <w:t>Self-harm/suicidal:</w:t>
+      </w:r>
+    </w:p>
+    <w:p>
+      <w:pPr>
+        <w:pStyle w:val="Heading4"/>
+        <w:rPr>
+          <w:lang w:eastAsia="en-GB"/>
+        </w:rPr>
+      </w:pPr>
+      <w:r>
+        <w:rPr>
+          <w:lang w:eastAsia="en-GB"/>
+        </w:rPr>
+        <w:t>Concentration:</w:t>
+      </w:r>
+    </w:p>
+    <w:p>
+      <w:pPr>
+        <w:pStyle w:val="Heading4"/>
+        <w:rPr>
+          <w:lang w:eastAsia="en-GB"/>
+        </w:rPr>
+      </w:pPr>
+      <w:r>
+        <w:rPr>
+          <w:lang w:eastAsia="en-GB"/>
+        </w:rPr>
+        <w:t>Self-esteem/Self-worth:</w:t>
+      </w:r>
+    </w:p>
+    <w:p>
+      <w:pPr>
+        <w:pStyle w:val="Heading4"/>
+        <w:rPr>
+          <w:lang w:eastAsia="en-GB"/>
+        </w:rPr>
+      </w:pPr>
+      <w:r>
+        <w:rPr>
+          <w:lang w:eastAsia="en-GB"/>
+        </w:rPr>
+        <w:t>Meltdowns:</w:t>
+      </w:r>
+    </w:p>
+    <w:p>
+      <w:pPr>
+        <w:pStyle w:val="Heading3"/>
+        <w:rPr>
+          <w:lang w:eastAsia="en-GB"/>
+        </w:rPr>
+      </w:pPr>
+      <w:r>
+        <w:rPr>
+          <w:lang w:eastAsia="en-GB"/>
+        </w:rPr>
+        <w:t xml:space="preserve">Social and adaptive impact: </w:t>
+      </w:r>
+    </w:p>
+    <w:p>
+      <w:pPr>
+        <w:pStyle w:val="Heading4"/>
+      </w:pPr>
+      <w:r>
+        <w:t>Re-exposure:</w:t>
+      </w:r>
+    </w:p>
+    <w:p>
+      <w:pPr>
+        <w:pStyle w:val="Heading4"/>
+      </w:pPr>
+      <w:r>
+        <w:t>Safety-checking behaviours:</w:t>
+      </w:r>
+    </w:p>
+    <w:p>
+      <w:pPr>
+        <w:pStyle w:val="Heading4"/>
+      </w:pPr>
+      <w:r>
+        <w:t xml:space="preserve">Avoidance: </w:t>
+      </w:r>
+    </w:p>
+    <w:p>
+      <w:pPr>
+        <w:pStyle w:val="Heading4"/>
+      </w:pPr>
+      <w:r>
+        <w:t>Distress at others:</w:t>
+      </w:r>
+    </w:p>
+    <w:p>
+      <w:pPr>
+        <w:pStyle w:val="Heading4"/>
+      </w:pPr>
+      <w:r>
+        <w:t>Education:</w:t>
+      </w:r>
+    </w:p>
+    <w:p>
+      <w:pPr>
+        <w:pStyle w:val="Heading4"/>
+      </w:pPr>
+      <w:r>
+        <w:t xml:space="preserve">Social activities: </w:t>
+      </w:r>
+    </w:p>
+    <w:p>
+      <w:pPr>
+        <w:pStyle w:val="Heading4"/>
+      </w:pPr>
+      <w:r>
+        <w:t>Friendship:</w:t>
+      </w:r>
+    </w:p>
+    <w:p>
+      <w:pPr>
+        <w:pStyle w:val="Heading4"/>
+      </w:pPr>
+      <w:r>
+        <w:t>Adaptive functioning (dressing, self-care, bathing etc.):</w:t>
+      </w:r>
+    </w:p>
+    <w:p>
+      <w:pPr>
+        <w:pStyle w:val="Heading4"/>
+      </w:pPr>
+      <w:r>
+        <w:t>Reassurance seeking:</w:t>
+      </w:r>
+    </w:p>
+    <w:p>
+      <w:pPr>
+        <w:pStyle w:val="Heading4"/>
+      </w:pPr>
+      <w:r>
+        <w:t>Appetite:</w:t>
+      </w:r>
+    </w:p>
+    <w:p>
+      <w:pPr>
+        <w:pStyle w:val="Heading1"/>
+      </w:pPr>
+      <w:bookmarkStart w:id="7" w:name="_Toc232711702"/>
+      <w:r>
+        <w:lastRenderedPageBreak/>
+        <w:t xml:space="preserve">Progress </w:t>
+      </w:r>
+      <w:r>
+        <w:t>since the accident</w:t>
+      </w:r>
+      <w:r>
+        <w:t xml:space="preserve"> as </w:t>
+      </w:r>
+      <w:r>
+        <w:t>reported by</w:t>
+      </w:r>
+      <w:r>
+        <w:t xml:space="preserve"> </w:t>
+      </w:r>
+      <w:fldSimple w:instr=" MERGEFIELD Forename ">
+        <w:r>
+          <w:rPr>
+            <w:noProof/>
+          </w:rPr>
+          <w:t>«Forename»</w:t>
+        </w:r>
+      </w:fldSimple>
+      <w:r>
+        <w:t xml:space="preserve">  and</w:t>
+      </w:r>
+      <w:r>
+        <w:t xml:space="preserve"> </w:t>
       </w:r>
       <w:fldSimple w:instr=" MERGEFIELD Pronoun3 ">
         <w:r>
@@ -4252,13 +6540,60 @@
         </w:r>
       </w:fldSimple>
       <w:r>
-        <w:t xml:space="preserve"> XX) (XX years of age), and XX brother (XX years of age) and XX sister (XX years of age).  </w:t>
-      </w:r>
+        <w:t xml:space="preserve"> </w:t>
+      </w:r>
+      <w:fldSimple w:instr=" MERGEFIELD Guardian_attend1_rel ">
+        <w:r>
+          <w:rPr>
+            <w:noProof/>
+          </w:rPr>
+          <w:t>«Guardian_attend1_rel»</w:t>
+        </w:r>
+        <w:bookmarkEnd w:id="7"/>
+      </w:fldSimple>
     </w:p>
     <w:p>
       <w:pPr>
         <w:pStyle w:val="Heading4"/>
-      </w:pPr>
+        <w:rPr>
+          <w:noProof/>
+        </w:rPr>
+      </w:pPr>
+      <w:r>
+        <w:fldChar w:fldCharType="begin"/>
+      </w:r>
+      <w:r>
+        <w:instrText xml:space="preserve"> MERGEFIELD Forename </w:instrText>
+      </w:r>
+      <w:r>
+        <w:fldChar w:fldCharType="separate"/>
+      </w:r>
+      <w:r>
+        <w:rPr>
+          <w:noProof/>
+        </w:rPr>
+        <w:t>«Forename»</w:t>
+      </w:r>
+      <w:r>
+        <w:rPr>
+          <w:noProof/>
+        </w:rPr>
+        <w:fldChar w:fldCharType="end"/>
+      </w:r>
+      <w:r>
+        <w:t xml:space="preserve">’s </w:t>
+      </w:r>
+      <w:fldSimple w:instr=" MERGEFIELD Guardian_attend1_rel ">
+        <w:r>
+          <w:rPr>
+            <w:noProof/>
+          </w:rPr>
+          <w:t>«Guardian_attend1_rel»</w:t>
+        </w:r>
+      </w:fldSimple>
+      <w:r>
+        <w:t xml:space="preserve"> reported that </w:t>
+      </w:r>
       <w:fldSimple w:instr=" MERGEFIELD Forename ">
         <w:r>
           <w:rPr>
@@ -4268,8 +6603,19 @@
         </w:r>
       </w:fldSimple>
       <w:r>
-        <w:t xml:space="preserve"> attends a main/special stream primary/secondary school (Name-school). </w:t>
-      </w:r>
+        <w:rPr>
+          <w:noProof/>
+        </w:rPr>
+        <w:t xml:space="preserve"> improved from an emotional and behavioural perspective within XX months following the accident. </w:t>
+      </w:r>
+    </w:p>
+    <w:p>
+      <w:pPr>
+        <w:pStyle w:val="Heading4"/>
+        <w:rPr>
+          <w:lang w:eastAsia="en-GB"/>
+        </w:rPr>
+      </w:pPr>
       <w:fldSimple w:instr=" MERGEFIELD Forename ">
         <w:r>
           <w:rPr>
@@ -4279,187 +6625,69 @@
         </w:r>
       </w:fldSimple>
       <w:r>
-        <w:t xml:space="preserve"> does/does not receive resource hours or special needs assistant access. </w:t>
-      </w:r>
-    </w:p>
-    <w:p>
-      <w:pPr>
-        <w:pStyle w:val="Heading3"/>
-      </w:pPr>
-      <w:r>
-        <w:rPr>
-          <w:rStyle w:val="Heading4Char"/>
-        </w:rPr>
-        <w:t xml:space="preserve">As reported by </w:t>
-      </w:r>
-      <w:r>
-        <w:rPr>
-          <w:rStyle w:val="Heading4Char"/>
-        </w:rPr>
-        <w:fldChar w:fldCharType="begin"/>
-      </w:r>
-      <w:r>
-        <w:rPr>
-          <w:rStyle w:val="Heading4Char"/>
-        </w:rPr>
-        <w:instrText xml:space="preserve"> MERGEFIELD Forename </w:instrText>
-      </w:r>
-      <w:r>
-        <w:rPr>
-          <w:rStyle w:val="Heading4Char"/>
-        </w:rPr>
-        <w:fldChar w:fldCharType="separate"/>
-      </w:r>
-      <w:r>
-        <w:rPr>
-          <w:rStyle w:val="Heading4Char"/>
-          <w:noProof/>
-        </w:rPr>
-        <w:t>«</w:t>
-      </w:r>
-      <w:proofErr w:type="spellStart"/>
-      <w:r>
-        <w:rPr>
-          <w:rStyle w:val="Heading4Char"/>
-          <w:noProof/>
-        </w:rPr>
-        <w:t>Forename»</w:t>
-      </w:r>
-      <w:r>
-        <w:rPr>
-          <w:rStyle w:val="Heading4Char"/>
-        </w:rPr>
-        <w:fldChar w:fldCharType="end"/>
-      </w:r>
-      <w:r>
-        <w:rPr>
-          <w:rStyle w:val="Heading4Char"/>
-        </w:rPr>
-        <w:t>’s</w:t>
-      </w:r>
-      <w:proofErr w:type="spellEnd"/>
-      <w:r>
-        <w:rPr>
-          <w:rStyle w:val="Heading4Char"/>
-        </w:rPr>
-        <w:t xml:space="preserve"> </w:t>
-      </w:r>
-      <w:r>
-        <w:rPr>
-          <w:rStyle w:val="Heading4Char"/>
-        </w:rPr>
-        <w:fldChar w:fldCharType="begin"/>
-      </w:r>
-      <w:r>
-        <w:rPr>
-          <w:rStyle w:val="Heading4Char"/>
-        </w:rPr>
-        <w:instrText xml:space="preserve"> MERGEFIELD Guardian_attend1_rel </w:instrText>
-      </w:r>
-      <w:r>
-        <w:rPr>
-          <w:rStyle w:val="Heading4Char"/>
-        </w:rPr>
-        <w:fldChar w:fldCharType="separate"/>
-      </w:r>
-      <w:r>
-        <w:rPr>
-          <w:rStyle w:val="Heading4Char"/>
-          <w:noProof/>
-        </w:rPr>
-        <w:t>«Guardian_attend1_rel»</w:t>
-      </w:r>
-      <w:r>
-        <w:rPr>
-          <w:rStyle w:val="Heading4Char"/>
-        </w:rPr>
-        <w:fldChar w:fldCharType="end"/>
-      </w:r>
-      <w:r>
-        <w:rPr>
-          <w:rStyle w:val="Heading4Char"/>
-        </w:rPr>
-        <w:t>/</w:t>
-      </w:r>
-      <w:r>
-        <w:rPr>
-          <w:rStyle w:val="Heading4Char"/>
-        </w:rPr>
-        <w:fldChar w:fldCharType="begin"/>
-      </w:r>
-      <w:r>
-        <w:rPr>
-          <w:rStyle w:val="Heading4Char"/>
-        </w:rPr>
-        <w:instrText xml:space="preserve"> MERGEFIELD Guardian_attend2_rel </w:instrText>
-      </w:r>
-      <w:r>
-        <w:rPr>
-          <w:rStyle w:val="Heading4Char"/>
-        </w:rPr>
-        <w:fldChar w:fldCharType="separate"/>
-      </w:r>
-      <w:r>
-        <w:rPr>
-          <w:rStyle w:val="Heading4Char"/>
-          <w:noProof/>
-        </w:rPr>
-        <w:t>«Guardian_attend2_rel»</w:t>
-      </w:r>
-      <w:r>
-        <w:rPr>
-          <w:rStyle w:val="Heading4Char"/>
-        </w:rPr>
-        <w:fldChar w:fldCharType="end"/>
-      </w:r>
-      <w:r>
-        <w:rPr>
-          <w:rStyle w:val="Heading4Char"/>
-        </w:rPr>
-        <w:t xml:space="preserve">, </w:t>
-      </w:r>
-      <w:r>
-        <w:rPr>
-          <w:rStyle w:val="Heading4Char"/>
-        </w:rPr>
-        <w:fldChar w:fldCharType="begin"/>
-      </w:r>
-      <w:r>
-        <w:rPr>
-          <w:rStyle w:val="Heading4Char"/>
-        </w:rPr>
-        <w:instrText xml:space="preserve"> MERGEFIELD Forename </w:instrText>
-      </w:r>
-      <w:r>
-        <w:rPr>
-          <w:rStyle w:val="Heading4Char"/>
-        </w:rPr>
-        <w:fldChar w:fldCharType="separate"/>
-      </w:r>
-      <w:r>
-        <w:rPr>
-          <w:rStyle w:val="Heading4Char"/>
-          <w:noProof/>
-        </w:rPr>
-        <w:t>«Forename»</w:t>
-      </w:r>
-      <w:r>
-        <w:rPr>
-          <w:rStyle w:val="Heading4Char"/>
-        </w:rPr>
-        <w:fldChar w:fldCharType="end"/>
-      </w:r>
-      <w:r>
-        <w:rPr>
-          <w:rStyle w:val="Heading4Char"/>
-        </w:rPr>
-        <w:t xml:space="preserve"> has the following past history</w:t>
-      </w:r>
-      <w:r>
-        <w:t xml:space="preserve">: </w:t>
-      </w:r>
-      <w:r>
-        <w:t xml:space="preserve"> </w:t>
+        <w:t xml:space="preserve"> reported that they improved from an emotional and behavioural perspective within XX months following the accident. </w:t>
+      </w:r>
+    </w:p>
+    <w:p>
+      <w:pPr>
+        <w:spacing w:after="160" w:line="259" w:lineRule="auto"/>
+        <w:rPr>
+          <w:b/>
+          <w:sz w:val="26"/>
+          <w:szCs w:val="26"/>
+        </w:rPr>
+      </w:pPr>
+      <w:r>
+        <w:rPr>
+          <w:b/>
+          <w:sz w:val="26"/>
+          <w:szCs w:val="26"/>
+        </w:rPr>
+        <w:br w:type="page"/>
+      </w:r>
+    </w:p>
+    <w:p>
+      <w:pPr>
+        <w:pStyle w:val="Heading1"/>
+      </w:pPr>
+      <w:bookmarkStart w:id="8" w:name="_Toc232711703"/>
+      <w:r>
+        <w:lastRenderedPageBreak/>
+        <w:t>D</w:t>
+      </w:r>
+      <w:r>
+        <w:t xml:space="preserve">etails of </w:t>
+      </w:r>
+      <w:r>
+        <w:t xml:space="preserve">other </w:t>
+      </w:r>
+      <w:r>
+        <w:t>i</w:t>
+      </w:r>
+      <w:r>
+        <w:t xml:space="preserve">njuries </w:t>
+      </w:r>
+      <w:r>
+        <w:t>s</w:t>
+      </w:r>
+      <w:r>
+        <w:t>ustained</w:t>
+      </w:r>
+      <w:bookmarkEnd w:id="8"/>
+    </w:p>
+    <w:p>
+      <w:pPr>
+        <w:ind w:right="281"/>
+        <w:rPr>
+          <w:rFonts w:cstheme="minorHAnsi"/>
+        </w:rPr>
+      </w:pPr>
+      <w:r>
+        <w:rPr>
+          <w:rFonts w:cstheme="minorHAnsi"/>
+          <w:i/>
+        </w:rPr>
+        <w:t xml:space="preserve">(Include history of condition immediately after accident and in subsequent few days) </w:t>
       </w:r>
     </w:p>
     <w:p>
@@ -4467,37 +6695,11 @@
         <w:pStyle w:val="Heading4"/>
       </w:pPr>
       <w:r>
-        <w:t xml:space="preserve">Prior medical conditions: </w:t>
-      </w:r>
-    </w:p>
-    <w:p>
-      <w:pPr>
-        <w:pStyle w:val="Heading4"/>
-      </w:pPr>
-      <w:r>
-        <w:t>Prior surgical procedures:</w:t>
-      </w:r>
-    </w:p>
-    <w:p>
-      <w:pPr>
-        <w:pStyle w:val="Heading4"/>
-      </w:pPr>
-      <w:r>
-        <w:t>Drug allergies or sensitivities:</w:t>
-      </w:r>
-    </w:p>
-    <w:p>
-      <w:pPr>
-        <w:pStyle w:val="Heading4"/>
-      </w:pPr>
-      <w:r>
-        <w:t xml:space="preserve">Vaccinations: </w:t>
-      </w:r>
-    </w:p>
-    <w:p>
-      <w:pPr>
-        <w:pStyle w:val="Heading4"/>
-      </w:pPr>
+        <w:rPr>
+          <w:lang w:eastAsia="en-GB"/>
+        </w:rPr>
+        <w:t xml:space="preserve">While beyond my expertise, </w:t>
+      </w:r>
       <w:fldSimple w:instr=" MERGEFIELD Forename ">
         <w:r>
           <w:rPr>
@@ -4507,13 +6709,19 @@
         </w:r>
       </w:fldSimple>
       <w:r>
-        <w:t xml:space="preserve"> has XX prior engagement with psychology or related therapy, speech and language therapy, occupational therapy, autism services, or a complex disability network team. </w:t>
-      </w:r>
-    </w:p>
-    <w:p>
-      <w:pPr>
-        <w:pStyle w:val="Heading4"/>
-      </w:pPr>
+        <w:t xml:space="preserve">’s </w:t>
+      </w:r>
+      <w:fldSimple w:instr=" MERGEFIELD Guardian_attend1_rel ">
+        <w:r>
+          <w:rPr>
+            <w:noProof/>
+          </w:rPr>
+          <w:t>«Guardian_attend1_rel»</w:t>
+        </w:r>
+      </w:fldSimple>
+      <w:r>
+        <w:t xml:space="preserve"> reported that </w:t>
+      </w:r>
       <w:fldSimple w:instr=" MERGEFIELD Forename ">
         <w:r>
           <w:rPr>
@@ -4522,2385 +6730,6 @@
           <w:t>«Forename»</w:t>
         </w:r>
       </w:fldSimple>
-      <w:r>
-        <w:t xml:space="preserve"> has XXX referred or attended a local child and adolescent mental health service. </w:t>
-      </w:r>
-    </w:p>
-    <w:p>
-      <w:pPr>
-        <w:pStyle w:val="Heading4"/>
-      </w:pPr>
-      <w:fldSimple w:instr=" MERGEFIELD Forename ">
-        <w:r>
-          <w:rPr>
-            <w:noProof/>
-          </w:rPr>
-          <w:t>«Forename»</w:t>
-        </w:r>
-      </w:fldSimple>
-      <w:r>
-        <w:t xml:space="preserve"> has a variety of interests which include:</w:t>
-      </w:r>
-    </w:p>
-    <w:p/>
-    <w:p>
-      <w:pPr>
-        <w:spacing w:after="160" w:line="259" w:lineRule="auto"/>
-        <w:rPr>
-          <w:rFonts w:cs="Helv"/>
-          <w:b/>
-          <w:bCs/>
-          <w:sz w:val="28"/>
-          <w:szCs w:val="28"/>
-        </w:rPr>
-      </w:pPr>
-      <w:r>
-        <w:br w:type="page"/>
-      </w:r>
-    </w:p>
-    <w:p>
-      <w:pPr>
-        <w:pStyle w:val="Heading1"/>
-      </w:pPr>
-      <w:bookmarkStart w:id="3" w:name="_Toc188993259"/>
-      <w:r>
-        <w:lastRenderedPageBreak/>
-        <w:t>Brief accident details</w:t>
-      </w:r>
-      <w:bookmarkEnd w:id="3"/>
-    </w:p>
-    <w:p>
-      <w:pPr>
-        <w:ind w:right="281"/>
-        <w:jc w:val="both"/>
-        <w:rPr>
-          <w:rFonts w:cstheme="minorHAnsi"/>
-          <w:b/>
-          <w:bCs/>
-        </w:rPr>
-      </w:pPr>
-      <w:r>
-        <w:rPr>
-          <w:rFonts w:cstheme="minorHAnsi"/>
-          <w:b/>
-          <w:bCs/>
-        </w:rPr>
-        <w:t xml:space="preserve">Brief accident details, as reported by </w:t>
-      </w:r>
-      <w:r>
-        <w:rPr>
-          <w:rFonts w:cstheme="minorHAnsi"/>
-          <w:b/>
-          <w:bCs/>
-        </w:rPr>
-        <w:fldChar w:fldCharType="begin"/>
-      </w:r>
-      <w:r>
-        <w:rPr>
-          <w:rFonts w:cstheme="minorHAnsi"/>
-          <w:b/>
-          <w:bCs/>
-        </w:rPr>
-        <w:instrText xml:space="preserve"> MERGEFIELD Forename </w:instrText>
-      </w:r>
-      <w:r>
-        <w:rPr>
-          <w:rFonts w:cstheme="minorHAnsi"/>
-          <w:b/>
-          <w:bCs/>
-        </w:rPr>
-        <w:fldChar w:fldCharType="separate"/>
-      </w:r>
-      <w:r>
-        <w:rPr>
-          <w:rFonts w:cstheme="minorHAnsi"/>
-          <w:b/>
-          <w:bCs/>
-          <w:noProof/>
-        </w:rPr>
-        <w:t>«Forename»</w:t>
-      </w:r>
-      <w:r>
-        <w:rPr>
-          <w:rFonts w:cstheme="minorHAnsi"/>
-          <w:b/>
-          <w:bCs/>
-        </w:rPr>
-        <w:fldChar w:fldCharType="end"/>
-      </w:r>
-      <w:r>
-        <w:rPr>
-          <w:rFonts w:cstheme="minorHAnsi"/>
-          <w:b/>
-          <w:bCs/>
-        </w:rPr>
-        <w:t xml:space="preserve"> and </w:t>
-      </w:r>
-      <w:r>
-        <w:rPr>
-          <w:rFonts w:cstheme="minorHAnsi"/>
-          <w:b/>
-          <w:bCs/>
-        </w:rPr>
-        <w:fldChar w:fldCharType="begin"/>
-      </w:r>
-      <w:r>
-        <w:rPr>
-          <w:rFonts w:cstheme="minorHAnsi"/>
-          <w:b/>
-          <w:bCs/>
-        </w:rPr>
-        <w:instrText xml:space="preserve"> MERGEFIELD Pronoun3 </w:instrText>
-      </w:r>
-      <w:r>
-        <w:rPr>
-          <w:rFonts w:cstheme="minorHAnsi"/>
-          <w:b/>
-          <w:bCs/>
-        </w:rPr>
-        <w:fldChar w:fldCharType="separate"/>
-      </w:r>
-      <w:r>
-        <w:rPr>
-          <w:rFonts w:cstheme="minorHAnsi"/>
-          <w:b/>
-          <w:bCs/>
-          <w:noProof/>
-        </w:rPr>
-        <w:t>«Pronoun3»</w:t>
-      </w:r>
-      <w:r>
-        <w:rPr>
-          <w:rFonts w:cstheme="minorHAnsi"/>
-          <w:b/>
-          <w:bCs/>
-        </w:rPr>
-        <w:fldChar w:fldCharType="end"/>
-      </w:r>
-      <w:r>
-        <w:rPr>
-          <w:rFonts w:cstheme="minorHAnsi"/>
-          <w:b/>
-          <w:bCs/>
-        </w:rPr>
-        <w:t xml:space="preserve"> </w:t>
-      </w:r>
-      <w:r>
-        <w:rPr>
-          <w:rFonts w:cstheme="minorHAnsi"/>
-          <w:b/>
-          <w:bCs/>
-        </w:rPr>
-        <w:fldChar w:fldCharType="begin"/>
-      </w:r>
-      <w:r>
-        <w:rPr>
-          <w:rFonts w:cstheme="minorHAnsi"/>
-          <w:b/>
-          <w:bCs/>
-        </w:rPr>
-        <w:instrText xml:space="preserve"> MERGEFIELD Guardian_attend1_rel </w:instrText>
-      </w:r>
-      <w:r>
-        <w:rPr>
-          <w:rFonts w:cstheme="minorHAnsi"/>
-          <w:b/>
-          <w:bCs/>
-        </w:rPr>
-        <w:fldChar w:fldCharType="separate"/>
-      </w:r>
-      <w:r>
-        <w:rPr>
-          <w:rFonts w:cstheme="minorHAnsi"/>
-          <w:b/>
-          <w:bCs/>
-          <w:noProof/>
-        </w:rPr>
-        <w:t>«Guardian_attend1_rel»</w:t>
-      </w:r>
-      <w:r>
-        <w:rPr>
-          <w:rFonts w:cstheme="minorHAnsi"/>
-          <w:b/>
-          <w:bCs/>
-        </w:rPr>
-        <w:fldChar w:fldCharType="end"/>
-      </w:r>
-      <w:r>
-        <w:rPr>
-          <w:rFonts w:cstheme="minorHAnsi"/>
-          <w:b/>
-          <w:bCs/>
-        </w:rPr>
-        <w:t>/</w:t>
-      </w:r>
-      <w:r>
-        <w:rPr>
-          <w:rFonts w:cstheme="minorHAnsi"/>
-          <w:b/>
-          <w:bCs/>
-        </w:rPr>
-        <w:fldChar w:fldCharType="begin"/>
-      </w:r>
-      <w:r>
-        <w:rPr>
-          <w:rFonts w:cstheme="minorHAnsi"/>
-          <w:b/>
-          <w:bCs/>
-        </w:rPr>
-        <w:instrText xml:space="preserve"> MERGEFIELD Guardian_attend2_rel </w:instrText>
-      </w:r>
-      <w:r>
-        <w:rPr>
-          <w:rFonts w:cstheme="minorHAnsi"/>
-          <w:b/>
-          <w:bCs/>
-        </w:rPr>
-        <w:fldChar w:fldCharType="separate"/>
-      </w:r>
-      <w:r>
-        <w:rPr>
-          <w:rFonts w:cstheme="minorHAnsi"/>
-          <w:b/>
-          <w:bCs/>
-          <w:noProof/>
-        </w:rPr>
-        <w:t>«Guardian_attend2_rel»</w:t>
-      </w:r>
-      <w:r>
-        <w:rPr>
-          <w:rFonts w:cstheme="minorHAnsi"/>
-          <w:b/>
-          <w:bCs/>
-        </w:rPr>
-        <w:fldChar w:fldCharType="end"/>
-      </w:r>
-      <w:r>
-        <w:rPr>
-          <w:rFonts w:cstheme="minorHAnsi"/>
-          <w:b/>
-          <w:bCs/>
-        </w:rPr>
-        <w:t>:</w:t>
-      </w:r>
-    </w:p>
-    <w:p>
-      <w:pPr>
-        <w:pStyle w:val="Heading4"/>
-      </w:pPr>
-      <w:r>
-        <w:t xml:space="preserve">On the  </w:t>
-      </w:r>
-      <w:r>
-        <w:fldChar w:fldCharType="begin"/>
-      </w:r>
-      <w:r>
-        <w:instrText xml:space="preserve"> MERGEFIELD Date_accident </w:instrText>
-      </w:r>
-      <w:r>
-        <w:instrText>\@ "DD/MM/YYYY"</w:instrText>
-      </w:r>
-      <w:r>
-        <w:fldChar w:fldCharType="separate"/>
-      </w:r>
-      <w:r>
-        <w:rPr>
-          <w:noProof/>
-        </w:rPr>
-        <w:t>«Date_accident»</w:t>
-      </w:r>
-      <w:r>
-        <w:rPr>
-          <w:noProof/>
-        </w:rPr>
-        <w:fldChar w:fldCharType="end"/>
-      </w:r>
-      <w:r>
-        <w:t xml:space="preserve"> at approximately (</w:t>
-      </w:r>
-      <w:r>
-        <w:rPr>
-          <w:b/>
-          <w:bCs/>
-        </w:rPr>
-        <w:t>XX</w:t>
-      </w:r>
-      <w:r>
-        <w:t>:</w:t>
-      </w:r>
-      <w:r>
-        <w:rPr>
-          <w:b/>
-          <w:bCs/>
-        </w:rPr>
-        <w:t>XX</w:t>
-      </w:r>
-      <w:r>
-        <w:t xml:space="preserve">), </w:t>
-      </w:r>
-    </w:p>
-    <w:p/>
-    <w:p>
-      <w:pPr>
-        <w:rPr>
-          <w:b/>
-          <w:sz w:val="26"/>
-          <w:szCs w:val="26"/>
-        </w:rPr>
-      </w:pPr>
-    </w:p>
-    <w:p>
-      <w:pPr>
-        <w:spacing w:after="160" w:line="259" w:lineRule="auto"/>
-        <w:rPr>
-          <w:b/>
-          <w:sz w:val="26"/>
-          <w:szCs w:val="26"/>
-        </w:rPr>
-      </w:pPr>
-      <w:r>
-        <w:rPr>
-          <w:b/>
-          <w:sz w:val="26"/>
-          <w:szCs w:val="26"/>
-        </w:rPr>
-        <w:br w:type="page"/>
-      </w:r>
-    </w:p>
-    <w:p>
-      <w:pPr>
-        <w:pStyle w:val="Heading1"/>
-      </w:pPr>
-      <w:bookmarkStart w:id="4" w:name="_Toc188993260"/>
-      <w:r>
-        <w:lastRenderedPageBreak/>
-        <w:t xml:space="preserve">Details of </w:t>
-      </w:r>
-      <w:r>
-        <w:t>d</w:t>
-      </w:r>
-      <w:r>
-        <w:t>ominant</w:t>
-      </w:r>
-      <w:r>
-        <w:t>/most significant</w:t>
-      </w:r>
-      <w:r>
-        <w:t xml:space="preserve"> </w:t>
-      </w:r>
-      <w:r>
-        <w:t>i</w:t>
-      </w:r>
-      <w:r>
-        <w:t xml:space="preserve">njury </w:t>
-      </w:r>
-      <w:r>
-        <w:t>s</w:t>
-      </w:r>
-      <w:r>
-        <w:t>ustained</w:t>
-      </w:r>
-      <w:r>
-        <w:t xml:space="preserve"> (within </w:t>
-      </w:r>
-      <w:r>
-        <w:t xml:space="preserve">my </w:t>
-      </w:r>
-      <w:r>
-        <w:t>expertise)</w:t>
-      </w:r>
-      <w:bookmarkEnd w:id="4"/>
-    </w:p>
-    <w:p>
-      <w:pPr>
-        <w:pStyle w:val="Heading2"/>
-      </w:pPr>
-      <w:bookmarkStart w:id="5" w:name="_Toc188993261"/>
-      <w:r>
-        <w:t>Pre-</w:t>
-      </w:r>
-      <w:r>
-        <w:t>a</w:t>
-      </w:r>
-      <w:r>
-        <w:t>ccident</w:t>
-      </w:r>
-      <w:r>
-        <w:t xml:space="preserve"> </w:t>
-      </w:r>
-      <w:r>
-        <w:t>f</w:t>
-      </w:r>
-      <w:r>
-        <w:t>unctioning</w:t>
-      </w:r>
-      <w:r>
-        <w:t xml:space="preserve"> as reported by</w:t>
-      </w:r>
-      <w:r>
-        <w:t xml:space="preserve"> </w:t>
-      </w:r>
-      <w:fldSimple w:instr=" MERGEFIELD Forename ">
-        <w:r>
-          <w:rPr>
-            <w:noProof/>
-          </w:rPr>
-          <w:t>«Forename»</w:t>
-        </w:r>
-      </w:fldSimple>
-      <w:r>
-        <w:t xml:space="preserve"> and </w:t>
-      </w:r>
-      <w:fldSimple w:instr=" MERGEFIELD Pronoun3 ">
-        <w:r>
-          <w:rPr>
-            <w:noProof/>
-          </w:rPr>
-          <w:t>«Pronoun3»</w:t>
-        </w:r>
-      </w:fldSimple>
-      <w:r>
-        <w:t xml:space="preserve"> </w:t>
-      </w:r>
-      <w:fldSimple w:instr=" MERGEFIELD Guardian_attend1_rel ">
-        <w:r>
-          <w:rPr>
-            <w:noProof/>
-          </w:rPr>
-          <w:t>«Guardian_attend1_rel»</w:t>
-        </w:r>
-      </w:fldSimple>
-      <w:r>
-        <w:t>/</w:t>
-      </w:r>
-      <w:fldSimple w:instr=" MERGEFIELD Guardian_attend2_rel ">
-        <w:r>
-          <w:rPr>
-            <w:noProof/>
-          </w:rPr>
-          <w:t>«Guardian_attend2_rel»</w:t>
-        </w:r>
-      </w:fldSimple>
-      <w:r>
-        <w:t xml:space="preserve"> </w:t>
-      </w:r>
-      <w:r>
-        <w:t>:</w:t>
-      </w:r>
-      <w:bookmarkEnd w:id="5"/>
-    </w:p>
-    <w:p>
-      <w:pPr>
-        <w:pStyle w:val="Heading4"/>
-        <w:rPr>
-          <w:lang w:eastAsia="en-GB"/>
-        </w:rPr>
-      </w:pPr>
-      <w:r>
-        <w:rPr>
-          <w:b/>
-          <w:bCs/>
-          <w:lang w:eastAsia="en-GB"/>
-        </w:rPr>
-        <w:t xml:space="preserve">Prior to the </w:t>
-      </w:r>
-      <w:r>
-        <w:rPr>
-          <w:b/>
-          <w:bCs/>
-          <w:lang w:eastAsia="en-GB"/>
-        </w:rPr>
-        <w:t xml:space="preserve">accident, </w:t>
-      </w:r>
-      <w:r>
-        <w:rPr>
-          <w:lang w:eastAsia="en-GB"/>
-        </w:rPr>
-        <w:fldChar w:fldCharType="begin"/>
-      </w:r>
-      <w:r>
-        <w:rPr>
-          <w:lang w:eastAsia="en-GB"/>
-        </w:rPr>
-        <w:instrText xml:space="preserve"> MERGEFIELD Forename </w:instrText>
-      </w:r>
-      <w:r>
-        <w:rPr>
-          <w:lang w:eastAsia="en-GB"/>
-        </w:rPr>
-        <w:fldChar w:fldCharType="separate"/>
-      </w:r>
-      <w:r>
-        <w:rPr>
-          <w:noProof/>
-          <w:lang w:eastAsia="en-GB"/>
-        </w:rPr>
-        <w:t>«Forename»</w:t>
-      </w:r>
-      <w:r>
-        <w:rPr>
-          <w:lang w:eastAsia="en-GB"/>
-        </w:rPr>
-        <w:fldChar w:fldCharType="end"/>
-      </w:r>
-      <w:r>
-        <w:rPr>
-          <w:lang w:eastAsia="en-GB"/>
-        </w:rPr>
-        <w:t xml:space="preserve"> was described as “_____”, who </w:t>
-      </w:r>
-      <w:r>
-        <w:rPr>
-          <w:b/>
-          <w:bCs/>
-          <w:lang w:eastAsia="en-GB"/>
-        </w:rPr>
-        <w:t>did/did</w:t>
-      </w:r>
-      <w:r>
-        <w:rPr>
-          <w:lang w:eastAsia="en-GB"/>
-        </w:rPr>
-        <w:t xml:space="preserve"> </w:t>
-      </w:r>
-      <w:r>
-        <w:rPr>
-          <w:b/>
-          <w:bCs/>
-          <w:lang w:eastAsia="en-GB"/>
-        </w:rPr>
-        <w:t>not</w:t>
-      </w:r>
-      <w:r>
-        <w:rPr>
-          <w:lang w:eastAsia="en-GB"/>
-        </w:rPr>
-        <w:t xml:space="preserve"> have a known pre-existing emotional or behavioural condition. </w:t>
-      </w:r>
-    </w:p>
-    <w:p>
-      <w:pPr>
-        <w:pStyle w:val="Heading3"/>
-        <w:rPr>
-          <w:b w:val="0"/>
-          <w:lang w:eastAsia="en-GB"/>
-        </w:rPr>
-      </w:pPr>
-      <w:r>
-        <w:rPr>
-          <w:lang w:eastAsia="en-GB"/>
-        </w:rPr>
-        <w:t xml:space="preserve">Pre-accident behavioural and emotional functioning: </w:t>
-      </w:r>
-    </w:p>
-    <w:p>
-      <w:pPr>
-        <w:pStyle w:val="Heading4"/>
-      </w:pPr>
-      <w:fldSimple w:instr=" MERGEFIELD Forename ">
-        <w:r>
-          <w:rPr>
-            <w:noProof/>
-          </w:rPr>
-          <w:t>«Forename»</w:t>
-        </w:r>
-      </w:fldSimple>
-      <w:r>
-        <w:t xml:space="preserve"> was described as having a  “__________” mood prior to the accident with </w:t>
-      </w:r>
-      <w:r>
-        <w:rPr>
-          <w:b/>
-          <w:bCs/>
-        </w:rPr>
-        <w:t>no</w:t>
-      </w:r>
-      <w:r>
-        <w:t xml:space="preserve"> depressive symptoms. </w:t>
-      </w:r>
-      <w:fldSimple w:instr=" MERGEFIELD Pronoun3 ">
-        <w:r>
-          <w:rPr>
-            <w:noProof/>
-          </w:rPr>
-          <w:t>«Pronoun3»</w:t>
-        </w:r>
-      </w:fldSimple>
-      <w:r>
-        <w:t xml:space="preserve"> </w:t>
-      </w:r>
-      <w:r>
-        <w:t xml:space="preserve"> </w:t>
-      </w:r>
-      <w:r>
-        <w:rPr>
-          <w:b/>
-          <w:bCs/>
-        </w:rPr>
-        <w:t>did or did</w:t>
-      </w:r>
-      <w:r>
-        <w:t xml:space="preserve"> not demonstrate anhedonia.  </w:t>
-      </w:r>
-    </w:p>
-    <w:p>
-      <w:pPr>
-        <w:pStyle w:val="Heading4"/>
-      </w:pPr>
-      <w:fldSimple w:instr=" MERGEFIELD Forename ">
-        <w:r>
-          <w:rPr>
-            <w:noProof/>
-          </w:rPr>
-          <w:t>«Forename»</w:t>
-        </w:r>
-      </w:fldSimple>
-      <w:r>
-        <w:t xml:space="preserve"> </w:t>
-      </w:r>
-      <w:r>
-        <w:t xml:space="preserve"> </w:t>
-      </w:r>
-      <w:r>
-        <w:rPr>
-          <w:b/>
-          <w:bCs/>
-        </w:rPr>
-        <w:t>had or did not</w:t>
-      </w:r>
-      <w:r>
-        <w:t xml:space="preserve"> have specific or broad or free floating fears or worries. </w:t>
-      </w:r>
-      <w:fldSimple w:instr=" MERGEFIELD Forename ">
-        <w:r>
-          <w:rPr>
-            <w:noProof/>
-          </w:rPr>
-          <w:t>«Forename»</w:t>
-        </w:r>
-      </w:fldSimple>
-      <w:r>
-        <w:t xml:space="preserve"> was reported to </w:t>
-      </w:r>
-      <w:r>
-        <w:rPr>
-          <w:b/>
-          <w:bCs/>
-        </w:rPr>
-        <w:t>have or not</w:t>
-      </w:r>
-      <w:r>
-        <w:t xml:space="preserve"> have prior panic symptoms or somatic symptoms (i.e., body sensations of anxiety). </w:t>
-      </w:r>
-    </w:p>
-    <w:p>
-      <w:pPr>
-        <w:pStyle w:val="Heading4"/>
-      </w:pPr>
-      <w:fldSimple w:instr=" MERGEFIELD Forename ">
-        <w:r>
-          <w:rPr>
-            <w:noProof/>
-          </w:rPr>
-          <w:t>«Forename»</w:t>
-        </w:r>
-      </w:fldSimple>
-      <w:r>
-        <w:t xml:space="preserve"> was reported to </w:t>
-      </w:r>
-      <w:r>
-        <w:rPr>
-          <w:b/>
-          <w:bCs/>
-        </w:rPr>
-        <w:t>have or not</w:t>
-      </w:r>
-      <w:r>
-        <w:t xml:space="preserve"> have prior social anxiety or obsessive or compulsive symptoms. </w:t>
-      </w:r>
-    </w:p>
-    <w:p>
-      <w:pPr>
-        <w:pStyle w:val="Heading4"/>
-      </w:pPr>
-      <w:r>
-        <w:rPr>
-          <w:b/>
-          <w:bCs/>
-        </w:rPr>
-        <w:t>No</w:t>
-      </w:r>
-      <w:r>
-        <w:t xml:space="preserve"> suggestion of hallucinations, delusions, paranoia. </w:t>
-      </w:r>
-    </w:p>
-    <w:p>
-      <w:pPr>
-        <w:pStyle w:val="Heading4"/>
-      </w:pPr>
-      <w:fldSimple w:instr=" MERGEFIELD Forename ">
-        <w:r>
-          <w:rPr>
-            <w:noProof/>
-          </w:rPr>
-          <w:t>«Forename»</w:t>
-        </w:r>
-      </w:fldSimple>
-      <w:r>
-        <w:t xml:space="preserve"> was reported to </w:t>
-      </w:r>
-      <w:r>
-        <w:rPr>
-          <w:b/>
-          <w:bCs/>
-        </w:rPr>
-        <w:t>have or not</w:t>
-      </w:r>
-      <w:r>
-        <w:t xml:space="preserve"> have prior restrictive eating and purging. </w:t>
-      </w:r>
-    </w:p>
-    <w:p>
-      <w:pPr>
-        <w:pStyle w:val="Heading4"/>
-      </w:pPr>
-      <w:fldSimple w:instr=" MERGEFIELD Forename ">
-        <w:r>
-          <w:rPr>
-            <w:noProof/>
-          </w:rPr>
-          <w:t>«Forename»</w:t>
-        </w:r>
-      </w:fldSimple>
-      <w:r>
-        <w:t xml:space="preserve"> </w:t>
-      </w:r>
-      <w:r>
-        <w:rPr>
-          <w:b/>
-          <w:bCs/>
-        </w:rPr>
-        <w:t>did or did not have</w:t>
-      </w:r>
-      <w:r>
-        <w:t xml:space="preserve"> a prior autism assessment.</w:t>
-      </w:r>
-    </w:p>
-    <w:p>
-      <w:pPr>
-        <w:pStyle w:val="Heading4"/>
-      </w:pPr>
-      <w:fldSimple w:instr=" MERGEFIELD Forename ">
-        <w:r>
-          <w:rPr>
-            <w:noProof/>
-          </w:rPr>
-          <w:t>«Forename»</w:t>
-        </w:r>
-      </w:fldSimple>
-      <w:r>
-        <w:t xml:space="preserve"> was reported </w:t>
-      </w:r>
-      <w:r>
-        <w:rPr>
-          <w:b/>
-          <w:bCs/>
-        </w:rPr>
-        <w:t>do have/</w:t>
-      </w:r>
-      <w:r>
-        <w:t xml:space="preserve"> </w:t>
-      </w:r>
-      <w:r>
-        <w:rPr>
-          <w:b/>
-          <w:bCs/>
-        </w:rPr>
-        <w:t xml:space="preserve">did not </w:t>
-      </w:r>
-      <w:r>
-        <w:t xml:space="preserve">have meltdowns more frequently or more intensely than other children at </w:t>
-      </w:r>
-      <w:fldSimple w:instr=" MERGEFIELD Pronoun3 ">
-        <w:r>
-          <w:rPr>
-            <w:noProof/>
-          </w:rPr>
-          <w:t>«Pronoun3»</w:t>
-        </w:r>
-      </w:fldSimple>
-      <w:r>
-        <w:t xml:space="preserve"> developmental age. </w:t>
-      </w:r>
-    </w:p>
-    <w:p>
-      <w:pPr>
-        <w:pStyle w:val="Heading4"/>
-      </w:pPr>
-      <w:fldSimple w:instr=" MERGEFIELD Forename ">
-        <w:r>
-          <w:rPr>
-            <w:noProof/>
-          </w:rPr>
-          <w:t>«Forename»</w:t>
-        </w:r>
-      </w:fldSimple>
-      <w:r>
-        <w:t xml:space="preserve"> was reported </w:t>
-      </w:r>
-      <w:r>
-        <w:rPr>
-          <w:b/>
-          <w:bCs/>
-        </w:rPr>
-        <w:t>to not</w:t>
-      </w:r>
-      <w:r>
-        <w:t xml:space="preserve"> have experienced prior separation anxiety. </w:t>
-      </w:r>
-    </w:p>
-    <w:p>
-      <w:pPr>
-        <w:pStyle w:val="Heading3"/>
-      </w:pPr>
-      <w:r>
-        <w:t xml:space="preserve">Pre-accident social and adaptive functioning: </w:t>
-      </w:r>
-    </w:p>
-    <w:p>
-      <w:pPr>
-        <w:pStyle w:val="Heading4"/>
-      </w:pPr>
-      <w:fldSimple w:instr=" MERGEFIELD Forename ">
-        <w:r>
-          <w:rPr>
-            <w:noProof/>
-          </w:rPr>
-          <w:t>«Forename»</w:t>
-        </w:r>
-      </w:fldSimple>
-      <w:r>
-        <w:t xml:space="preserve"> </w:t>
-      </w:r>
-      <w:r>
-        <w:rPr>
-          <w:b/>
-          <w:bCs/>
-        </w:rPr>
-        <w:t>had or did not</w:t>
-      </w:r>
-      <w:r>
-        <w:t xml:space="preserve"> have a reasonable amount and quality of sleep (X-X hours per night, XX:XX – XX:XX), with </w:t>
-      </w:r>
-      <w:r>
-        <w:rPr>
-          <w:b/>
-          <w:bCs/>
-        </w:rPr>
-        <w:t>no</w:t>
-      </w:r>
-      <w:r>
-        <w:t xml:space="preserve"> night terrors or frequent nightmares. </w:t>
-      </w:r>
-    </w:p>
-    <w:p>
-      <w:pPr>
-        <w:pStyle w:val="Heading4"/>
-      </w:pPr>
-      <w:fldSimple w:instr=" MERGEFIELD Forename ">
-        <w:r>
-          <w:rPr>
-            <w:noProof/>
-          </w:rPr>
-          <w:t>«Forename»</w:t>
-        </w:r>
-      </w:fldSimple>
-      <w:r>
-        <w:t xml:space="preserve"> </w:t>
-      </w:r>
-      <w:r>
-        <w:rPr>
-          <w:b/>
-          <w:bCs/>
-        </w:rPr>
-        <w:t>had  or did not</w:t>
-      </w:r>
-      <w:r>
-        <w:t xml:space="preserve"> have a good appetite with a reasonable variety of food. </w:t>
-      </w:r>
-    </w:p>
-    <w:p>
-      <w:pPr>
-        <w:pStyle w:val="Heading4"/>
-      </w:pPr>
-      <w:fldSimple w:instr=" MERGEFIELD Forename ">
-        <w:r>
-          <w:rPr>
-            <w:noProof/>
-          </w:rPr>
-          <w:t>«Forename»</w:t>
-        </w:r>
-      </w:fldSimple>
-      <w:r>
-        <w:t xml:space="preserve"> </w:t>
-      </w:r>
-      <w:r>
-        <w:rPr>
-          <w:b/>
-          <w:bCs/>
-        </w:rPr>
-        <w:t>had or did not</w:t>
-      </w:r>
-      <w:r>
-        <w:t xml:space="preserve"> have good energy levels. </w:t>
-      </w:r>
-    </w:p>
-    <w:p>
-      <w:pPr>
-        <w:pStyle w:val="Heading4"/>
-      </w:pPr>
-      <w:fldSimple w:instr=" MERGEFIELD Forename ">
-        <w:r>
-          <w:rPr>
-            <w:noProof/>
-          </w:rPr>
-          <w:t>«Forename»</w:t>
-        </w:r>
-      </w:fldSimple>
-      <w:r>
-        <w:t xml:space="preserve"> </w:t>
-      </w:r>
-      <w:r>
-        <w:rPr>
-          <w:b/>
-          <w:bCs/>
-        </w:rPr>
-        <w:t>was</w:t>
-      </w:r>
-      <w:r>
-        <w:t xml:space="preserve"> toilet trained by day and night at age XX years. </w:t>
-      </w:r>
-      <w:r>
-        <w:rPr>
-          <w:b/>
-          <w:bCs/>
-        </w:rPr>
-        <w:t>No</w:t>
-      </w:r>
-      <w:r>
-        <w:t xml:space="preserve"> reported enuresis. </w:t>
-      </w:r>
-    </w:p>
-    <w:p>
-      <w:pPr>
-        <w:pStyle w:val="Heading4"/>
-      </w:pPr>
-      <w:fldSimple w:instr=" MERGEFIELD Forename ">
-        <w:r>
-          <w:rPr>
-            <w:noProof/>
-          </w:rPr>
-          <w:t>«Forename»</w:t>
-        </w:r>
-      </w:fldSimple>
-      <w:r>
-        <w:t xml:space="preserve"> </w:t>
-      </w:r>
-      <w:r>
-        <w:rPr>
-          <w:b/>
-          <w:bCs/>
-        </w:rPr>
-        <w:t>did not</w:t>
-      </w:r>
-      <w:r>
-        <w:t xml:space="preserve"> experience tics or stereotypical movements.  </w:t>
-      </w:r>
-    </w:p>
-    <w:p>
-      <w:pPr>
-        <w:pStyle w:val="Heading4"/>
-      </w:pPr>
-      <w:fldSimple w:instr=" MERGEFIELD Forename ">
-        <w:r>
-          <w:rPr>
-            <w:noProof/>
-          </w:rPr>
-          <w:t>«Forename»</w:t>
-        </w:r>
-      </w:fldSimple>
-      <w:r>
-        <w:t xml:space="preserve"> had age appropriate interests (i.e., </w:t>
-      </w:r>
-      <w:r>
-        <w:rPr>
-          <w:b/>
-          <w:bCs/>
-        </w:rPr>
-        <w:t>hobbies</w:t>
-      </w:r>
-      <w:r>
-        <w:t xml:space="preserve">).  </w:t>
-      </w:r>
-    </w:p>
-    <w:p>
-      <w:pPr>
-        <w:spacing w:before="100" w:beforeAutospacing="1" w:after="100" w:afterAutospacing="1" w:line="240" w:lineRule="auto"/>
-        <w:jc w:val="both"/>
-        <w:rPr>
-          <w:rFonts w:eastAsia="Times New Roman" w:cstheme="minorHAnsi"/>
-          <w:b/>
-          <w:bCs/>
-          <w:lang w:eastAsia="en-GB"/>
-        </w:rPr>
-      </w:pPr>
-      <w:r>
-        <w:rPr>
-          <w:rFonts w:eastAsia="Times New Roman" w:cstheme="minorHAnsi"/>
-          <w:b/>
-          <w:bCs/>
-          <w:lang w:eastAsia="en-GB"/>
-        </w:rPr>
-        <w:t xml:space="preserve">Developmental milestones: </w:t>
-      </w:r>
-    </w:p>
-    <w:p>
-      <w:pPr>
-        <w:pStyle w:val="Heading4"/>
-        <w:rPr>
-          <w:lang w:eastAsia="en-GB"/>
-        </w:rPr>
-      </w:pPr>
-      <w:r>
-        <w:rPr>
-          <w:lang w:eastAsia="en-GB"/>
-        </w:rPr>
-        <w:t xml:space="preserve">According to </w:t>
-      </w:r>
-      <w:r>
-        <w:rPr>
-          <w:lang w:eastAsia="en-GB"/>
-        </w:rPr>
-        <w:fldChar w:fldCharType="begin"/>
-      </w:r>
-      <w:r>
-        <w:rPr>
-          <w:lang w:eastAsia="en-GB"/>
-        </w:rPr>
-        <w:instrText xml:space="preserve"> MERGEFIELD Forename </w:instrText>
-      </w:r>
-      <w:r>
-        <w:rPr>
-          <w:lang w:eastAsia="en-GB"/>
-        </w:rPr>
-        <w:fldChar w:fldCharType="separate"/>
-      </w:r>
-      <w:r>
-        <w:rPr>
-          <w:noProof/>
-          <w:lang w:eastAsia="en-GB"/>
-        </w:rPr>
-        <w:t>«</w:t>
-      </w:r>
-      <w:proofErr w:type="spellStart"/>
-      <w:r>
-        <w:rPr>
-          <w:noProof/>
-          <w:lang w:eastAsia="en-GB"/>
-        </w:rPr>
-        <w:t>Forename»</w:t>
-      </w:r>
-      <w:r>
-        <w:rPr>
-          <w:lang w:eastAsia="en-GB"/>
-        </w:rPr>
-        <w:fldChar w:fldCharType="end"/>
-      </w:r>
-      <w:r>
-        <w:rPr>
-          <w:lang w:eastAsia="en-GB"/>
-        </w:rPr>
-        <w:t>’s</w:t>
-      </w:r>
-      <w:proofErr w:type="spellEnd"/>
-      <w:r>
-        <w:rPr>
-          <w:lang w:eastAsia="en-GB"/>
-        </w:rPr>
-        <w:t xml:space="preserve"> </w:t>
-      </w:r>
-      <w:r>
-        <w:rPr>
-          <w:lang w:eastAsia="en-GB"/>
-        </w:rPr>
-        <w:fldChar w:fldCharType="begin"/>
-      </w:r>
-      <w:r>
-        <w:rPr>
-          <w:lang w:eastAsia="en-GB"/>
-        </w:rPr>
-        <w:instrText xml:space="preserve"> MERGEFIELD Guardian_attend1_rel </w:instrText>
-      </w:r>
-      <w:r>
-        <w:rPr>
-          <w:lang w:eastAsia="en-GB"/>
-        </w:rPr>
-        <w:fldChar w:fldCharType="separate"/>
-      </w:r>
-      <w:r>
-        <w:rPr>
-          <w:noProof/>
-          <w:lang w:eastAsia="en-GB"/>
-        </w:rPr>
-        <w:t>«Guardian_attend1_rel»</w:t>
-      </w:r>
-      <w:r>
-        <w:rPr>
-          <w:lang w:eastAsia="en-GB"/>
-        </w:rPr>
-        <w:fldChar w:fldCharType="end"/>
-      </w:r>
-      <w:r>
-        <w:rPr>
-          <w:lang w:eastAsia="en-GB"/>
-        </w:rPr>
-        <w:t>/</w:t>
-      </w:r>
-      <w:r>
-        <w:rPr>
-          <w:lang w:eastAsia="en-GB"/>
-        </w:rPr>
-        <w:fldChar w:fldCharType="begin"/>
-      </w:r>
-      <w:r>
-        <w:rPr>
-          <w:lang w:eastAsia="en-GB"/>
-        </w:rPr>
-        <w:instrText xml:space="preserve"> MERGEFIELD Guardian_attend2_rel </w:instrText>
-      </w:r>
-      <w:r>
-        <w:rPr>
-          <w:lang w:eastAsia="en-GB"/>
-        </w:rPr>
-        <w:fldChar w:fldCharType="separate"/>
-      </w:r>
-      <w:r>
-        <w:rPr>
-          <w:noProof/>
-          <w:lang w:eastAsia="en-GB"/>
-        </w:rPr>
-        <w:t>«Guardian_attend2_rel»</w:t>
-      </w:r>
-      <w:r>
-        <w:rPr>
-          <w:lang w:eastAsia="en-GB"/>
-        </w:rPr>
-        <w:fldChar w:fldCharType="end"/>
-      </w:r>
-      <w:r>
-        <w:rPr>
-          <w:lang w:eastAsia="en-GB"/>
-        </w:rPr>
-        <w:t xml:space="preserve">, </w:t>
-      </w:r>
-      <w:r>
-        <w:rPr>
-          <w:lang w:eastAsia="en-GB"/>
-        </w:rPr>
-        <w:fldChar w:fldCharType="begin"/>
-      </w:r>
-      <w:r>
-        <w:rPr>
-          <w:lang w:eastAsia="en-GB"/>
-        </w:rPr>
-        <w:instrText xml:space="preserve"> MERGEFIELD Forename </w:instrText>
-      </w:r>
-      <w:r>
-        <w:rPr>
-          <w:lang w:eastAsia="en-GB"/>
-        </w:rPr>
-        <w:fldChar w:fldCharType="separate"/>
-      </w:r>
-      <w:r>
-        <w:rPr>
-          <w:noProof/>
-          <w:lang w:eastAsia="en-GB"/>
-        </w:rPr>
-        <w:t>«Forename»</w:t>
-      </w:r>
-      <w:r>
-        <w:rPr>
-          <w:lang w:eastAsia="en-GB"/>
-        </w:rPr>
-        <w:fldChar w:fldCharType="end"/>
-      </w:r>
-      <w:r>
-        <w:rPr>
-          <w:lang w:eastAsia="en-GB"/>
-        </w:rPr>
-        <w:t xml:space="preserve"> </w:t>
-      </w:r>
-      <w:r>
-        <w:rPr>
-          <w:b/>
-          <w:bCs/>
-          <w:lang w:eastAsia="en-GB"/>
-        </w:rPr>
-        <w:t>met</w:t>
-      </w:r>
-      <w:r>
-        <w:rPr>
-          <w:lang w:eastAsia="en-GB"/>
-        </w:rPr>
-        <w:t xml:space="preserve"> </w:t>
-      </w:r>
-      <w:r>
-        <w:rPr>
-          <w:lang w:eastAsia="en-GB"/>
-        </w:rPr>
-        <w:fldChar w:fldCharType="begin"/>
-      </w:r>
-      <w:r>
-        <w:rPr>
-          <w:lang w:eastAsia="en-GB"/>
-        </w:rPr>
-        <w:instrText xml:space="preserve"> MERGEFIELD Pronoun3 </w:instrText>
-      </w:r>
-      <w:r>
-        <w:rPr>
-          <w:lang w:eastAsia="en-GB"/>
-        </w:rPr>
-        <w:fldChar w:fldCharType="separate"/>
-      </w:r>
-      <w:r>
-        <w:rPr>
-          <w:noProof/>
-          <w:lang w:eastAsia="en-GB"/>
-        </w:rPr>
-        <w:t>«Pronoun3»</w:t>
-      </w:r>
-      <w:r>
-        <w:rPr>
-          <w:lang w:eastAsia="en-GB"/>
-        </w:rPr>
-        <w:fldChar w:fldCharType="end"/>
-      </w:r>
-      <w:r>
-        <w:rPr>
-          <w:lang w:eastAsia="en-GB"/>
-        </w:rPr>
-        <w:t xml:space="preserve"> developmental milestones. There was </w:t>
-      </w:r>
-      <w:r>
-        <w:rPr>
-          <w:b/>
-          <w:bCs/>
-          <w:lang w:eastAsia="en-GB"/>
-        </w:rPr>
-        <w:t xml:space="preserve">no </w:t>
-      </w:r>
-      <w:r>
-        <w:rPr>
-          <w:lang w:eastAsia="en-GB"/>
-        </w:rPr>
-        <w:t>reported developmental regression</w:t>
-      </w:r>
-    </w:p>
-    <w:p>
-      <w:pPr>
-        <w:spacing w:after="160" w:line="259" w:lineRule="auto"/>
-        <w:rPr>
-          <w:rFonts w:eastAsia="Times New Roman" w:cstheme="minorHAnsi"/>
-          <w:b/>
-          <w:bCs/>
-          <w:sz w:val="24"/>
-          <w:szCs w:val="24"/>
-          <w:lang w:eastAsia="en-GB"/>
-        </w:rPr>
-      </w:pPr>
-      <w:r>
-        <w:br w:type="page"/>
-      </w:r>
-    </w:p>
-    <w:p>
-      <w:pPr>
-        <w:pStyle w:val="Heading2"/>
-      </w:pPr>
-      <w:bookmarkStart w:id="6" w:name="_Toc188993262"/>
-      <w:r>
-        <w:lastRenderedPageBreak/>
-        <w:t xml:space="preserve">Immediate-short term period following the accident as reported by </w:t>
-      </w:r>
-      <w:fldSimple w:instr=" MERGEFIELD Forename ">
-        <w:r>
-          <w:rPr>
-            <w:noProof/>
-          </w:rPr>
-          <w:t>«Forename»</w:t>
-        </w:r>
-      </w:fldSimple>
-      <w:r>
-        <w:t xml:space="preserve"> and  </w:t>
-      </w:r>
-      <w:fldSimple w:instr=" MERGEFIELD Pronoun3 ">
-        <w:r>
-          <w:rPr>
-            <w:noProof/>
-          </w:rPr>
-          <w:t>«Pronoun3»</w:t>
-        </w:r>
-      </w:fldSimple>
-      <w:r>
-        <w:t xml:space="preserve"> </w:t>
-      </w:r>
-      <w:fldSimple w:instr=" MERGEFIELD Guardian_attend1_rel ">
-        <w:r>
-          <w:rPr>
-            <w:noProof/>
-          </w:rPr>
-          <w:t>«Guardian_attend1_rel»</w:t>
-        </w:r>
-      </w:fldSimple>
-      <w:r>
-        <w:t>/</w:t>
-      </w:r>
-      <w:fldSimple w:instr=" MERGEFIELD Guardian_attend2_rel ">
-        <w:r>
-          <w:rPr>
-            <w:noProof/>
-          </w:rPr>
-          <w:t>«Guardian_attend2_rel»</w:t>
-        </w:r>
-      </w:fldSimple>
-      <w:r>
-        <w:t>:</w:t>
-      </w:r>
-      <w:bookmarkEnd w:id="6"/>
-    </w:p>
-    <w:p>
-      <w:pPr>
-        <w:pStyle w:val="Heading4"/>
-      </w:pPr>
-      <w:r>
-        <w:t xml:space="preserve">Following the accident, </w:t>
-      </w:r>
-      <w:fldSimple w:instr=" MERGEFIELD Forename ">
-        <w:r>
-          <w:rPr>
-            <w:noProof/>
-          </w:rPr>
-          <w:t>«Forename»</w:t>
-        </w:r>
-      </w:fldSimple>
-      <w:r>
-        <w:t xml:space="preserve"> </w:t>
-      </w:r>
-      <w:r>
-        <w:t xml:space="preserve">sustained </w:t>
-      </w:r>
-      <w:r>
-        <w:rPr>
-          <w:b/>
-          <w:bCs/>
-        </w:rPr>
-        <w:t>no/yes</w:t>
-      </w:r>
-      <w:r>
-        <w:t xml:space="preserve"> physical injury. </w:t>
-      </w:r>
-      <w:fldSimple w:instr=" MERGEFIELD Forename ">
-        <w:r>
-          <w:rPr>
-            <w:noProof/>
-          </w:rPr>
-          <w:t>«Forename»</w:t>
-        </w:r>
-      </w:fldSimple>
-      <w:r>
-        <w:t xml:space="preserve"> sustained psychological consequences:</w:t>
-      </w:r>
-    </w:p>
-    <w:p>
-      <w:pPr>
-        <w:pStyle w:val="Heading3"/>
-        <w:rPr>
-          <w:lang w:eastAsia="en-GB"/>
-        </w:rPr>
-      </w:pPr>
-      <w:r>
-        <w:rPr>
-          <w:lang w:eastAsia="en-GB"/>
-        </w:rPr>
-        <w:t xml:space="preserve">Physical effect of injury: </w:t>
-      </w:r>
-    </w:p>
-    <w:p>
-      <w:pPr>
-        <w:pStyle w:val="Heading4"/>
-        <w:rPr>
-          <w:lang w:eastAsia="en-GB"/>
-        </w:rPr>
-      </w:pPr>
-      <w:r>
-        <w:rPr>
-          <w:lang w:eastAsia="en-GB"/>
-        </w:rPr>
-        <w:t>Although not within my area of expertise</w:t>
-      </w:r>
-      <w:r>
-        <w:rPr>
-          <w:lang w:eastAsia="en-GB"/>
-        </w:rPr>
-        <w:t xml:space="preserve">, </w:t>
-      </w:r>
-      <w:r>
-        <w:rPr>
-          <w:b/>
-          <w:bCs/>
-          <w:lang w:eastAsia="en-GB"/>
-        </w:rPr>
-        <w:t xml:space="preserve">XXX  </w:t>
-      </w:r>
-    </w:p>
-    <w:p>
-      <w:pPr>
-        <w:pStyle w:val="Heading3"/>
-        <w:rPr>
-          <w:lang w:eastAsia="en-GB"/>
-        </w:rPr>
-      </w:pPr>
-      <w:r>
-        <w:rPr>
-          <w:lang w:eastAsia="en-GB"/>
-        </w:rPr>
-        <w:t xml:space="preserve">Behavioural and emotional impact: </w:t>
-      </w:r>
-    </w:p>
-    <w:p>
-      <w:pPr>
-        <w:pStyle w:val="Heading4"/>
-        <w:rPr>
-          <w:lang w:eastAsia="en-GB"/>
-        </w:rPr>
-      </w:pPr>
-      <w:r>
-        <w:rPr>
-          <w:lang w:eastAsia="en-GB"/>
-        </w:rPr>
-        <w:t xml:space="preserve">Immediately at and following the accident, </w:t>
-      </w:r>
-      <w:r>
-        <w:rPr>
-          <w:lang w:eastAsia="en-GB"/>
-        </w:rPr>
-        <w:fldChar w:fldCharType="begin"/>
-      </w:r>
-      <w:r>
-        <w:rPr>
-          <w:lang w:eastAsia="en-GB"/>
-        </w:rPr>
-        <w:instrText xml:space="preserve"> MERGEFIELD Forename </w:instrText>
-      </w:r>
-      <w:r>
-        <w:rPr>
-          <w:lang w:eastAsia="en-GB"/>
-        </w:rPr>
-        <w:fldChar w:fldCharType="separate"/>
-      </w:r>
-      <w:r>
-        <w:rPr>
-          <w:noProof/>
-          <w:lang w:eastAsia="en-GB"/>
-        </w:rPr>
-        <w:t>«Forename»</w:t>
-      </w:r>
-      <w:r>
-        <w:rPr>
-          <w:lang w:eastAsia="en-GB"/>
-        </w:rPr>
-        <w:fldChar w:fldCharType="end"/>
-      </w:r>
-      <w:r>
-        <w:rPr>
-          <w:lang w:eastAsia="en-GB"/>
-        </w:rPr>
-        <w:t xml:space="preserve"> </w:t>
-      </w:r>
-      <w:r>
-        <w:rPr>
-          <w:b/>
-          <w:bCs/>
-          <w:lang w:eastAsia="en-GB"/>
-        </w:rPr>
-        <w:t xml:space="preserve">exhibited </w:t>
-      </w:r>
-      <w:r>
-        <w:rPr>
-          <w:lang w:eastAsia="en-GB"/>
-        </w:rPr>
-        <w:t xml:space="preserve">marked distress, including screaming and crying. This was uncharacteristic of </w:t>
-      </w:r>
-      <w:r>
-        <w:rPr>
-          <w:lang w:eastAsia="en-GB"/>
-        </w:rPr>
-        <w:fldChar w:fldCharType="begin"/>
-      </w:r>
-      <w:r>
-        <w:rPr>
-          <w:lang w:eastAsia="en-GB"/>
-        </w:rPr>
-        <w:instrText xml:space="preserve"> MERGEFIELD Forename </w:instrText>
-      </w:r>
-      <w:r>
-        <w:rPr>
-          <w:lang w:eastAsia="en-GB"/>
-        </w:rPr>
-        <w:fldChar w:fldCharType="separate"/>
-      </w:r>
-      <w:r>
-        <w:rPr>
-          <w:noProof/>
-          <w:lang w:eastAsia="en-GB"/>
-        </w:rPr>
-        <w:t>«</w:t>
-      </w:r>
-      <w:proofErr w:type="spellStart"/>
-      <w:r>
-        <w:rPr>
-          <w:noProof/>
-          <w:lang w:eastAsia="en-GB"/>
-        </w:rPr>
-        <w:t>Forename»</w:t>
-      </w:r>
-      <w:r>
-        <w:rPr>
-          <w:lang w:eastAsia="en-GB"/>
-        </w:rPr>
-        <w:fldChar w:fldCharType="end"/>
-      </w:r>
-      <w:r>
-        <w:rPr>
-          <w:lang w:eastAsia="en-GB"/>
-        </w:rPr>
-        <w:t>’s</w:t>
-      </w:r>
-      <w:proofErr w:type="spellEnd"/>
-      <w:r>
-        <w:rPr>
-          <w:lang w:eastAsia="en-GB"/>
-        </w:rPr>
-        <w:t xml:space="preserve"> pre-accident behaviour. </w:t>
-      </w:r>
-      <w:r>
-        <w:rPr>
-          <w:lang w:eastAsia="en-GB"/>
-        </w:rPr>
-        <w:fldChar w:fldCharType="begin"/>
-      </w:r>
-      <w:r>
-        <w:rPr>
-          <w:lang w:eastAsia="en-GB"/>
-        </w:rPr>
-        <w:instrText xml:space="preserve"> MERGEFIELD Forename </w:instrText>
-      </w:r>
-      <w:r>
-        <w:rPr>
-          <w:lang w:eastAsia="en-GB"/>
-        </w:rPr>
-        <w:fldChar w:fldCharType="separate"/>
-      </w:r>
-      <w:r>
-        <w:rPr>
-          <w:noProof/>
-          <w:lang w:eastAsia="en-GB"/>
-        </w:rPr>
-        <w:t>«Forename»</w:t>
-      </w:r>
-      <w:r>
-        <w:rPr>
-          <w:lang w:eastAsia="en-GB"/>
-        </w:rPr>
-        <w:fldChar w:fldCharType="end"/>
-      </w:r>
-      <w:r>
-        <w:rPr>
-          <w:lang w:eastAsia="en-GB"/>
-        </w:rPr>
-        <w:t xml:space="preserve"> sought comfort from </w:t>
-      </w:r>
-      <w:r>
-        <w:rPr>
-          <w:lang w:eastAsia="en-GB"/>
-        </w:rPr>
-        <w:fldChar w:fldCharType="begin"/>
-      </w:r>
-      <w:r>
-        <w:rPr>
-          <w:lang w:eastAsia="en-GB"/>
-        </w:rPr>
-        <w:instrText xml:space="preserve"> MERGEFIELD Pronoun3 </w:instrText>
-      </w:r>
-      <w:r>
-        <w:rPr>
-          <w:lang w:eastAsia="en-GB"/>
-        </w:rPr>
-        <w:fldChar w:fldCharType="separate"/>
-      </w:r>
-      <w:r>
-        <w:rPr>
-          <w:noProof/>
-          <w:lang w:eastAsia="en-GB"/>
-        </w:rPr>
-        <w:t>«Pronoun3»</w:t>
-      </w:r>
-      <w:r>
-        <w:rPr>
-          <w:lang w:eastAsia="en-GB"/>
-        </w:rPr>
-        <w:fldChar w:fldCharType="end"/>
-      </w:r>
-      <w:r>
-        <w:rPr>
-          <w:lang w:eastAsia="en-GB"/>
-        </w:rPr>
-        <w:t xml:space="preserve"> </w:t>
-      </w:r>
-      <w:r>
-        <w:rPr>
-          <w:lang w:eastAsia="en-GB"/>
-        </w:rPr>
-        <w:t xml:space="preserve"> </w:t>
-      </w:r>
-      <w:r>
-        <w:rPr>
-          <w:b/>
-          <w:bCs/>
-          <w:lang w:eastAsia="en-GB"/>
-        </w:rPr>
-        <w:t>parent/s.</w:t>
-      </w:r>
-    </w:p>
-    <w:p>
-      <w:pPr>
-        <w:pStyle w:val="Heading4"/>
-        <w:rPr>
-          <w:lang w:eastAsia="en-GB"/>
-        </w:rPr>
-      </w:pPr>
-      <w:r>
-        <w:rPr>
-          <w:lang w:eastAsia="en-GB"/>
-        </w:rPr>
-        <w:t xml:space="preserve">Anxiety: </w:t>
-      </w:r>
-    </w:p>
-    <w:p>
-      <w:pPr>
-        <w:pStyle w:val="Heading4"/>
-        <w:rPr>
-          <w:lang w:eastAsia="en-GB"/>
-        </w:rPr>
-      </w:pPr>
-      <w:r>
-        <w:rPr>
-          <w:lang w:eastAsia="en-GB"/>
-        </w:rPr>
-        <w:t>Free-floating</w:t>
-      </w:r>
-    </w:p>
-    <w:p>
-      <w:pPr>
-        <w:pStyle w:val="Heading4"/>
-        <w:rPr>
-          <w:lang w:eastAsia="en-GB"/>
-        </w:rPr>
-      </w:pPr>
-      <w:r>
-        <w:rPr>
-          <w:lang w:eastAsia="en-GB"/>
-        </w:rPr>
-        <w:t>Specific:</w:t>
-      </w:r>
-    </w:p>
-    <w:p>
-      <w:pPr>
-        <w:pStyle w:val="Heading4"/>
-        <w:rPr>
-          <w:lang w:eastAsia="en-GB"/>
-        </w:rPr>
-      </w:pPr>
-      <w:r>
-        <w:rPr>
-          <w:lang w:eastAsia="en-GB"/>
-        </w:rPr>
-        <w:t>Phobias:</w:t>
-      </w:r>
-    </w:p>
-    <w:p>
-      <w:pPr>
-        <w:pStyle w:val="Heading4"/>
-        <w:rPr>
-          <w:lang w:eastAsia="en-GB"/>
-        </w:rPr>
-      </w:pPr>
-      <w:r>
-        <w:rPr>
-          <w:lang w:eastAsia="en-GB"/>
-        </w:rPr>
-        <w:t>Anticipatory anxiety:</w:t>
-      </w:r>
-    </w:p>
-    <w:p>
-      <w:pPr>
-        <w:pStyle w:val="Heading4"/>
-        <w:rPr>
-          <w:lang w:eastAsia="en-GB"/>
-        </w:rPr>
-      </w:pPr>
-      <w:r>
-        <w:rPr>
-          <w:lang w:eastAsia="en-GB"/>
-        </w:rPr>
-        <w:t>Panic attacks:</w:t>
-      </w:r>
-    </w:p>
-    <w:p>
-      <w:pPr>
-        <w:pStyle w:val="Heading4"/>
-        <w:rPr>
-          <w:lang w:eastAsia="en-GB"/>
-        </w:rPr>
-      </w:pPr>
-      <w:r>
-        <w:rPr>
-          <w:lang w:eastAsia="en-GB"/>
-        </w:rPr>
-        <w:t>Social anxiety:</w:t>
-      </w:r>
-    </w:p>
-    <w:p>
-      <w:pPr>
-        <w:pStyle w:val="Heading4"/>
-        <w:rPr>
-          <w:lang w:eastAsia="en-GB"/>
-        </w:rPr>
-      </w:pPr>
-      <w:r>
-        <w:rPr>
-          <w:lang w:eastAsia="en-GB"/>
-        </w:rPr>
-        <w:t>Mood:</w:t>
-      </w:r>
-    </w:p>
-    <w:p>
-      <w:pPr>
-        <w:pStyle w:val="Heading4"/>
-        <w:rPr>
-          <w:lang w:eastAsia="en-GB"/>
-        </w:rPr>
-      </w:pPr>
-      <w:r>
-        <w:rPr>
-          <w:lang w:eastAsia="en-GB"/>
-        </w:rPr>
-        <w:t>Sleep:</w:t>
-      </w:r>
-    </w:p>
-    <w:p>
-      <w:pPr>
-        <w:pStyle w:val="Heading4"/>
-        <w:rPr>
-          <w:lang w:eastAsia="en-GB"/>
-        </w:rPr>
-      </w:pPr>
-      <w:r>
-        <w:rPr>
-          <w:lang w:eastAsia="en-GB"/>
-        </w:rPr>
-        <w:t>Nightmares:</w:t>
-      </w:r>
-    </w:p>
-    <w:p>
-      <w:pPr>
-        <w:pStyle w:val="Heading4"/>
-        <w:rPr>
-          <w:lang w:eastAsia="en-GB"/>
-        </w:rPr>
-      </w:pPr>
-      <w:r>
-        <w:rPr>
-          <w:lang w:eastAsia="en-GB"/>
-        </w:rPr>
-        <w:t>Enuresis:</w:t>
-      </w:r>
-    </w:p>
-    <w:p>
-      <w:pPr>
-        <w:pStyle w:val="Heading4"/>
-        <w:rPr>
-          <w:lang w:eastAsia="en-GB"/>
-        </w:rPr>
-      </w:pPr>
-      <w:r>
-        <w:rPr>
-          <w:lang w:eastAsia="en-GB"/>
-        </w:rPr>
-        <w:t>Relived experience:</w:t>
-      </w:r>
-    </w:p>
-    <w:p>
-      <w:pPr>
-        <w:pStyle w:val="Heading4"/>
-        <w:rPr>
-          <w:lang w:eastAsia="en-GB"/>
-        </w:rPr>
-      </w:pPr>
-      <w:r>
-        <w:rPr>
-          <w:lang w:eastAsia="en-GB"/>
-        </w:rPr>
-        <w:t>Hypervigilance:</w:t>
-      </w:r>
-    </w:p>
-    <w:p>
-      <w:pPr>
-        <w:pStyle w:val="Heading4"/>
-        <w:rPr>
-          <w:lang w:eastAsia="en-GB"/>
-        </w:rPr>
-      </w:pPr>
-      <w:r>
-        <w:rPr>
-          <w:lang w:eastAsia="en-GB"/>
-        </w:rPr>
-        <w:t>Startle response:</w:t>
-      </w:r>
-    </w:p>
-    <w:p>
-      <w:pPr>
-        <w:pStyle w:val="Heading4"/>
-        <w:rPr>
-          <w:lang w:eastAsia="en-GB"/>
-        </w:rPr>
-      </w:pPr>
-      <w:r>
-        <w:rPr>
-          <w:lang w:eastAsia="en-GB"/>
-        </w:rPr>
-        <w:t>Irritability:</w:t>
-      </w:r>
-    </w:p>
-    <w:p>
-      <w:pPr>
-        <w:pStyle w:val="Heading4"/>
-        <w:rPr>
-          <w:lang w:eastAsia="en-GB"/>
-        </w:rPr>
-      </w:pPr>
-      <w:r>
-        <w:rPr>
-          <w:lang w:eastAsia="en-GB"/>
-        </w:rPr>
-        <w:t>Triggers:</w:t>
-      </w:r>
-    </w:p>
-    <w:p>
-      <w:pPr>
-        <w:pStyle w:val="Heading4"/>
-        <w:rPr>
-          <w:lang w:eastAsia="en-GB"/>
-        </w:rPr>
-      </w:pPr>
-      <w:r>
-        <w:rPr>
-          <w:lang w:eastAsia="en-GB"/>
-        </w:rPr>
-        <w:t>Catastrophising thinking:</w:t>
-      </w:r>
-    </w:p>
-    <w:p>
-      <w:pPr>
-        <w:pStyle w:val="Heading4"/>
-        <w:rPr>
-          <w:lang w:eastAsia="en-GB"/>
-        </w:rPr>
-      </w:pPr>
-      <w:r>
-        <w:rPr>
-          <w:lang w:eastAsia="en-GB"/>
-        </w:rPr>
-        <w:t xml:space="preserve">OCD: </w:t>
-      </w:r>
-    </w:p>
-    <w:p>
-      <w:pPr>
-        <w:pStyle w:val="Heading4"/>
-        <w:rPr>
-          <w:lang w:eastAsia="en-GB"/>
-        </w:rPr>
-      </w:pPr>
-      <w:r>
-        <w:rPr>
-          <w:lang w:eastAsia="en-GB"/>
-        </w:rPr>
-        <w:t xml:space="preserve">Psychosis: </w:t>
-      </w:r>
-    </w:p>
-    <w:p>
-      <w:pPr>
-        <w:pStyle w:val="Heading4"/>
-        <w:rPr>
-          <w:lang w:eastAsia="en-GB"/>
-        </w:rPr>
-      </w:pPr>
-      <w:r>
-        <w:rPr>
-          <w:lang w:eastAsia="en-GB"/>
-        </w:rPr>
-        <w:t>Self-harm/suicidal:</w:t>
-      </w:r>
-    </w:p>
-    <w:p>
-      <w:pPr>
-        <w:pStyle w:val="Heading4"/>
-        <w:rPr>
-          <w:lang w:eastAsia="en-GB"/>
-        </w:rPr>
-      </w:pPr>
-      <w:r>
-        <w:rPr>
-          <w:lang w:eastAsia="en-GB"/>
-        </w:rPr>
-        <w:t>Concentration:</w:t>
-      </w:r>
-    </w:p>
-    <w:p>
-      <w:pPr>
-        <w:pStyle w:val="Heading4"/>
-        <w:rPr>
-          <w:lang w:eastAsia="en-GB"/>
-        </w:rPr>
-      </w:pPr>
-      <w:r>
-        <w:rPr>
-          <w:lang w:eastAsia="en-GB"/>
-        </w:rPr>
-        <w:t>Self-esteem/Self-worth:</w:t>
-      </w:r>
-    </w:p>
-    <w:p>
-      <w:pPr>
-        <w:pStyle w:val="Heading4"/>
-        <w:rPr>
-          <w:lang w:eastAsia="en-GB"/>
-        </w:rPr>
-      </w:pPr>
-      <w:r>
-        <w:rPr>
-          <w:lang w:eastAsia="en-GB"/>
-        </w:rPr>
-        <w:t>Meltdowns:</w:t>
-      </w:r>
-    </w:p>
-    <w:p>
-      <w:pPr>
-        <w:pStyle w:val="Heading3"/>
-        <w:rPr>
-          <w:lang w:eastAsia="en-GB"/>
-        </w:rPr>
-      </w:pPr>
-      <w:r>
-        <w:rPr>
-          <w:lang w:eastAsia="en-GB"/>
-        </w:rPr>
-        <w:t xml:space="preserve">Social and adaptive impact: </w:t>
-      </w:r>
-    </w:p>
-    <w:p>
-      <w:pPr>
-        <w:pStyle w:val="Heading4"/>
-      </w:pPr>
-      <w:r>
-        <w:t>Re-exposure:</w:t>
-      </w:r>
-    </w:p>
-    <w:p>
-      <w:pPr>
-        <w:pStyle w:val="Heading4"/>
-      </w:pPr>
-      <w:r>
-        <w:t>Safety-checking behaviours:</w:t>
-      </w:r>
-    </w:p>
-    <w:p>
-      <w:pPr>
-        <w:pStyle w:val="Heading4"/>
-      </w:pPr>
-      <w:r>
-        <w:t xml:space="preserve">Avoidance: </w:t>
-      </w:r>
-    </w:p>
-    <w:p>
-      <w:pPr>
-        <w:pStyle w:val="Heading4"/>
-      </w:pPr>
-      <w:r>
-        <w:t>Distress at others:</w:t>
-      </w:r>
-    </w:p>
-    <w:p>
-      <w:pPr>
-        <w:pStyle w:val="Heading4"/>
-      </w:pPr>
-      <w:r>
-        <w:t>Education:</w:t>
-      </w:r>
-    </w:p>
-    <w:p>
-      <w:pPr>
-        <w:pStyle w:val="Heading4"/>
-      </w:pPr>
-      <w:r>
-        <w:t xml:space="preserve">Social activities: </w:t>
-      </w:r>
-    </w:p>
-    <w:p>
-      <w:pPr>
-        <w:pStyle w:val="Heading4"/>
-      </w:pPr>
-      <w:r>
-        <w:lastRenderedPageBreak/>
-        <w:t>Friendship:</w:t>
-      </w:r>
-    </w:p>
-    <w:p>
-      <w:pPr>
-        <w:pStyle w:val="Heading4"/>
-      </w:pPr>
-      <w:r>
-        <w:t>Adaptive functioning (dressing, self-care, bathing etc.):</w:t>
-      </w:r>
-    </w:p>
-    <w:p>
-      <w:pPr>
-        <w:pStyle w:val="Heading4"/>
-      </w:pPr>
-      <w:r>
-        <w:t>Reassurance seeking:</w:t>
-      </w:r>
-    </w:p>
-    <w:p>
-      <w:pPr>
-        <w:pStyle w:val="Heading4"/>
-      </w:pPr>
-      <w:r>
-        <w:t>Appetite:</w:t>
-      </w:r>
-    </w:p>
-    <w:p>
-      <w:pPr>
-        <w:spacing w:after="160" w:line="259" w:lineRule="auto"/>
-        <w:rPr>
-          <w:rFonts w:eastAsia="Times New Roman" w:cstheme="minorHAnsi"/>
-          <w:b/>
-          <w:bCs/>
-          <w:sz w:val="24"/>
-          <w:szCs w:val="24"/>
-          <w:lang w:eastAsia="en-GB"/>
-        </w:rPr>
-      </w:pPr>
-      <w:r>
-        <w:br w:type="page"/>
-      </w:r>
-    </w:p>
-    <w:p>
-      <w:pPr>
-        <w:pStyle w:val="Heading2"/>
-      </w:pPr>
-      <w:bookmarkStart w:id="7" w:name="_Toc188993263"/>
-      <w:r>
-        <w:lastRenderedPageBreak/>
-        <w:t xml:space="preserve">Progress over the following XXX months as </w:t>
-      </w:r>
-      <w:r>
-        <w:t>reported by</w:t>
-      </w:r>
-      <w:r>
-        <w:t xml:space="preserve"> </w:t>
-      </w:r>
-      <w:fldSimple w:instr=" MERGEFIELD Forename ">
-        <w:r>
-          <w:rPr>
-            <w:noProof/>
-          </w:rPr>
-          <w:t>«Forename»</w:t>
-        </w:r>
-      </w:fldSimple>
-      <w:r>
-        <w:t xml:space="preserve">  and</w:t>
-      </w:r>
-      <w:r>
-        <w:t xml:space="preserve"> </w:t>
-      </w:r>
-      <w:fldSimple w:instr=" MERGEFIELD Pronoun3 ">
-        <w:r>
-          <w:rPr>
-            <w:noProof/>
-          </w:rPr>
-          <w:t>«Pronoun3»</w:t>
-        </w:r>
-      </w:fldSimple>
-      <w:r>
-        <w:t xml:space="preserve"> </w:t>
-      </w:r>
-      <w:fldSimple w:instr=" MERGEFIELD Guardian_attend1_rel ">
-        <w:r>
-          <w:rPr>
-            <w:noProof/>
-          </w:rPr>
-          <w:t>«Guardian_attend1_rel»</w:t>
-        </w:r>
-      </w:fldSimple>
-      <w:r>
-        <w:t>/</w:t>
-      </w:r>
-      <w:fldSimple w:instr=" MERGEFIELD Guardian_attend2_rel ">
-        <w:r>
-          <w:rPr>
-            <w:noProof/>
-          </w:rPr>
-          <w:t>«Guardian_attend2_rel»</w:t>
-        </w:r>
-      </w:fldSimple>
-      <w:r>
-        <w:t>:</w:t>
-      </w:r>
-      <w:bookmarkEnd w:id="7"/>
-    </w:p>
-    <w:p>
-      <w:pPr>
-        <w:pStyle w:val="Heading4"/>
-        <w:rPr>
-          <w:lang w:eastAsia="en-GB"/>
-        </w:rPr>
-      </w:pPr>
-      <w:r>
-        <w:rPr>
-          <w:b/>
-          <w:bCs/>
-          <w:lang w:eastAsia="en-GB"/>
-        </w:rPr>
-        <w:t>Over the subsequent XXX months</w:t>
-      </w:r>
-      <w:r>
-        <w:rPr>
-          <w:lang w:eastAsia="en-GB"/>
-        </w:rPr>
-        <w:t xml:space="preserve">, </w:t>
-      </w:r>
-      <w:r>
-        <w:rPr>
-          <w:lang w:eastAsia="en-GB"/>
-        </w:rPr>
-        <w:fldChar w:fldCharType="begin"/>
-      </w:r>
-      <w:r>
-        <w:rPr>
-          <w:lang w:eastAsia="en-GB"/>
-        </w:rPr>
-        <w:instrText xml:space="preserve"> MERGEFIELD Forename </w:instrText>
-      </w:r>
-      <w:r>
-        <w:rPr>
-          <w:lang w:eastAsia="en-GB"/>
-        </w:rPr>
-        <w:fldChar w:fldCharType="separate"/>
-      </w:r>
-      <w:r>
-        <w:rPr>
-          <w:noProof/>
-          <w:lang w:eastAsia="en-GB"/>
-        </w:rPr>
-        <w:t>«</w:t>
-      </w:r>
-      <w:proofErr w:type="spellStart"/>
-      <w:r>
-        <w:rPr>
-          <w:noProof/>
-          <w:lang w:eastAsia="en-GB"/>
-        </w:rPr>
-        <w:t>Forename»</w:t>
-      </w:r>
-      <w:r>
-        <w:rPr>
-          <w:lang w:eastAsia="en-GB"/>
-        </w:rPr>
-        <w:fldChar w:fldCharType="end"/>
-      </w:r>
-      <w:r>
-        <w:rPr>
-          <w:lang w:eastAsia="en-GB"/>
-        </w:rPr>
-        <w:t>’s</w:t>
-      </w:r>
-      <w:proofErr w:type="spellEnd"/>
-      <w:r>
-        <w:rPr>
-          <w:lang w:eastAsia="en-GB"/>
-        </w:rPr>
-        <w:t xml:space="preserve"> symptoms </w:t>
-      </w:r>
-      <w:r>
-        <w:rPr>
-          <w:b/>
-          <w:bCs/>
-          <w:lang w:eastAsia="en-GB"/>
-        </w:rPr>
-        <w:t>showed/did not</w:t>
-      </w:r>
-      <w:r>
-        <w:rPr>
-          <w:lang w:eastAsia="en-GB"/>
-        </w:rPr>
-        <w:t xml:space="preserve"> show gradual resolution. </w:t>
-      </w:r>
-    </w:p>
-    <w:p>
-      <w:pPr>
-        <w:pStyle w:val="Heading3"/>
-        <w:rPr>
-          <w:lang w:eastAsia="en-GB"/>
-        </w:rPr>
-      </w:pPr>
-      <w:r>
-        <w:rPr>
-          <w:lang w:eastAsia="en-GB"/>
-        </w:rPr>
-        <w:t>Behavioural and emotional recovery:</w:t>
-      </w:r>
-    </w:p>
-    <w:p>
-      <w:pPr>
-        <w:pStyle w:val="Heading4"/>
-        <w:rPr>
-          <w:lang w:eastAsia="en-GB"/>
-        </w:rPr>
-      </w:pPr>
-    </w:p>
-    <w:p>
-      <w:pPr>
-        <w:pStyle w:val="Heading3"/>
-        <w:rPr>
-          <w:lang w:eastAsia="en-GB"/>
-        </w:rPr>
-      </w:pPr>
-      <w:r>
-        <w:rPr>
-          <w:lang w:eastAsia="en-GB"/>
-        </w:rPr>
-        <w:t>Social and adaptive recovery:</w:t>
-      </w:r>
-    </w:p>
-    <w:p>
-      <w:pPr>
-        <w:pStyle w:val="Heading4"/>
-        <w:rPr>
-          <w:lang w:eastAsia="en-GB"/>
-        </w:rPr>
-      </w:pPr>
-    </w:p>
-    <w:p>
-      <w:pPr>
-        <w:pStyle w:val="Heading3"/>
-        <w:rPr>
-          <w:lang w:eastAsia="en-GB"/>
-        </w:rPr>
-      </w:pPr>
-      <w:r>
-        <w:rPr>
-          <w:lang w:eastAsia="en-GB"/>
-        </w:rPr>
-        <w:t>Residual symptoms:</w:t>
-      </w:r>
-    </w:p>
-    <w:p>
-      <w:pPr>
-        <w:pStyle w:val="Heading4"/>
-      </w:pPr>
-    </w:p>
-    <w:p>
-      <w:pPr>
-        <w:spacing w:after="160" w:line="259" w:lineRule="auto"/>
-        <w:rPr>
-          <w:b/>
-          <w:sz w:val="26"/>
-          <w:szCs w:val="26"/>
-        </w:rPr>
-      </w:pPr>
-      <w:r>
-        <w:rPr>
-          <w:b/>
-          <w:sz w:val="26"/>
-          <w:szCs w:val="26"/>
-        </w:rPr>
-        <w:br w:type="page"/>
-      </w:r>
-    </w:p>
-    <w:p>
-      <w:pPr>
-        <w:pStyle w:val="Heading1"/>
-      </w:pPr>
-      <w:bookmarkStart w:id="8" w:name="_Toc188993264"/>
-      <w:r>
-        <w:lastRenderedPageBreak/>
-        <w:t>D</w:t>
-      </w:r>
-      <w:r>
-        <w:t xml:space="preserve">etails of </w:t>
-      </w:r>
-      <w:r>
-        <w:t xml:space="preserve">other </w:t>
-      </w:r>
-      <w:r>
-        <w:t>i</w:t>
-      </w:r>
-      <w:r>
-        <w:t xml:space="preserve">njuries </w:t>
-      </w:r>
-      <w:r>
-        <w:t>s</w:t>
-      </w:r>
-      <w:r>
-        <w:t>ustained</w:t>
-      </w:r>
-      <w:bookmarkEnd w:id="8"/>
-    </w:p>
-    <w:p>
-      <w:pPr>
-        <w:ind w:right="281"/>
-        <w:rPr>
-          <w:rFonts w:cstheme="minorHAnsi"/>
-        </w:rPr>
-      </w:pPr>
-      <w:r>
-        <w:rPr>
-          <w:rFonts w:cstheme="minorHAnsi"/>
-          <w:i/>
-        </w:rPr>
-        <w:t xml:space="preserve">(Include history of condition immediately after accident and in subsequent few days) </w:t>
-      </w:r>
-    </w:p>
-    <w:p>
-      <w:pPr>
-        <w:pStyle w:val="Heading4"/>
-      </w:pPr>
-      <w:r>
-        <w:rPr>
-          <w:lang w:eastAsia="en-GB"/>
-        </w:rPr>
-        <w:t>While beyond my expertise, it was reported:</w:t>
-      </w:r>
     </w:p>
     <w:tbl>
       <w:tblPr>
@@ -7839,7 +7668,7 @@
           <w:lang w:val="en-GB"/>
         </w:rPr>
       </w:pPr>
-      <w:bookmarkStart w:id="9" w:name="_Toc188993265"/>
+      <w:bookmarkStart w:id="9" w:name="_Toc232711704"/>
       <w:r>
         <w:rPr>
           <w:lang w:val="en-GB"/>
@@ -7904,7 +7733,7 @@
     </w:p>
     <w:p>
       <w:pPr>
-        <w:pStyle w:val="Heading4"/>
+        <w:pStyle w:val="Heading3"/>
       </w:pPr>
       <w:fldSimple w:instr=" MERGEFIELD Forename ">
         <w:r>
@@ -7915,17 +7744,18 @@
         </w:r>
       </w:fldSimple>
       <w:r>
-        <w:t xml:space="preserve"> </w:t>
-      </w:r>
-      <w:r>
-        <w:rPr>
-          <w:b/>
-          <w:bCs/>
-        </w:rPr>
-        <w:t>did not</w:t>
-      </w:r>
-      <w:r>
-        <w:t xml:space="preserve"> attend a hospital following the accident. </w:t>
+        <w:t xml:space="preserve">’s </w:t>
+      </w:r>
+      <w:fldSimple w:instr=" MERGEFIELD Guardian_attend1_rel ">
+        <w:r>
+          <w:rPr>
+            <w:noProof/>
+          </w:rPr>
+          <w:t>«Guardian_attend1_rel»</w:t>
+        </w:r>
+      </w:fldSimple>
+      <w:r>
+        <w:t xml:space="preserve"> reported: </w:t>
       </w:r>
     </w:p>
     <w:p>
@@ -7941,32 +7771,85 @@
         </w:r>
       </w:fldSimple>
       <w:r>
+        <w:t xml:space="preserve">’s </w:t>
+      </w:r>
+      <w:fldSimple w:instr=" MERGEFIELD Guardian_attend1_rel ">
+        <w:r>
+          <w:rPr>
+            <w:noProof/>
+          </w:rPr>
+          <w:t>«Guardian_attend1_rel»</w:t>
+        </w:r>
+      </w:fldSimple>
+      <w:r>
+        <w:t xml:space="preserve"> reported that </w:t>
+      </w:r>
+      <w:fldSimple w:instr=" MERGEFIELD Forename ">
+        <w:r>
+          <w:rPr>
+            <w:noProof/>
+          </w:rPr>
+          <w:t>«Forename»</w:t>
+        </w:r>
+      </w:fldSimple>
+      <w:r>
+        <w:rPr>
+          <w:noProof/>
+        </w:rPr>
         <w:t xml:space="preserve"> </w:t>
       </w:r>
       <w:r>
-        <w:rPr>
-          <w:b/>
-          <w:bCs/>
-        </w:rPr>
-        <w:t>did not</w:t>
-      </w:r>
-      <w:r>
-        <w:t xml:space="preserve"> attend an accident &amp; emergency department following the accident.</w:t>
+        <w:t xml:space="preserve"> did not attend an accident &amp; emergency department following the accident.</w:t>
       </w:r>
     </w:p>
     <w:p>
       <w:pPr>
         <w:pStyle w:val="Heading4"/>
+      </w:pPr>
+      <w:fldSimple w:instr=" MERGEFIELD Forename ">
+        <w:r>
+          <w:rPr>
+            <w:noProof/>
+          </w:rPr>
+          <w:t>«Forename»</w:t>
+        </w:r>
+      </w:fldSimple>
+      <w:r>
+        <w:t xml:space="preserve">’s </w:t>
+      </w:r>
+      <w:fldSimple w:instr=" MERGEFIELD Guardian_attend1_rel ">
+        <w:r>
+          <w:rPr>
+            <w:noProof/>
+          </w:rPr>
+          <w:t>«Guardian_attend1_rel»</w:t>
+        </w:r>
+      </w:fldSimple>
+      <w:r>
+        <w:t xml:space="preserve"> reported that </w:t>
+      </w:r>
+      <w:fldSimple w:instr=" MERGEFIELD Forename ">
+        <w:r>
+          <w:rPr>
+            <w:noProof/>
+          </w:rPr>
+          <w:t>«Forename»</w:t>
+        </w:r>
+      </w:fldSimple>
+      <w:r>
+        <w:rPr>
+          <w:noProof/>
+        </w:rPr>
+        <w:t xml:space="preserve"> did not attend any counselling or other psychological support following the accident. </w:t>
+      </w:r>
+    </w:p>
+    <w:p>
+      <w:pPr>
+        <w:pStyle w:val="Heading4"/>
         <w:rPr>
           <w:iCs/>
         </w:rPr>
       </w:pPr>
-      <w:r>
-        <w:rPr>
-          <w:iCs/>
-        </w:rPr>
-        <w:t xml:space="preserve">According to </w:t>
-      </w:r>
       <w:r>
         <w:rPr>
           <w:iCs/>
@@ -7990,29 +7873,26 @@
           <w:iCs/>
           <w:noProof/>
         </w:rPr>
-        <w:t>«</w:t>
-      </w:r>
-      <w:proofErr w:type="spellStart"/>
+        <w:t>«Forename»</w:t>
+      </w:r>
       <w:r>
         <w:rPr>
           <w:iCs/>
-          <w:noProof/>
-        </w:rPr>
-        <w:t>Forename»</w:t>
+        </w:rPr>
+        <w:fldChar w:fldCharType="end"/>
       </w:r>
       <w:r>
         <w:rPr>
           <w:iCs/>
         </w:rPr>
-        <w:fldChar w:fldCharType="end"/>
+        <w:t xml:space="preserve"> did attend</w:t>
       </w:r>
       <w:r>
         <w:rPr>
           <w:iCs/>
         </w:rPr>
-        <w:t>’s</w:t>
-      </w:r>
-      <w:proofErr w:type="spellEnd"/>
+        <w:t xml:space="preserve"> his</w:t>
+      </w:r>
       <w:r>
         <w:rPr>
           <w:iCs/>
@@ -8023,248 +7903,27 @@
         <w:rPr>
           <w:iCs/>
         </w:rPr>
-        <w:fldChar w:fldCharType="begin"/>
+        <w:t xml:space="preserve"> GP </w:t>
       </w:r>
       <w:r>
         <w:rPr>
           <w:iCs/>
         </w:rPr>
-        <w:instrText xml:space="preserve"> MERGEFIELD Guardian_attend1_rel </w:instrText>
-      </w:r>
+        <w:t>following the accident</w:t>
+      </w:r>
+    </w:p>
+    <w:p>
+      <w:pPr>
+        <w:pStyle w:val="Heading4"/>
+        <w:rPr>
+          <w:lang w:val="en-GB"/>
+        </w:rPr>
+      </w:pPr>
       <w:r>
         <w:rPr>
           <w:iCs/>
         </w:rPr>
-        <w:fldChar w:fldCharType="separate"/>
-      </w:r>
-      <w:r>
-        <w:rPr>
-          <w:iCs/>
-          <w:noProof/>
-        </w:rPr>
-        <w:t>«Guardian_attend1_rel»</w:t>
-      </w:r>
-      <w:r>
-        <w:rPr>
-          <w:iCs/>
-        </w:rPr>
-        <w:fldChar w:fldCharType="end"/>
-      </w:r>
-      <w:r>
-        <w:rPr>
-          <w:iCs/>
-        </w:rPr>
-        <w:t>/</w:t>
-      </w:r>
-      <w:r>
-        <w:rPr>
-          <w:iCs/>
-        </w:rPr>
-        <w:fldChar w:fldCharType="begin"/>
-      </w:r>
-      <w:r>
-        <w:rPr>
-          <w:iCs/>
-        </w:rPr>
-        <w:instrText xml:space="preserve"> MERGEFIELD Guardian_attend2_rel </w:instrText>
-      </w:r>
-      <w:r>
-        <w:rPr>
-          <w:iCs/>
-        </w:rPr>
-        <w:fldChar w:fldCharType="separate"/>
-      </w:r>
-      <w:r>
-        <w:rPr>
-          <w:iCs/>
-          <w:noProof/>
-        </w:rPr>
-        <w:t>«Guardian_attend2_rel»</w:t>
-      </w:r>
-      <w:r>
-        <w:rPr>
-          <w:iCs/>
-        </w:rPr>
-        <w:fldChar w:fldCharType="end"/>
-      </w:r>
-      <w:r>
-        <w:rPr>
-          <w:iCs/>
-        </w:rPr>
-        <w:t xml:space="preserve">, there was </w:t>
-      </w:r>
-      <w:r>
-        <w:rPr>
-          <w:b/>
-          <w:bCs/>
-          <w:iCs/>
-        </w:rPr>
-        <w:t xml:space="preserve">no </w:t>
-      </w:r>
-      <w:r>
-        <w:rPr>
-          <w:iCs/>
-        </w:rPr>
-        <w:t xml:space="preserve">other medical investigations or intervention for </w:t>
-      </w:r>
-      <w:r>
-        <w:rPr>
-          <w:iCs/>
-        </w:rPr>
-        <w:fldChar w:fldCharType="begin"/>
-      </w:r>
-      <w:r>
-        <w:rPr>
-          <w:iCs/>
-        </w:rPr>
-        <w:instrText xml:space="preserve"> MERGEFIELD Forename </w:instrText>
-      </w:r>
-      <w:r>
-        <w:rPr>
-          <w:iCs/>
-        </w:rPr>
-        <w:fldChar w:fldCharType="separate"/>
-      </w:r>
-      <w:r>
-        <w:rPr>
-          <w:iCs/>
-          <w:noProof/>
-        </w:rPr>
-        <w:t>«Forename»</w:t>
-      </w:r>
-      <w:r>
-        <w:rPr>
-          <w:iCs/>
-        </w:rPr>
-        <w:fldChar w:fldCharType="end"/>
-      </w:r>
-      <w:r>
-        <w:rPr>
-          <w:iCs/>
-        </w:rPr>
-        <w:t xml:space="preserve"> due to the accident. </w:t>
-      </w:r>
-    </w:p>
-    <w:p>
-      <w:pPr>
-        <w:pStyle w:val="Heading4"/>
-        <w:rPr>
-          <w:iCs/>
-        </w:rPr>
-      </w:pPr>
-      <w:r>
-        <w:rPr>
-          <w:iCs/>
-        </w:rPr>
-        <w:fldChar w:fldCharType="begin"/>
-      </w:r>
-      <w:r>
-        <w:rPr>
-          <w:iCs/>
-        </w:rPr>
-        <w:instrText xml:space="preserve"> MERGEFIELD Forename </w:instrText>
-      </w:r>
-      <w:r>
-        <w:rPr>
-          <w:iCs/>
-        </w:rPr>
-        <w:fldChar w:fldCharType="separate"/>
-      </w:r>
-      <w:r>
-        <w:rPr>
-          <w:iCs/>
-          <w:noProof/>
-        </w:rPr>
-        <w:t>«Forename»</w:t>
-      </w:r>
-      <w:r>
-        <w:rPr>
-          <w:iCs/>
-        </w:rPr>
-        <w:fldChar w:fldCharType="end"/>
-      </w:r>
-      <w:r>
-        <w:rPr>
-          <w:iCs/>
-        </w:rPr>
-        <w:t xml:space="preserve"> did attend</w:t>
-      </w:r>
-      <w:r>
-        <w:rPr>
-          <w:iCs/>
-        </w:rPr>
-        <w:t xml:space="preserve"> </w:t>
-      </w:r>
-      <w:r>
-        <w:rPr>
-          <w:iCs/>
-        </w:rPr>
-        <w:fldChar w:fldCharType="begin"/>
-      </w:r>
-      <w:r>
-        <w:rPr>
-          <w:iCs/>
-        </w:rPr>
-        <w:instrText xml:space="preserve"> MERGEFIELD Forename </w:instrText>
-      </w:r>
-      <w:r>
-        <w:rPr>
-          <w:iCs/>
-        </w:rPr>
-        <w:fldChar w:fldCharType="separate"/>
-      </w:r>
-      <w:r>
-        <w:rPr>
-          <w:iCs/>
-          <w:noProof/>
-        </w:rPr>
-        <w:t>«Forename»</w:t>
-      </w:r>
-      <w:r>
-        <w:rPr>
-          <w:iCs/>
-        </w:rPr>
-        <w:fldChar w:fldCharType="end"/>
-      </w:r>
-      <w:r>
-        <w:rPr>
-          <w:iCs/>
-        </w:rPr>
-        <w:t xml:space="preserve"> </w:t>
-      </w:r>
-      <w:r>
-        <w:rPr>
-          <w:iCs/>
-        </w:rPr>
-        <w:t xml:space="preserve"> GP XXXX  </w:t>
-      </w:r>
-    </w:p>
-    <w:p>
-      <w:pPr>
-        <w:pStyle w:val="Heading4"/>
-        <w:rPr>
-          <w:lang w:val="en-GB"/>
-        </w:rPr>
-      </w:pPr>
-      <w:r>
-        <w:rPr>
-          <w:iCs/>
-        </w:rPr>
-        <w:t xml:space="preserve">The examiner was </w:t>
-      </w:r>
-      <w:r>
-        <w:rPr>
-          <w:b/>
-          <w:bCs/>
-          <w:iCs/>
-        </w:rPr>
-        <w:t xml:space="preserve">not </w:t>
-      </w:r>
-      <w:r>
-        <w:rPr>
-          <w:iCs/>
-        </w:rPr>
-        <w:t>made aware of any additional health related costs.</w:t>
+        <w:t>The examiner was not made aware of any additional health related costs.</w:t>
       </w:r>
     </w:p>
     <w:tbl>
@@ -8598,7 +8257,7 @@
               <w:rPr>
                 <w:rFonts w:cstheme="minorHAnsi"/>
               </w:rPr>
-              <w:t xml:space="preserve"> </w:t>
+              <w:t xml:space="preserve">no imaging studies performed following the accident. </w:t>
             </w:r>
           </w:p>
           <w:p>
@@ -8667,7 +8326,7 @@
           <w:szCs w:val="26"/>
         </w:rPr>
       </w:pPr>
-      <w:bookmarkStart w:id="10" w:name="_Toc188993266"/>
+      <w:bookmarkStart w:id="10" w:name="_Toc232711705"/>
       <w:r>
         <w:lastRenderedPageBreak/>
         <w:t>W</w:t>
@@ -8956,7 +8615,7 @@
       <w:pPr>
         <w:pStyle w:val="Heading1"/>
       </w:pPr>
-      <w:bookmarkStart w:id="11" w:name="_Toc188993267"/>
+      <w:bookmarkStart w:id="11" w:name="_Toc232711706"/>
       <w:r>
         <w:t xml:space="preserve">Relevant </w:t>
       </w:r>
@@ -9324,10 +8983,47 @@
           <w:p>
             <w:pPr>
               <w:ind w:right="281"/>
-              <w:rPr>
-                <w:rFonts w:cstheme="minorHAnsi"/>
-              </w:rPr>
-            </w:pPr>
+              <w:jc w:val="both"/>
+              <w:rPr>
+                <w:rFonts w:cstheme="minorHAnsi"/>
+              </w:rPr>
+            </w:pPr>
+            <w:fldSimple w:instr=" MERGEFIELD Forename ">
+              <w:r>
+                <w:rPr>
+                  <w:noProof/>
+                </w:rPr>
+                <w:t>«Forename»</w:t>
+              </w:r>
+            </w:fldSimple>
+            <w:r>
+              <w:t xml:space="preserve">’s </w:t>
+            </w:r>
+            <w:fldSimple w:instr=" MERGEFIELD Guardian_attend1_rel ">
+              <w:r>
+                <w:rPr>
+                  <w:noProof/>
+                </w:rPr>
+                <w:t>«Guardian_attend1_rel»</w:t>
+              </w:r>
+            </w:fldSimple>
+            <w:r>
+              <w:t xml:space="preserve"> reported that </w:t>
+            </w:r>
+            <w:fldSimple w:instr=" MERGEFIELD Forename ">
+              <w:r>
+                <w:rPr>
+                  <w:noProof/>
+                </w:rPr>
+                <w:t>«Forename»</w:t>
+              </w:r>
+            </w:fldSimple>
+            <w:r>
+              <w:rPr>
+                <w:noProof/>
+              </w:rPr>
+              <w:t xml:space="preserve"> was not involved nor witness any other accident either prior to this accident or after this accident. </w:t>
+            </w:r>
           </w:p>
         </w:tc>
       </w:tr>
@@ -9427,7 +9123,7 @@
       <w:pPr>
         <w:pStyle w:val="Heading1"/>
       </w:pPr>
-      <w:bookmarkStart w:id="12" w:name="_Toc188993268"/>
+      <w:bookmarkStart w:id="12" w:name="_Toc232711707"/>
       <w:r>
         <w:lastRenderedPageBreak/>
         <w:t xml:space="preserve">Present </w:t>
@@ -9493,27 +9189,13 @@
         </w:r>
       </w:fldSimple>
       <w:r>
-        <w:t>/</w:t>
-      </w:r>
-      <w:fldSimple w:instr=" MERGEFIELD Guardian_attend2_rel ">
-        <w:r>
-          <w:rPr>
-            <w:noProof/>
-          </w:rPr>
-          <w:t>«Guardian_attend2_rel»</w:t>
-        </w:r>
-      </w:fldSimple>
-      <w:r>
-        <w:t>:</w:t>
+        <w:t xml:space="preserve">: </w:t>
       </w:r>
     </w:p>
     <w:p>
       <w:pPr>
         <w:pStyle w:val="Heading4"/>
       </w:pPr>
-      <w:r>
-        <w:t xml:space="preserve">Currently, </w:t>
-      </w:r>
       <w:fldSimple w:instr=" MERGEFIELD Forename ">
         <w:r>
           <w:rPr>
@@ -9523,33 +9205,19 @@
         </w:r>
       </w:fldSimple>
       <w:r>
-        <w:t xml:space="preserve"> is exhibiting </w:t>
-      </w:r>
-      <w:r>
-        <w:rPr>
-          <w:b/>
-          <w:bCs/>
-        </w:rPr>
-        <w:t>XXX</w:t>
-      </w:r>
-      <w:r>
-        <w:t xml:space="preserve">  specifically related to the accident. It </w:t>
-      </w:r>
-      <w:r>
-        <w:rPr>
-          <w:b/>
-          <w:bCs/>
-        </w:rPr>
-        <w:t>is not</w:t>
-      </w:r>
-      <w:r>
-        <w:t xml:space="preserve"> currently impacting though.</w:t>
-      </w:r>
-    </w:p>
-    <w:p>
-      <w:pPr>
-        <w:pStyle w:val="Heading4"/>
-      </w:pPr>
+        <w:t xml:space="preserve">’s </w:t>
+      </w:r>
+      <w:fldSimple w:instr=" MERGEFIELD Guardian_attend1_rel ">
+        <w:r>
+          <w:rPr>
+            <w:noProof/>
+          </w:rPr>
+          <w:t>«Guardian_attend1_rel»</w:t>
+        </w:r>
+      </w:fldSimple>
+      <w:r>
+        <w:t xml:space="preserve"> reported that </w:t>
+      </w:r>
       <w:fldSimple w:instr=" MERGEFIELD Forename ">
         <w:r>
           <w:rPr>
@@ -9559,17 +9227,10 @@
         </w:r>
       </w:fldSimple>
       <w:r>
-        <w:t xml:space="preserve"> </w:t>
-      </w:r>
-      <w:r>
-        <w:rPr>
-          <w:b/>
-          <w:bCs/>
-        </w:rPr>
-        <w:t>does or does not</w:t>
-      </w:r>
-      <w:r>
-        <w:t xml:space="preserve"> display symptoms of free-floating anxiety or somatic anxiety. </w:t>
+        <w:rPr>
+          <w:noProof/>
+        </w:rPr>
+        <w:t xml:space="preserve"> was not currently exhibiting any major emotional or behaivoural symptoms related to the accident. </w:t>
       </w:r>
     </w:p>
     <w:p>
@@ -9585,17 +9246,18 @@
         </w:r>
       </w:fldSimple>
       <w:r>
-        <w:t xml:space="preserve">’s sleep routine has </w:t>
-      </w:r>
-      <w:r>
-        <w:rPr>
-          <w:b/>
-          <w:bCs/>
-        </w:rPr>
-        <w:t>improved/remained unchanged</w:t>
-      </w:r>
-      <w:r>
-        <w:t xml:space="preserve"> and returned to an appropriately developmental level. </w:t>
+        <w:t xml:space="preserve">’s </w:t>
+      </w:r>
+      <w:fldSimple w:instr=" MERGEFIELD Guardian_attend1_rel ">
+        <w:r>
+          <w:rPr>
+            <w:noProof/>
+          </w:rPr>
+          <w:t>«Guardian_attend1_rel»</w:t>
+        </w:r>
+      </w:fldSimple>
+      <w:r>
+        <w:t xml:space="preserve"> reported that </w:t>
       </w:r>
       <w:fldSimple w:instr=" MERGEFIELD Forename ">
         <w:r>
@@ -9606,17 +9268,238 @@
         </w:r>
       </w:fldSimple>
       <w:r>
-        <w:t xml:space="preserve"> goes to bed at approximately </w:t>
-      </w:r>
-      <w:r>
-        <w:rPr>
-          <w:b/>
-          <w:bCs/>
-        </w:rPr>
-        <w:t xml:space="preserve">XX:XX </w:t>
-      </w:r>
-      <w:r>
-        <w:t xml:space="preserve">PM in </w:t>
+        <w:rPr>
+          <w:noProof/>
+        </w:rPr>
+        <w:t xml:space="preserve"> was not actively suffering from major anxiety symptoms. </w:t>
+      </w:r>
+    </w:p>
+    <w:p>
+      <w:pPr>
+        <w:pStyle w:val="Heading4"/>
+      </w:pPr>
+      <w:fldSimple w:instr=" MERGEFIELD Forename ">
+        <w:r>
+          <w:rPr>
+            <w:noProof/>
+          </w:rPr>
+          <w:t>«Forename»</w:t>
+        </w:r>
+      </w:fldSimple>
+      <w:r>
+        <w:t xml:space="preserve">’s </w:t>
+      </w:r>
+      <w:fldSimple w:instr=" MERGEFIELD Guardian_attend1_rel ">
+        <w:r>
+          <w:rPr>
+            <w:noProof/>
+          </w:rPr>
+          <w:t>«Guardian_attend1_rel»</w:t>
+        </w:r>
+      </w:fldSimple>
+      <w:r>
+        <w:t xml:space="preserve"> reported that </w:t>
+      </w:r>
+      <w:fldSimple w:instr=" MERGEFIELD Forename ">
+        <w:r>
+          <w:rPr>
+            <w:noProof/>
+          </w:rPr>
+          <w:t>«Forename»</w:t>
+        </w:r>
+      </w:fldSimple>
+      <w:r>
+        <w:rPr>
+          <w:noProof/>
+        </w:rPr>
+        <w:t xml:space="preserve"> was sleeping relatively well, most night without frequent waking. </w:t>
+      </w:r>
+    </w:p>
+    <w:p>
+      <w:pPr>
+        <w:pStyle w:val="Heading4"/>
+      </w:pPr>
+      <w:fldSimple w:instr=" MERGEFIELD Forename ">
+        <w:r>
+          <w:rPr>
+            <w:noProof/>
+          </w:rPr>
+          <w:t>«Forename»</w:t>
+        </w:r>
+      </w:fldSimple>
+      <w:r>
+        <w:t xml:space="preserve">’s </w:t>
+      </w:r>
+      <w:fldSimple w:instr=" MERGEFIELD Guardian_attend1_rel ">
+        <w:r>
+          <w:rPr>
+            <w:noProof/>
+          </w:rPr>
+          <w:t>«Guardian_attend1_rel»</w:t>
+        </w:r>
+      </w:fldSimple>
+      <w:r>
+        <w:t xml:space="preserve"> reported that </w:t>
+      </w:r>
+      <w:fldSimple w:instr=" MERGEFIELD Forename ">
+        <w:r>
+          <w:rPr>
+            <w:noProof/>
+          </w:rPr>
+          <w:t>«Forename»</w:t>
+        </w:r>
+      </w:fldSimple>
+      <w:r>
+        <w:rPr>
+          <w:noProof/>
+        </w:rPr>
+        <w:t xml:space="preserve"> was eating relatively well with a balanced diet. </w:t>
+      </w:r>
+      <w:fldSimple w:instr=" MERGEFIELD Forename ">
+        <w:r>
+          <w:rPr>
+            <w:noProof/>
+          </w:rPr>
+          <w:t>«Forename»</w:t>
+        </w:r>
+      </w:fldSimple>
+      <w:r>
+        <w:t>’s appetite is good.</w:t>
+      </w:r>
+    </w:p>
+    <w:p>
+      <w:pPr>
+        <w:pStyle w:val="Heading4"/>
+      </w:pPr>
+      <w:fldSimple w:instr=" MERGEFIELD Forename ">
+        <w:r>
+          <w:rPr>
+            <w:noProof/>
+          </w:rPr>
+          <w:t>«Forename»</w:t>
+        </w:r>
+      </w:fldSimple>
+      <w:r>
+        <w:t xml:space="preserve">’s </w:t>
+      </w:r>
+      <w:fldSimple w:instr=" MERGEFIELD Guardian_attend1_rel ">
+        <w:r>
+          <w:rPr>
+            <w:noProof/>
+          </w:rPr>
+          <w:t>«Guardian_attend1_rel»</w:t>
+        </w:r>
+      </w:fldSimple>
+      <w:r>
+        <w:t xml:space="preserve"> reported that </w:t>
+      </w:r>
+      <w:fldSimple w:instr=" MERGEFIELD Forename ">
+        <w:r>
+          <w:rPr>
+            <w:noProof/>
+          </w:rPr>
+          <w:t>«Forename»</w:t>
+        </w:r>
+      </w:fldSimple>
+      <w:r>
+        <w:rPr>
+          <w:noProof/>
+        </w:rPr>
+        <w:t xml:space="preserve"> </w:t>
+      </w:r>
+      <w:r>
+        <w:t>enters all cars</w:t>
+      </w:r>
+      <w:r>
+        <w:t xml:space="preserve">, without hesitation yet may be a more cautious passenger. </w:t>
+      </w:r>
+    </w:p>
+    <w:p>
+      <w:pPr>
+        <w:pStyle w:val="Heading4"/>
+      </w:pPr>
+      <w:fldSimple w:instr=" MERGEFIELD Forename ">
+        <w:r>
+          <w:rPr>
+            <w:noProof/>
+          </w:rPr>
+          <w:t>«Forename»</w:t>
+        </w:r>
+      </w:fldSimple>
+      <w:r>
+        <w:t xml:space="preserve">’s </w:t>
+      </w:r>
+      <w:fldSimple w:instr=" MERGEFIELD Guardian_attend1_rel ">
+        <w:r>
+          <w:rPr>
+            <w:noProof/>
+          </w:rPr>
+          <w:t>«Guardian_attend1_rel»</w:t>
+        </w:r>
+      </w:fldSimple>
+      <w:r>
+        <w:t xml:space="preserve"> reported that </w:t>
+      </w:r>
+      <w:fldSimple w:instr=" MERGEFIELD Forename ">
+        <w:r>
+          <w:rPr>
+            <w:noProof/>
+          </w:rPr>
+          <w:t>«Forename»</w:t>
+        </w:r>
+      </w:fldSimple>
+      <w:r>
+        <w:rPr>
+          <w:noProof/>
+        </w:rPr>
+        <w:t xml:space="preserve"> was not actively self-harming nor portraying active suicidal behaviour</w:t>
+      </w:r>
+      <w:r>
+        <w:t xml:space="preserve"> </w:t>
+      </w:r>
+    </w:p>
+    <w:p>
+      <w:pPr>
+        <w:pStyle w:val="Heading4"/>
+      </w:pPr>
+      <w:fldSimple w:instr=" MERGEFIELD Forename ">
+        <w:r>
+          <w:rPr>
+            <w:noProof/>
+          </w:rPr>
+          <w:t>«Forename»</w:t>
+        </w:r>
+      </w:fldSimple>
+      <w:r>
+        <w:t xml:space="preserve">’s </w:t>
+      </w:r>
+      <w:fldSimple w:instr=" MERGEFIELD Guardian_attend1_rel ">
+        <w:r>
+          <w:rPr>
+            <w:noProof/>
+          </w:rPr>
+          <w:t>«Guardian_attend1_rel»</w:t>
+        </w:r>
+      </w:fldSimple>
+      <w:r>
+        <w:t xml:space="preserve"> reported that </w:t>
+      </w:r>
+      <w:fldSimple w:instr=" MERGEFIELD Forename ">
+        <w:r>
+          <w:rPr>
+            <w:noProof/>
+          </w:rPr>
+          <w:t>«Forename»</w:t>
+        </w:r>
+      </w:fldSimple>
+      <w:r>
+        <w:rPr>
+          <w:noProof/>
+        </w:rPr>
+        <w:t xml:space="preserve"> </w:t>
+      </w:r>
+      <w:r>
+        <w:t xml:space="preserve">does not show regressed behaviour for </w:t>
       </w:r>
       <w:fldSimple w:instr=" MERGEFIELD Pronoun3 ">
         <w:r>
@@ -9630,15 +9513,13 @@
         <w:t xml:space="preserve"> </w:t>
       </w:r>
       <w:r>
-        <w:rPr>
-          <w:b/>
-          <w:bCs/>
-        </w:rPr>
-        <w:t>own</w:t>
-      </w:r>
-      <w:r>
-        <w:t xml:space="preserve"> room. </w:t>
-      </w:r>
+        <w:t xml:space="preserve">developmental age related to the accident. </w:t>
+      </w:r>
+    </w:p>
+    <w:p>
+      <w:pPr>
+        <w:pStyle w:val="Heading4"/>
+      </w:pPr>
       <w:fldSimple w:instr=" MERGEFIELD Forename ">
         <w:r>
           <w:rPr>
@@ -9648,76 +9529,19 @@
         </w:r>
       </w:fldSimple>
       <w:r>
-        <w:t xml:space="preserve"> wakes at </w:t>
-      </w:r>
-      <w:r>
-        <w:rPr>
-          <w:b/>
-          <w:bCs/>
-        </w:rPr>
-        <w:t>XX:XX</w:t>
-      </w:r>
-      <w:r>
-        <w:t xml:space="preserve"> AM.</w:t>
-      </w:r>
-      <w:r>
-        <w:rPr>
-          <w:b/>
-          <w:bCs/>
-        </w:rPr>
-        <w:t xml:space="preserve"> </w:t>
-      </w:r>
-      <w:r>
-        <w:rPr>
-          <w:b/>
-          <w:bCs/>
-        </w:rPr>
-        <w:fldChar w:fldCharType="begin"/>
-      </w:r>
-      <w:r>
-        <w:rPr>
-          <w:b/>
-          <w:bCs/>
-        </w:rPr>
-        <w:instrText xml:space="preserve"> MERGEFIELD Forename </w:instrText>
-      </w:r>
-      <w:r>
-        <w:rPr>
-          <w:b/>
-          <w:bCs/>
-        </w:rPr>
-        <w:fldChar w:fldCharType="separate"/>
-      </w:r>
-      <w:r>
-        <w:rPr>
-          <w:b/>
-          <w:bCs/>
-          <w:noProof/>
-        </w:rPr>
-        <w:t>«Forename»</w:t>
-      </w:r>
-      <w:r>
-        <w:rPr>
-          <w:b/>
-          <w:bCs/>
-        </w:rPr>
-        <w:fldChar w:fldCharType="end"/>
-      </w:r>
-      <w:r>
-        <w:rPr>
-          <w:b/>
-          <w:bCs/>
-        </w:rPr>
-        <w:t xml:space="preserve"> sleeps most of the night and does not have frequent intermittent waking.</w:t>
-      </w:r>
-      <w:r>
-        <w:t xml:space="preserve"> </w:t>
-      </w:r>
-    </w:p>
-    <w:p>
-      <w:pPr>
-        <w:pStyle w:val="Heading4"/>
-      </w:pPr>
+        <w:t xml:space="preserve">’s </w:t>
+      </w:r>
+      <w:fldSimple w:instr=" MERGEFIELD Guardian_attend1_rel ">
+        <w:r>
+          <w:rPr>
+            <w:noProof/>
+          </w:rPr>
+          <w:t>«Guardian_attend1_rel»</w:t>
+        </w:r>
+      </w:fldSimple>
+      <w:r>
+        <w:t xml:space="preserve"> reported that </w:t>
+      </w:r>
       <w:fldSimple w:instr=" MERGEFIELD Forename ">
         <w:r>
           <w:rPr>
@@ -9727,102 +9551,13 @@
         </w:r>
       </w:fldSimple>
       <w:r>
-        <w:t xml:space="preserve">’s appetite is </w:t>
-      </w:r>
-      <w:r>
-        <w:rPr>
-          <w:b/>
-          <w:bCs/>
-        </w:rPr>
-        <w:t>good</w:t>
-      </w:r>
-      <w:r>
-        <w:t>.</w:t>
-      </w:r>
-    </w:p>
-    <w:p>
-      <w:pPr>
-        <w:pStyle w:val="Heading4"/>
-        <w:rPr>
-          <w:b/>
-          <w:bCs/>
-        </w:rPr>
-      </w:pPr>
-      <w:r>
-        <w:rPr>
-          <w:b/>
-          <w:bCs/>
-        </w:rPr>
-        <w:fldChar w:fldCharType="begin"/>
-      </w:r>
-      <w:r>
-        <w:rPr>
-          <w:b/>
-          <w:bCs/>
-        </w:rPr>
-        <w:instrText xml:space="preserve"> MERGEFIELD Forename </w:instrText>
-      </w:r>
-      <w:r>
-        <w:rPr>
-          <w:b/>
-          <w:bCs/>
-        </w:rPr>
-        <w:fldChar w:fldCharType="separate"/>
-      </w:r>
-      <w:r>
-        <w:rPr>
-          <w:b/>
-          <w:bCs/>
+        <w:rPr>
           <w:noProof/>
         </w:rPr>
-        <w:t>«Forename»</w:t>
-      </w:r>
-      <w:r>
-        <w:rPr>
-          <w:b/>
-          <w:bCs/>
-        </w:rPr>
-        <w:fldChar w:fldCharType="end"/>
-      </w:r>
-      <w:r>
-        <w:rPr>
-          <w:b/>
-          <w:bCs/>
-        </w:rPr>
-        <w:t xml:space="preserve"> enters all cars.  </w:t>
-      </w:r>
-    </w:p>
-    <w:p>
-      <w:pPr>
-        <w:pStyle w:val="Heading4"/>
-      </w:pPr>
-      <w:r>
-        <w:t xml:space="preserve">There are </w:t>
-      </w:r>
-      <w:r>
-        <w:rPr>
-          <w:b/>
-          <w:bCs/>
-        </w:rPr>
-        <w:t>no</w:t>
-      </w:r>
-      <w:r>
-        <w:t xml:space="preserve"> reports of active self-injurious behaviour. </w:t>
-      </w:r>
-    </w:p>
-    <w:p>
-      <w:pPr>
-        <w:pStyle w:val="Heading4"/>
-      </w:pPr>
-      <w:r>
-        <w:rPr>
-          <w:b/>
-          <w:bCs/>
-        </w:rPr>
-        <w:t>No</w:t>
-      </w:r>
-      <w:r>
-        <w:t xml:space="preserve"> reported current obsessions, compulsions, hallucinations or delusions. </w:t>
+        <w:t xml:space="preserve"> </w:t>
+      </w:r>
+      <w:r>
+        <w:t>mood is generally, “”</w:t>
       </w:r>
     </w:p>
     <w:p>
@@ -9838,37 +9573,19 @@
         </w:r>
       </w:fldSimple>
       <w:r>
-        <w:t xml:space="preserve"> </w:t>
-      </w:r>
-      <w:r>
-        <w:rPr>
-          <w:b/>
-          <w:bCs/>
-        </w:rPr>
-        <w:t>does not</w:t>
-      </w:r>
-      <w:r>
-        <w:t xml:space="preserve"> show regressed behaviour for </w:t>
-      </w:r>
-      <w:fldSimple w:instr=" MERGEFIELD Pronoun3 ">
+        <w:t xml:space="preserve">’s </w:t>
+      </w:r>
+      <w:fldSimple w:instr=" MERGEFIELD Guardian_attend1_rel ">
         <w:r>
           <w:rPr>
             <w:noProof/>
           </w:rPr>
-          <w:t>«Pronoun3»</w:t>
+          <w:t>«Guardian_attend1_rel»</w:t>
         </w:r>
       </w:fldSimple>
       <w:r>
-        <w:t xml:space="preserve"> </w:t>
-      </w:r>
-      <w:r>
-        <w:t xml:space="preserve">developmental age related to the accident. </w:t>
-      </w:r>
-    </w:p>
-    <w:p>
-      <w:pPr>
-        <w:pStyle w:val="Heading4"/>
-      </w:pPr>
+        <w:t xml:space="preserve"> reported that </w:t>
+      </w:r>
       <w:fldSimple w:instr=" MERGEFIELD Forename ">
         <w:r>
           <w:rPr>
@@ -9878,105 +9595,11 @@
         </w:r>
       </w:fldSimple>
       <w:r>
-        <w:t xml:space="preserve"> </w:t>
-      </w:r>
-      <w:r>
-        <w:rPr>
-          <w:b/>
-          <w:bCs/>
-        </w:rPr>
-        <w:t>does or does not</w:t>
-      </w:r>
-      <w:r>
-        <w:t xml:space="preserve"> demonstrate frequent or intense ‘melt-downs’ or tantrums related to the accident. </w:t>
-      </w:r>
-    </w:p>
-    <w:p>
-      <w:pPr>
-        <w:pStyle w:val="Heading4"/>
-      </w:pPr>
-      <w:fldSimple w:instr=" MERGEFIELD Forename ">
-        <w:r>
-          <w:rPr>
-            <w:noProof/>
-          </w:rPr>
-          <w:t>«Forename»</w:t>
-        </w:r>
-      </w:fldSimple>
-      <w:r>
-        <w:t xml:space="preserve"> </w:t>
-      </w:r>
-      <w:r>
-        <w:rPr>
-          <w:b/>
-          <w:bCs/>
-        </w:rPr>
-        <w:t>does not</w:t>
-      </w:r>
-      <w:r>
-        <w:t xml:space="preserve"> demonstrate an active startle response. </w:t>
-      </w:r>
-    </w:p>
-    <w:p>
-      <w:pPr>
-        <w:pStyle w:val="Heading4"/>
-      </w:pPr>
-      <w:r>
-        <w:t xml:space="preserve"> </w:t>
-      </w:r>
-      <w:fldSimple w:instr=" MERGEFIELD Forename ">
-        <w:r>
-          <w:rPr>
-            <w:noProof/>
-          </w:rPr>
-          <w:t>«Forename»</w:t>
-        </w:r>
-      </w:fldSimple>
-      <w:r>
-        <w:t xml:space="preserve"> </w:t>
-      </w:r>
-      <w:r>
-        <w:rPr>
-          <w:b/>
-          <w:bCs/>
-        </w:rPr>
-        <w:t>is or is not</w:t>
-      </w:r>
-      <w:r>
-        <w:t xml:space="preserve"> reported to have an active depressed mood. </w:t>
-      </w:r>
-    </w:p>
-    <w:p>
-      <w:pPr>
-        <w:pStyle w:val="Heading4"/>
-      </w:pPr>
-      <w:fldSimple w:instr=" MERGEFIELD Forename ">
-        <w:r>
-          <w:rPr>
-            <w:noProof/>
-          </w:rPr>
-          <w:t>«Forename»</w:t>
-        </w:r>
-      </w:fldSimple>
-      <w:r>
-        <w:t xml:space="preserve"> currently has a </w:t>
-      </w:r>
-      <w:r>
-        <w:rPr>
-          <w:b/>
-          <w:bCs/>
-        </w:rPr>
-        <w:t>number of hobbies.</w:t>
-      </w:r>
-      <w:r>
-        <w:t xml:space="preserve">  </w:t>
-      </w:r>
-    </w:p>
-    <w:p>
-      <w:pPr>
-        <w:pStyle w:val="NoSpacing"/>
-        <w:jc w:val="both"/>
-      </w:pPr>
+        <w:rPr>
+          <w:noProof/>
+        </w:rPr>
+        <w:t xml:space="preserve"> is generally doing well in school. </w:t>
+      </w:r>
     </w:p>
     <w:p>
       <w:pPr>
@@ -10247,7 +9870,7 @@
       <w:pPr>
         <w:pStyle w:val="Heading1"/>
       </w:pPr>
-      <w:bookmarkStart w:id="13" w:name="_Toc188993269"/>
+      <w:bookmarkStart w:id="13" w:name="_Toc232711708"/>
       <w:r>
         <w:lastRenderedPageBreak/>
         <w:t>C</w:t>
@@ -10396,26 +10019,8 @@
         </w:r>
       </w:fldSimple>
       <w:r>
-        <w:t>/</w:t>
-      </w:r>
-      <w:fldSimple w:instr=" MERGEFIELD Guardian_attend2_rel ">
-        <w:r>
-          <w:rPr>
-            <w:noProof/>
-          </w:rPr>
-          <w:t>«Guardian_attend2_rel»</w:t>
-        </w:r>
-      </w:fldSimple>
-    </w:p>
-    <w:p>
-      <w:pPr>
-        <w:pStyle w:val="Heading4"/>
-      </w:pPr>
-    </w:p>
-    <w:p>
-      <w:pPr>
-        <w:pStyle w:val="Heading4"/>
-      </w:pPr>
+        <w:t xml:space="preserve">, </w:t>
+      </w:r>
       <w:r>
         <w:t xml:space="preserve"> and appeared comfortable sitting in a chair. </w:t>
       </w:r>
@@ -10434,14 +10039,23 @@
         <w:t xml:space="preserve"> </w:t>
       </w:r>
       <w:r>
-        <w:t xml:space="preserve">demonstrated </w:t>
+        <w:t>demonstrated</w:t>
+      </w:r>
+      <w:r>
+        <w:t xml:space="preserve"> </w:t>
+      </w:r>
+      <w:r>
+        <w:t>no</w:t>
+      </w:r>
+      <w:r>
+        <w:t xml:space="preserve"> distress</w:t>
       </w:r>
       <w:r>
         <w:rPr>
           <w:b/>
           <w:bCs/>
         </w:rPr>
-        <w:t xml:space="preserve">distress </w:t>
+        <w:t xml:space="preserve"> </w:t>
       </w:r>
       <w:r>
         <w:t xml:space="preserve">speaking of the accident.  </w:t>
@@ -10466,7 +10080,7 @@
         </w:r>
       </w:fldSimple>
       <w:r>
-        <w:t xml:space="preserve"> age. </w:t>
+        <w:t xml:space="preserve"> age. No tics or abnormal movement. </w:t>
       </w:r>
       <w:fldSimple w:instr=" MERGEFIELD Forename ">
         <w:r>
@@ -10477,17 +10091,16 @@
         </w:r>
       </w:fldSimple>
       <w:r>
-        <w:t xml:space="preserve"> offered information liberally and required </w:t>
-      </w:r>
-      <w:r>
-        <w:rPr>
-          <w:b/>
-          <w:bCs/>
-        </w:rPr>
-        <w:t xml:space="preserve">direct </w:t>
-      </w:r>
-      <w:r>
-        <w:t xml:space="preserve">questioning. No tics or abnormal movement. </w:t>
+        <w:t>’s</w:t>
+      </w:r>
+      <w:r>
+        <w:t xml:space="preserve"> mood objectively was euthymic (not depressed, i.e., relatively normal mood) and reactive affect. </w:t>
+      </w:r>
+      <w:r>
+        <w:t xml:space="preserve">Speech </w:t>
+      </w:r>
+      <w:r>
+        <w:t xml:space="preserve">was unremarkable. </w:t>
       </w:r>
       <w:fldSimple w:instr=" MERGEFIELD Forename ">
         <w:r>
@@ -10498,10 +10111,13 @@
         </w:r>
       </w:fldSimple>
       <w:r>
-        <w:t>’s</w:t>
-      </w:r>
-      <w:r>
-        <w:t xml:space="preserve"> mood objectively was euthymic (not depressed, i.e., relatively normal mood) and reactive and anxious affect. </w:t>
+        <w:t xml:space="preserve"> </w:t>
+      </w:r>
+      <w:r>
+        <w:t>did not appear</w:t>
+      </w:r>
+      <w:r>
+        <w:t xml:space="preserve"> anxious during the interview. No overt delusions, hallucinations, obsessions, or compulsions were observed. There was no evidence of self-injurious or suicidal behaviour during the examination. </w:t>
       </w:r>
       <w:fldSimple w:instr=" MERGEFIELD Forename ">
         <w:r>
@@ -10512,38 +10128,6 @@
         </w:r>
       </w:fldSimple>
       <w:r>
-        <w:t xml:space="preserve"> was appropriately </w:t>
-      </w:r>
-      <w:r>
-        <w:rPr>
-          <w:b/>
-          <w:bCs/>
-        </w:rPr>
-        <w:t>labile</w:t>
-      </w:r>
-      <w:r>
-        <w:t xml:space="preserve"> (crying) at times. Speech was unremarkable. </w:t>
-      </w:r>
-      <w:fldSimple w:instr=" MERGEFIELD Forename ">
-        <w:r>
-          <w:rPr>
-            <w:noProof/>
-          </w:rPr>
-          <w:t>«Forename»</w:t>
-        </w:r>
-      </w:fldSimple>
-      <w:r>
-        <w:t xml:space="preserve"> appeared anxious during the interview. No overt delusions, hallucinations, obsessions, or compulsions were observed. There was no evidence of self-injurious or suicidal behaviour during the examination. </w:t>
-      </w:r>
-      <w:fldSimple w:instr=" MERGEFIELD Forename ">
-        <w:r>
-          <w:rPr>
-            <w:noProof/>
-          </w:rPr>
-          <w:t>«Forename»</w:t>
-        </w:r>
-      </w:fldSimple>
-      <w:r>
         <w:t xml:space="preserve"> was orientated to time, place, and person. For </w:t>
       </w:r>
       <w:fldSimple w:instr=" MERGEFIELD Pronoun3 ">
@@ -10566,7 +10150,13 @@
         </w:r>
       </w:fldSimple>
       <w:r>
-        <w:t xml:space="preserve"> demonstrated good insight as to the purpose of today’s interview.  </w:t>
+        <w:t xml:space="preserve"> demonstrated </w:t>
+      </w:r>
+      <w:r>
+        <w:t>no</w:t>
+      </w:r>
+      <w:r>
+        <w:t xml:space="preserve"> insight as to the purpose of today’s interview.  </w:t>
       </w:r>
     </w:p>
     <w:p>
@@ -10586,22 +10176,6 @@
       </w:pPr>
       <w:r>
         <w:t xml:space="preserve">No physical examination was performed. </w:t>
-      </w:r>
-    </w:p>
-    <w:p>
-      <w:pPr>
-        <w:pStyle w:val="Heading3"/>
-      </w:pPr>
-      <w:r>
-        <w:t>Overall:</w:t>
-      </w:r>
-    </w:p>
-    <w:p>
-      <w:pPr>
-        <w:pStyle w:val="Heading4"/>
-      </w:pPr>
-      <w:r>
-        <w:t xml:space="preserve">Objectively, </w:t>
       </w:r>
     </w:p>
     <w:p>
@@ -10798,7 +10372,7 @@
           <w:lang w:val="en-GB"/>
         </w:rPr>
       </w:pPr>
-      <w:bookmarkStart w:id="14" w:name="_Toc188993270"/>
+      <w:bookmarkStart w:id="14" w:name="_Toc232711709"/>
       <w:r>
         <w:rPr>
           <w:lang w:val="en-GB"/>
@@ -14419,7 +13993,7 @@
       <w:pPr>
         <w:pStyle w:val="Heading1"/>
       </w:pPr>
-      <w:bookmarkStart w:id="15" w:name="_Toc188993271"/>
+      <w:bookmarkStart w:id="15" w:name="_Toc232711710"/>
       <w:r>
         <w:lastRenderedPageBreak/>
         <w:t>O</w:t>
@@ -15511,7 +15085,6 @@
         <w:tc>
           <w:tcPr>
             <w:tcW w:w="6902" w:type="dxa"/>
-            <w:shd w:val="clear" w:color="auto" w:fill="auto"/>
           </w:tcPr>
           <w:p>
             <w:pPr>
@@ -15533,7 +15106,6 @@
         <w:tc>
           <w:tcPr>
             <w:tcW w:w="2548" w:type="dxa"/>
-            <w:shd w:val="clear" w:color="auto" w:fill="auto"/>
           </w:tcPr>
           <w:p>
             <w:pPr>
@@ -15561,7 +15133,6 @@
         <w:tc>
           <w:tcPr>
             <w:tcW w:w="6902" w:type="dxa"/>
-            <w:shd w:val="clear" w:color="auto" w:fill="auto"/>
           </w:tcPr>
           <w:p>
             <w:pPr>
@@ -15585,7 +15156,6 @@
         <w:tc>
           <w:tcPr>
             <w:tcW w:w="2548" w:type="dxa"/>
-            <w:shd w:val="clear" w:color="auto" w:fill="auto"/>
           </w:tcPr>
           <w:p>
             <w:pPr>
@@ -15607,7 +15177,6 @@
         <w:tc>
           <w:tcPr>
             <w:tcW w:w="6902" w:type="dxa"/>
-            <w:shd w:val="clear" w:color="auto" w:fill="auto"/>
           </w:tcPr>
           <w:p>
             <w:pPr>
@@ -15627,7 +15196,6 @@
         <w:tc>
           <w:tcPr>
             <w:tcW w:w="2548" w:type="dxa"/>
-            <w:shd w:val="clear" w:color="auto" w:fill="auto"/>
           </w:tcPr>
           <w:p>
             <w:pPr>
@@ -15700,7 +15268,6 @@
           <w:tcPr>
             <w:tcW w:w="9450" w:type="dxa"/>
             <w:gridSpan w:val="2"/>
-            <w:shd w:val="clear" w:color="auto" w:fill="auto"/>
           </w:tcPr>
           <w:p>
             <w:pPr>
@@ -15874,7 +15441,7 @@
       <w:pPr>
         <w:pStyle w:val="Heading1"/>
       </w:pPr>
-      <w:bookmarkStart w:id="16" w:name="_Toc188993272"/>
+      <w:bookmarkStart w:id="16" w:name="_Toc232711711"/>
       <w:r>
         <w:lastRenderedPageBreak/>
         <w:t xml:space="preserve">Anticipated </w:t>
@@ -15989,7 +15556,7 @@
       <w:pPr>
         <w:pStyle w:val="Heading1"/>
       </w:pPr>
-      <w:bookmarkStart w:id="17" w:name="_Toc188993273"/>
+      <w:bookmarkStart w:id="17" w:name="_Toc232711712"/>
       <w:r>
         <w:lastRenderedPageBreak/>
         <w:t>Summary</w:t>
@@ -16071,6 +15638,10 @@
     <w:p>
       <w:pPr>
         <w:pStyle w:val="Heading4"/>
+        <w:rPr>
+          <w:b/>
+          <w:bCs/>
+        </w:rPr>
       </w:pPr>
       <w:r>
         <w:t>In my opinion, t</w:t>
@@ -16179,32 +15750,13 @@
       <w:r>
         <w:t xml:space="preserve"> demonstrated the features of this disorder which included distress related to the accident, </w:t>
       </w:r>
-    </w:p>
-    <w:p>
-      <w:pPr>
-        <w:pStyle w:val="Heading4"/>
-      </w:pPr>
-    </w:p>
-    <w:p>
-      <w:pPr>
-        <w:pStyle w:val="Heading4"/>
+      <w:r>
         <w:rPr>
           <w:b/>
           <w:bCs/>
         </w:rPr>
-      </w:pPr>
-      <w:r>
-        <w:rPr>
-          <w:b/>
-          <w:bCs/>
-        </w:rPr>
         <w:t xml:space="preserve">heightened comfort seeking behaviours, withdrawal behaviour,  hypervigilance, safety checking behaviours, nightmares, relived experience, low mood, nocturnal enuresis, and sleep disturbance.  </w:t>
       </w:r>
-    </w:p>
-    <w:p>
-      <w:pPr>
-        <w:pStyle w:val="Heading4"/>
-      </w:pPr>
     </w:p>
     <w:p>
       <w:pPr>
@@ -16229,26 +15781,17 @@
           <w:b/>
           <w:bCs/>
         </w:rPr>
-        <w:t>mild/moderate/serious/severe</w:t>
-      </w:r>
-      <w:r>
-        <w:t xml:space="preserve"> emotional and behavioural symptoms due to the accident for approximately </w:t>
+        <w:t>minor</w:t>
       </w:r>
       <w:r>
         <w:rPr>
           <w:b/>
           <w:bCs/>
         </w:rPr>
-        <w:t>XX</w:t>
-      </w:r>
-      <w:r>
-        <w:t xml:space="preserve"> months following the accident. In my opinion, this condition</w:t>
-      </w:r>
-      <w:r>
-        <w:t xml:space="preserve"> </w:t>
-      </w:r>
-      <w:r>
-        <w:t xml:space="preserve">improved by </w:t>
+        <w:t>/moderate/serious/severe</w:t>
+      </w:r>
+      <w:r>
+        <w:t xml:space="preserve"> emotional and behavioural symptoms due to the accident for approximately </w:t>
       </w:r>
       <w:r>
         <w:rPr>
@@ -16258,23 +15801,19 @@
         <w:t>XX</w:t>
       </w:r>
       <w:r>
-        <w:t xml:space="preserve"> months following the accident with </w:t>
-      </w:r>
-      <w:r>
-        <w:rPr>
-          <w:i/>
-          <w:iCs/>
-        </w:rPr>
-        <w:t>(describe symptoms that improved)</w:t>
-      </w:r>
-      <w:r>
-        <w:t xml:space="preserve">. </w:t>
+        <w:t xml:space="preserve"> months following the accident. </w:t>
       </w:r>
     </w:p>
     <w:p>
       <w:pPr>
         <w:pStyle w:val="Heading4"/>
       </w:pPr>
+      <w:r>
+        <w:t>In my opinion, t</w:t>
+      </w:r>
+      <w:r>
+        <w:t xml:space="preserve">he prognosis for </w:t>
+      </w:r>
       <w:fldSimple w:instr=" MERGEFIELD Forename ">
         <w:r>
           <w:rPr>
@@ -16284,13 +15823,41 @@
         </w:r>
       </w:fldSimple>
       <w:r>
-        <w:t xml:space="preserve">’s family </w:t>
-      </w:r>
-      <w:r>
-        <w:t xml:space="preserve">appropriately provided a reassuring home environment during the recovery period and </w:t>
-      </w:r>
-      <w:r>
-        <w:t xml:space="preserve">appropriately tried to reassure </w:t>
+        <w:t xml:space="preserve"> </w:t>
+      </w:r>
+      <w:r>
+        <w:t xml:space="preserve">following </w:t>
+      </w:r>
+      <w:fldSimple w:instr=" MERGEFIELD Pronoun3 ">
+        <w:r>
+          <w:rPr>
+            <w:noProof/>
+          </w:rPr>
+          <w:t>«Pronoun3»</w:t>
+        </w:r>
+      </w:fldSimple>
+      <w:r>
+        <w:t xml:space="preserve"> </w:t>
+      </w:r>
+      <w:r>
+        <w:rPr>
+          <w:b/>
+          <w:bCs/>
+        </w:rPr>
+        <w:t>post-traumatic stress disorder/adjustment disorder/nocturnal enuresis</w:t>
+      </w:r>
+      <w:r>
+        <w:t xml:space="preserve"> related to the accident is </w:t>
+      </w:r>
+      <w:r>
+        <w:rPr>
+          <w:b/>
+          <w:bCs/>
+        </w:rPr>
+        <w:t>positive/unknown</w:t>
+      </w:r>
+      <w:r>
+        <w:t xml:space="preserve">, and </w:t>
       </w:r>
       <w:fldSimple w:instr=" MERGEFIELD Forename ">
         <w:r>
@@ -16301,65 +15868,23 @@
         </w:r>
       </w:fldSimple>
       <w:r>
-        <w:t>.</w:t>
-      </w:r>
-      <w:r>
         <w:t xml:space="preserve"> </w:t>
       </w:r>
+      <w:r>
+        <w:rPr>
+          <w:b/>
+          <w:bCs/>
+        </w:rPr>
+        <w:t>has largely recovered/will need additional time to recover</w:t>
+      </w:r>
+      <w:r>
+        <w:t xml:space="preserve">. </w:t>
+      </w:r>
     </w:p>
     <w:p>
       <w:pPr>
         <w:pStyle w:val="Heading4"/>
       </w:pPr>
-      <w:r>
-        <w:t xml:space="preserve">Within my area of expertise, </w:t>
-      </w:r>
-      <w:r>
-        <w:t xml:space="preserve">I am not aware of any long-term impacts of the accident on </w:t>
-      </w:r>
-      <w:r>
-        <w:fldChar w:fldCharType="begin"/>
-      </w:r>
-      <w:r>
-        <w:instrText xml:space="preserve"> MERGEFIELD Forename </w:instrText>
-      </w:r>
-      <w:r>
-        <w:fldChar w:fldCharType="separate"/>
-      </w:r>
-      <w:r>
-        <w:rPr>
-          <w:noProof/>
-        </w:rPr>
-        <w:t>«</w:t>
-      </w:r>
-      <w:proofErr w:type="spellStart"/>
-      <w:r>
-        <w:rPr>
-          <w:noProof/>
-        </w:rPr>
-        <w:t>Forename»</w:t>
-      </w:r>
-      <w:r>
-        <w:rPr>
-          <w:noProof/>
-        </w:rPr>
-        <w:fldChar w:fldCharType="end"/>
-      </w:r>
-      <w:r>
-        <w:t>’s</w:t>
-      </w:r>
-      <w:proofErr w:type="spellEnd"/>
-      <w:r>
-        <w:t xml:space="preserve"> health beyond what has been discussed.</w:t>
-      </w:r>
-    </w:p>
-    <w:p>
-      <w:pPr>
-        <w:pStyle w:val="Heading4"/>
-      </w:pPr>
-      <w:r>
-        <w:t xml:space="preserve">I am also not aware of any other consequences of this injury or any past medical history of relevance to </w:t>
-      </w:r>
       <w:fldSimple w:instr=" MERGEFIELD Forename ">
         <w:r>
           <w:rPr>
@@ -16369,27 +15894,13 @@
         </w:r>
       </w:fldSimple>
       <w:r>
-        <w:t xml:space="preserve"> that would impact </w:t>
-      </w:r>
-      <w:r>
-        <w:t>their</w:t>
-      </w:r>
-      <w:r>
-        <w:t xml:space="preserve"> </w:t>
-      </w:r>
-      <w:r>
-        <w:t>current condition.</w:t>
-      </w:r>
-    </w:p>
-    <w:p>
-      <w:pPr>
-        <w:pStyle w:val="Heading4"/>
-      </w:pPr>
-      <w:r>
-        <w:t>In my opinion, t</w:t>
-      </w:r>
-      <w:r>
-        <w:t xml:space="preserve">he prognosis for </w:t>
+        <w:t xml:space="preserve">’s family </w:t>
+      </w:r>
+      <w:r>
+        <w:t xml:space="preserve">appropriately provided a reassuring home environment during the recovery period and </w:t>
+      </w:r>
+      <w:r>
+        <w:t xml:space="preserve">appropriately tried to reassure </w:t>
       </w:r>
       <w:fldSimple w:instr=" MERGEFIELD Forename ">
         <w:r>
@@ -16400,41 +15911,64 @@
         </w:r>
       </w:fldSimple>
       <w:r>
+        <w:t>.</w:t>
+      </w:r>
+      <w:r>
         <w:t xml:space="preserve"> </w:t>
       </w:r>
-      <w:r>
-        <w:t xml:space="preserve">following </w:t>
-      </w:r>
-      <w:fldSimple w:instr=" MERGEFIELD Pronoun3 ">
-        <w:r>
-          <w:rPr>
-            <w:noProof/>
-          </w:rPr>
-          <w:t>«Pronoun3»</w:t>
-        </w:r>
-      </w:fldSimple>
-      <w:r>
-        <w:t xml:space="preserve"> </w:t>
-      </w:r>
-      <w:r>
-        <w:rPr>
-          <w:b/>
-          <w:bCs/>
-        </w:rPr>
-        <w:t>post-traumatic stress disorder/adjustment disorder/nocturnal enuresis</w:t>
-      </w:r>
-      <w:r>
-        <w:t xml:space="preserve"> related to the accident is </w:t>
-      </w:r>
-      <w:r>
-        <w:rPr>
-          <w:b/>
-          <w:bCs/>
-        </w:rPr>
-        <w:t>positive/unknown</w:t>
-      </w:r>
-      <w:r>
-        <w:t xml:space="preserve">, and </w:t>
+    </w:p>
+    <w:p>
+      <w:pPr>
+        <w:pStyle w:val="Heading4"/>
+      </w:pPr>
+      <w:r>
+        <w:t xml:space="preserve">Within my area of expertise, </w:t>
+      </w:r>
+      <w:r>
+        <w:t xml:space="preserve">I am not aware of any long-term impacts of the accident on </w:t>
+      </w:r>
+      <w:r>
+        <w:fldChar w:fldCharType="begin"/>
+      </w:r>
+      <w:r>
+        <w:instrText xml:space="preserve"> MERGEFIELD Forename </w:instrText>
+      </w:r>
+      <w:r>
+        <w:fldChar w:fldCharType="separate"/>
+      </w:r>
+      <w:r>
+        <w:rPr>
+          <w:noProof/>
+        </w:rPr>
+        <w:t>«</w:t>
+      </w:r>
+      <w:proofErr w:type="spellStart"/>
+      <w:r>
+        <w:rPr>
+          <w:noProof/>
+        </w:rPr>
+        <w:t>Forename»</w:t>
+      </w:r>
+      <w:r>
+        <w:rPr>
+          <w:noProof/>
+        </w:rPr>
+        <w:fldChar w:fldCharType="end"/>
+      </w:r>
+      <w:r>
+        <w:t>’s</w:t>
+      </w:r>
+      <w:proofErr w:type="spellEnd"/>
+      <w:r>
+        <w:t xml:space="preserve"> health beyond what has been discussed.</w:t>
+      </w:r>
+    </w:p>
+    <w:p>
+      <w:pPr>
+        <w:pStyle w:val="Heading4"/>
+      </w:pPr>
+      <w:r>
+        <w:t xml:space="preserve">I am also not aware of any other consequences of this injury or any past medical history of relevance to </w:t>
       </w:r>
       <w:fldSimple w:instr=" MERGEFIELD Forename ">
         <w:r>
@@ -16445,19 +15979,16 @@
         </w:r>
       </w:fldSimple>
       <w:r>
-        <w:t xml:space="preserve"> </w:t>
-      </w:r>
-      <w:r>
-        <w:rPr>
-          <w:b/>
-          <w:bCs/>
-        </w:rPr>
-        <w:t>has largely recovered/will need additional time to recover</w:t>
-      </w:r>
-      <w:r>
-        <w:t xml:space="preserve">. </w:t>
-      </w:r>
-    </w:p>
+        <w:t xml:space="preserve"> that would impact </w:t>
+      </w:r>
+      <w:r>
+        <w:t xml:space="preserve">their </w:t>
+      </w:r>
+      <w:r>
+        <w:t>current condition.</w:t>
+      </w:r>
+    </w:p>
+    <w:p/>
     <w:p>
       <w:pPr>
         <w:pStyle w:val="Heading1"/>
@@ -16487,7 +16018,7 @@
       <w:pPr>
         <w:pStyle w:val="Heading1"/>
       </w:pPr>
-      <w:bookmarkStart w:id="18" w:name="_Toc188993274"/>
+      <w:bookmarkStart w:id="18" w:name="_Toc232711713"/>
       <w:r>
         <w:lastRenderedPageBreak/>
         <w:t>Declaration</w:t>
@@ -16552,7 +16083,7 @@
       <w:pPr>
         <w:pStyle w:val="Heading1"/>
       </w:pPr>
-      <w:bookmarkStart w:id="19" w:name="_Toc188993275"/>
+      <w:bookmarkStart w:id="19" w:name="_Toc232711714"/>
       <w:r>
         <w:lastRenderedPageBreak/>
         <w:t xml:space="preserve">Completed </w:t>
@@ -19184,7 +18715,7 @@
   <w:abstractNum w:abstractNumId="16" w15:restartNumberingAfterBreak="0">
     <w:nsid w:val="4B21005C"/>
     <w:multiLevelType w:val="multilevel"/>
-    <w:tmpl w:val="162C13F4"/>
+    <w:tmpl w:val="C5CCC432"/>
     <w:lvl w:ilvl="0">
       <w:start w:val="1"/>
       <w:numFmt w:val="decimal"/>
